--- a/Лабы/2.2.6.docx
+++ b/Лабы/2.2.6.docx
@@ -1010,14 +1010,24 @@
           <w:szCs w:val="22"/>
           <w:lang w:val="ru-RU"/>
         </w:rPr>
-        <w:t>ηrv</w:t>
+        <w:t>ηr</w:t>
       </w:r>
       <w:proofErr w:type="spellEnd"/>
       <w:r>
         <w:rPr>
-          <w:rFonts w:ascii="Arial" w:hAnsi="Arial" w:cs="Arial"/>
+          <w:rFonts w:ascii="Cambria Math" w:hAnsi="Cambria Math" w:cs="Cambria Math"/>
           <w:b/>
           <w:bCs/>
+          <w:sz w:val="24"/>
+          <w:szCs w:val="24"/>
+        </w:rPr>
+        <w:t>υ</w:t>
+      </w:r>
+      <w:r>
+        <w:rPr>
+          <w:rFonts w:ascii="Arial" w:hAnsi="Arial" w:cs="Arial"/>
+          <w:b/>
+          <w:bCs/>
           <w:sz w:val="22"/>
           <w:szCs w:val="22"/>
           <w:lang w:val="ru-RU"/>
@@ -1065,7 +1075,23 @@
           <w:sz w:val="22"/>
           <w:szCs w:val="22"/>
         </w:rPr>
-        <w:t> v </w:t>
+        <w:t> </w:t>
+      </w:r>
+      <w:r>
+        <w:rPr>
+          <w:rFonts w:ascii="Cambria Math" w:hAnsi="Cambria Math" w:cs="Cambria Math"/>
+          <w:sz w:val="24"/>
+          <w:szCs w:val="24"/>
+        </w:rPr>
+        <w:t>υ</w:t>
+      </w:r>
+      <w:r>
+        <w:rPr>
+          <w:rFonts w:ascii="Arial" w:hAnsi="Arial" w:cs="Arial"/>
+          <w:sz w:val="22"/>
+          <w:szCs w:val="22"/>
+        </w:rPr>
+        <w:t> </w:t>
       </w:r>
       <w:r>
         <w:rPr>
@@ -1283,7 +1309,7 @@
           <w:lang w:val="ru-RU"/>
         </w:rPr>
         <w:drawing>
-          <wp:anchor distT="0" distB="0" distL="114300" distR="114300" simplePos="0" relativeHeight="251662336" behindDoc="1" locked="0" layoutInCell="1" allowOverlap="1" wp14:anchorId="0ED83302" wp14:editId="7CE917F9">
+          <wp:anchor distT="0" distB="0" distL="114300" distR="114300" simplePos="0" relativeHeight="251662336" behindDoc="1" locked="0" layoutInCell="1" allowOverlap="1" wp14:anchorId="0ED83302" wp14:editId="355A2021">
             <wp:simplePos x="0" y="0"/>
             <wp:positionH relativeFrom="column">
               <wp:posOffset>1392555</wp:posOffset>
@@ -1399,7 +1425,7 @@
         </w:rPr>
         <w:lastRenderedPageBreak/>
         <w:drawing>
-          <wp:anchor distT="0" distB="0" distL="114300" distR="114300" simplePos="0" relativeHeight="251660288" behindDoc="1" locked="0" layoutInCell="1" allowOverlap="1" wp14:anchorId="4968E905" wp14:editId="6B5B3CC5">
+          <wp:anchor distT="0" distB="0" distL="114300" distR="114300" simplePos="0" relativeHeight="251660288" behindDoc="1" locked="0" layoutInCell="1" allowOverlap="1" wp14:anchorId="4968E905" wp14:editId="27C9E13E">
             <wp:simplePos x="0" y="0"/>
             <wp:positionH relativeFrom="column">
               <wp:posOffset>1390015</wp:posOffset>
@@ -1874,7 +1900,7 @@
           <w:lang w:val="ru-RU"/>
         </w:rPr>
         <w:drawing>
-          <wp:anchor distT="0" distB="0" distL="114300" distR="114300" simplePos="0" relativeHeight="251663360" behindDoc="1" locked="0" layoutInCell="1" allowOverlap="1" wp14:anchorId="79838DF0" wp14:editId="06603536">
+          <wp:anchor distT="0" distB="0" distL="114300" distR="114300" simplePos="0" relativeHeight="251663360" behindDoc="1" locked="0" layoutInCell="1" allowOverlap="1" wp14:anchorId="79838DF0" wp14:editId="4036130B">
             <wp:simplePos x="0" y="0"/>
             <wp:positionH relativeFrom="column">
               <wp:posOffset>1751965</wp:posOffset>
@@ -2440,7 +2466,7 @@
           <w:lang w:val="ru-RU"/>
         </w:rPr>
         <w:drawing>
-          <wp:inline distT="0" distB="0" distL="0" distR="0" wp14:anchorId="3583E01B" wp14:editId="1F3946A0">
+          <wp:inline distT="0" distB="0" distL="0" distR="0" wp14:anchorId="3583E01B" wp14:editId="1154ED54">
             <wp:extent cx="2591162" cy="419158"/>
             <wp:effectExtent l="0" t="0" r="0" b="0"/>
             <wp:docPr id="14" name="Рисунок 14"/>
@@ -2480,6 +2506,16 @@
       <w:pPr>
         <w:rPr>
           <w:rFonts w:ascii="Arial" w:hAnsi="Arial" w:cs="Arial"/>
+          <w:sz w:val="22"/>
+          <w:szCs w:val="22"/>
+          <w:lang w:val="ru-RU"/>
+        </w:rPr>
+      </w:pPr>
+    </w:p>
+    <w:p>
+      <w:pPr>
+        <w:rPr>
+          <w:rFonts w:ascii="Arial" w:hAnsi="Arial" w:cs="Arial"/>
           <w:b/>
           <w:bCs/>
           <w:sz w:val="22"/>
@@ -2487,13 +2523,1627 @@
           <w:lang w:val="ru-RU"/>
         </w:rPr>
       </w:pPr>
-    </w:p>
-    <w:p>
-      <w:pPr>
+      <w:r>
         <w:rPr>
           <w:rFonts w:ascii="Arial" w:hAnsi="Arial" w:cs="Arial"/>
           <w:b/>
           <w:bCs/>
+          <w:sz w:val="22"/>
+          <w:szCs w:val="22"/>
+          <w:lang w:val="ru-RU"/>
+        </w:rPr>
+        <w:drawing>
+          <wp:anchor distT="0" distB="0" distL="114300" distR="114300" simplePos="0" relativeHeight="251667456" behindDoc="0" locked="0" layoutInCell="1" allowOverlap="1" wp14:anchorId="09DAF892" wp14:editId="0B87E1CA">
+            <wp:simplePos x="0" y="0"/>
+            <wp:positionH relativeFrom="column">
+              <wp:posOffset>635</wp:posOffset>
+            </wp:positionH>
+            <wp:positionV relativeFrom="paragraph">
+              <wp:posOffset>101600</wp:posOffset>
+            </wp:positionV>
+            <wp:extent cx="1144905" cy="572135"/>
+            <wp:effectExtent l="0" t="0" r="0" b="0"/>
+            <wp:wrapTight wrapText="bothSides">
+              <wp:wrapPolygon edited="0">
+                <wp:start x="0" y="0"/>
+                <wp:lineTo x="0" y="20857"/>
+                <wp:lineTo x="21205" y="20857"/>
+                <wp:lineTo x="21205" y="0"/>
+                <wp:lineTo x="0" y="0"/>
+              </wp:wrapPolygon>
+            </wp:wrapTight>
+            <wp:docPr id="5" name="Рисунок 5"/>
+            <wp:cNvGraphicFramePr>
+              <a:graphicFrameLocks xmlns:a="http://schemas.openxmlformats.org/drawingml/2006/main" noChangeAspect="1"/>
+            </wp:cNvGraphicFramePr>
+            <a:graphic xmlns:a="http://schemas.openxmlformats.org/drawingml/2006/main">
+              <a:graphicData uri="http://schemas.openxmlformats.org/drawingml/2006/picture">
+                <pic:pic xmlns:pic="http://schemas.openxmlformats.org/drawingml/2006/picture">
+                  <pic:nvPicPr>
+                    <pic:cNvPr id="1" name=""/>
+                    <pic:cNvPicPr/>
+                  </pic:nvPicPr>
+                  <pic:blipFill>
+                    <a:blip r:embed="rId14"/>
+                    <a:stretch>
+                      <a:fillRect/>
+                    </a:stretch>
+                  </pic:blipFill>
+                  <pic:spPr>
+                    <a:xfrm>
+                      <a:off x="0" y="0"/>
+                      <a:ext cx="1144905" cy="572135"/>
+                    </a:xfrm>
+                    <a:prstGeom prst="rect">
+                      <a:avLst/>
+                    </a:prstGeom>
+                  </pic:spPr>
+                </pic:pic>
+              </a:graphicData>
+            </a:graphic>
+            <wp14:sizeRelH relativeFrom="margin">
+              <wp14:pctWidth>0</wp14:pctWidth>
+            </wp14:sizeRelH>
+            <wp14:sizeRelV relativeFrom="margin">
+              <wp14:pctHeight>0</wp14:pctHeight>
+            </wp14:sizeRelV>
+          </wp:anchor>
+        </w:drawing>
+      </w:r>
+    </w:p>
+    <w:p>
+      <w:pPr>
+        <w:rPr>
+          <w:rFonts w:ascii="Arial" w:hAnsi="Arial" w:cs="Arial"/>
+          <w:b/>
+          <w:bCs/>
+          <w:sz w:val="22"/>
+          <w:szCs w:val="22"/>
+          <w:lang w:val="ru-RU"/>
+        </w:rPr>
+      </w:pPr>
+    </w:p>
+    <w:p>
+      <w:pPr>
+        <w:rPr>
+          <w:rFonts w:ascii="Arial" w:hAnsi="Arial" w:cs="Arial"/>
+          <w:b/>
+          <w:bCs/>
+          <w:sz w:val="22"/>
+          <w:szCs w:val="22"/>
+          <w:lang w:val="ru-RU"/>
+        </w:rPr>
+      </w:pPr>
+      <w:r>
+        <w:rPr>
+          <w:rFonts w:ascii="Cambria Math" w:hAnsi="Cambria Math" w:cs="Cambria Math"/>
+          <w:sz w:val="24"/>
+          <w:szCs w:val="24"/>
+          <w:lang w:val="ru-RU"/>
+        </w:rPr>
+        <w:t xml:space="preserve">- </w:t>
+      </w:r>
+      <w:r>
+        <w:rPr>
+          <w:rFonts w:ascii="Cambria Math" w:hAnsi="Cambria Math" w:cs="Cambria Math"/>
+          <w:sz w:val="24"/>
+          <w:szCs w:val="24"/>
+          <w:lang w:val="ru-RU"/>
+        </w:rPr>
+        <w:t>Формула стандартного отклонения среднего</w:t>
+      </w:r>
+      <w:r>
+        <w:rPr>
+          <w:rFonts w:ascii="Cambria Math" w:hAnsi="Cambria Math" w:cs="Cambria Math"/>
+          <w:sz w:val="24"/>
+          <w:szCs w:val="24"/>
+          <w:lang w:val="ru-RU"/>
+        </w:rPr>
+        <w:t xml:space="preserve"> для двух значений</w:t>
+      </w:r>
+    </w:p>
+    <w:p>
+      <w:pPr>
+        <w:rPr>
+          <w:rFonts w:ascii="Arial" w:hAnsi="Arial" w:cs="Arial"/>
+          <w:b/>
+          <w:bCs/>
+          <w:sz w:val="22"/>
+          <w:szCs w:val="22"/>
+          <w:lang w:val="ru-RU"/>
+        </w:rPr>
+      </w:pPr>
+    </w:p>
+    <w:p>
+      <w:pPr>
+        <w:rPr>
+          <w:rFonts w:ascii="Arial" w:hAnsi="Arial" w:cs="Arial"/>
+          <w:sz w:val="22"/>
+          <w:szCs w:val="22"/>
+          <w:lang w:val="ru-RU"/>
+        </w:rPr>
+      </w:pPr>
+    </w:p>
+    <w:p>
+      <w:pPr>
+        <w:rPr>
+          <w:rFonts w:ascii="Arial" w:hAnsi="Arial" w:cs="Arial"/>
+          <w:sz w:val="22"/>
+          <w:szCs w:val="22"/>
+          <w:lang w:val="ru-RU"/>
+        </w:rPr>
+      </w:pPr>
+    </w:p>
+    <w:p>
+      <w:pPr>
+        <w:rPr>
+          <w:rFonts w:ascii="Arial" w:hAnsi="Arial" w:cs="Arial"/>
+          <w:b/>
+          <w:bCs/>
+          <w:sz w:val="22"/>
+          <w:szCs w:val="22"/>
+          <w:lang w:val="ru-RU"/>
+        </w:rPr>
+      </w:pPr>
+      <w:r>
+        <w:rPr>
+          <w:rFonts w:ascii="Arial" w:hAnsi="Arial" w:cs="Arial"/>
+          <w:b/>
+          <w:bCs/>
+          <w:sz w:val="22"/>
+          <w:szCs w:val="22"/>
+          <w:lang w:val="ru-RU"/>
+        </w:rPr>
+        <w:lastRenderedPageBreak/>
+        <w:drawing>
+          <wp:anchor distT="0" distB="0" distL="114300" distR="114300" simplePos="0" relativeHeight="251671552" behindDoc="0" locked="0" layoutInCell="1" allowOverlap="1" wp14:anchorId="730C2B17" wp14:editId="723978A4">
+            <wp:simplePos x="0" y="0"/>
+            <wp:positionH relativeFrom="column">
+              <wp:posOffset>-22860</wp:posOffset>
+            </wp:positionH>
+            <wp:positionV relativeFrom="paragraph">
+              <wp:posOffset>36830</wp:posOffset>
+            </wp:positionV>
+            <wp:extent cx="2011680" cy="670560"/>
+            <wp:effectExtent l="0" t="0" r="7620" b="0"/>
+            <wp:wrapTight wrapText="bothSides">
+              <wp:wrapPolygon edited="0">
+                <wp:start x="0" y="0"/>
+                <wp:lineTo x="0" y="20864"/>
+                <wp:lineTo x="21477" y="20864"/>
+                <wp:lineTo x="21477" y="0"/>
+                <wp:lineTo x="0" y="0"/>
+              </wp:wrapPolygon>
+            </wp:wrapTight>
+            <wp:docPr id="11" name="Рисунок 11"/>
+            <wp:cNvGraphicFramePr>
+              <a:graphicFrameLocks xmlns:a="http://schemas.openxmlformats.org/drawingml/2006/main" noChangeAspect="1"/>
+            </wp:cNvGraphicFramePr>
+            <a:graphic xmlns:a="http://schemas.openxmlformats.org/drawingml/2006/main">
+              <a:graphicData uri="http://schemas.openxmlformats.org/drawingml/2006/picture">
+                <pic:pic xmlns:pic="http://schemas.openxmlformats.org/drawingml/2006/picture">
+                  <pic:nvPicPr>
+                    <pic:cNvPr id="1" name=""/>
+                    <pic:cNvPicPr/>
+                  </pic:nvPicPr>
+                  <pic:blipFill>
+                    <a:blip r:embed="rId15"/>
+                    <a:stretch>
+                      <a:fillRect/>
+                    </a:stretch>
+                  </pic:blipFill>
+                  <pic:spPr>
+                    <a:xfrm>
+                      <a:off x="0" y="0"/>
+                      <a:ext cx="2011680" cy="670560"/>
+                    </a:xfrm>
+                    <a:prstGeom prst="rect">
+                      <a:avLst/>
+                    </a:prstGeom>
+                  </pic:spPr>
+                </pic:pic>
+              </a:graphicData>
+            </a:graphic>
+            <wp14:sizeRelH relativeFrom="margin">
+              <wp14:pctWidth>0</wp14:pctWidth>
+            </wp14:sizeRelH>
+            <wp14:sizeRelV relativeFrom="margin">
+              <wp14:pctHeight>0</wp14:pctHeight>
+            </wp14:sizeRelV>
+          </wp:anchor>
+        </w:drawing>
+      </w:r>
+    </w:p>
+    <w:p>
+      <w:pPr>
+        <w:rPr>
+          <w:rFonts w:ascii="Arial" w:hAnsi="Arial" w:cs="Arial"/>
+          <w:sz w:val="22"/>
+          <w:szCs w:val="22"/>
+          <w:lang w:val="ru-RU"/>
+        </w:rPr>
+      </w:pPr>
+    </w:p>
+    <w:p>
+      <w:pPr>
+        <w:rPr>
+          <w:rFonts w:ascii="Arial" w:hAnsi="Arial" w:cs="Arial"/>
+          <w:sz w:val="22"/>
+          <w:szCs w:val="22"/>
+          <w:lang w:val="ru-RU"/>
+        </w:rPr>
+      </w:pPr>
+      <w:r>
+        <w:rPr>
+          <w:rFonts w:ascii="Arial" w:hAnsi="Arial" w:cs="Arial"/>
+          <w:sz w:val="22"/>
+          <w:szCs w:val="22"/>
+          <w:lang w:val="ru-RU"/>
+        </w:rPr>
+        <w:t xml:space="preserve"> Формула погрешности </w:t>
+      </w:r>
+      <w:r>
+        <w:rPr>
+          <w:rFonts w:ascii="Arial" w:hAnsi="Arial" w:cs="Arial"/>
+          <w:sz w:val="22"/>
+          <w:szCs w:val="22"/>
+          <w:lang w:val="ru-RU"/>
+        </w:rPr>
+        <w:t>вязкости</w:t>
+      </w:r>
+    </w:p>
+    <w:p>
+      <w:pPr>
+        <w:rPr>
+          <w:rFonts w:ascii="Arial" w:hAnsi="Arial" w:cs="Arial"/>
+          <w:sz w:val="22"/>
+          <w:szCs w:val="22"/>
+          <w:lang w:val="ru-RU"/>
+        </w:rPr>
+      </w:pPr>
+    </w:p>
+    <w:p>
+      <w:pPr>
+        <w:rPr>
+          <w:rFonts w:ascii="Arial" w:hAnsi="Arial" w:cs="Arial"/>
+          <w:b/>
+          <w:bCs/>
+          <w:sz w:val="22"/>
+          <w:szCs w:val="22"/>
+          <w:lang w:val="ru-RU"/>
+        </w:rPr>
+      </w:pPr>
+      <w:r>
+        <w:rPr>
+          <w:rFonts w:ascii="Arial" w:hAnsi="Arial" w:cs="Arial"/>
+          <w:b/>
+          <w:bCs/>
+          <w:sz w:val="22"/>
+          <w:szCs w:val="22"/>
+          <w:lang w:val="ru-RU"/>
+        </w:rPr>
+        <w:drawing>
+          <wp:anchor distT="0" distB="0" distL="114300" distR="114300" simplePos="0" relativeHeight="251669504" behindDoc="0" locked="0" layoutInCell="1" allowOverlap="1" wp14:anchorId="66E25803" wp14:editId="5C2823C8">
+            <wp:simplePos x="0" y="0"/>
+            <wp:positionH relativeFrom="column">
+              <wp:posOffset>-35864</wp:posOffset>
+            </wp:positionH>
+            <wp:positionV relativeFrom="paragraph">
+              <wp:posOffset>66675</wp:posOffset>
+            </wp:positionV>
+            <wp:extent cx="2194560" cy="602615"/>
+            <wp:effectExtent l="0" t="0" r="0" b="6985"/>
+            <wp:wrapTight wrapText="bothSides">
+              <wp:wrapPolygon edited="0">
+                <wp:start x="0" y="0"/>
+                <wp:lineTo x="0" y="21168"/>
+                <wp:lineTo x="21375" y="21168"/>
+                <wp:lineTo x="21375" y="0"/>
+                <wp:lineTo x="0" y="0"/>
+              </wp:wrapPolygon>
+            </wp:wrapTight>
+            <wp:docPr id="10" name="Рисунок 10"/>
+            <wp:cNvGraphicFramePr>
+              <a:graphicFrameLocks xmlns:a="http://schemas.openxmlformats.org/drawingml/2006/main" noChangeAspect="1"/>
+            </wp:cNvGraphicFramePr>
+            <a:graphic xmlns:a="http://schemas.openxmlformats.org/drawingml/2006/main">
+              <a:graphicData uri="http://schemas.openxmlformats.org/drawingml/2006/picture">
+                <pic:pic xmlns:pic="http://schemas.openxmlformats.org/drawingml/2006/picture">
+                  <pic:nvPicPr>
+                    <pic:cNvPr id="1" name=""/>
+                    <pic:cNvPicPr/>
+                  </pic:nvPicPr>
+                  <pic:blipFill>
+                    <a:blip r:embed="rId16"/>
+                    <a:stretch>
+                      <a:fillRect/>
+                    </a:stretch>
+                  </pic:blipFill>
+                  <pic:spPr>
+                    <a:xfrm>
+                      <a:off x="0" y="0"/>
+                      <a:ext cx="2194560" cy="602615"/>
+                    </a:xfrm>
+                    <a:prstGeom prst="rect">
+                      <a:avLst/>
+                    </a:prstGeom>
+                  </pic:spPr>
+                </pic:pic>
+              </a:graphicData>
+            </a:graphic>
+            <wp14:sizeRelH relativeFrom="margin">
+              <wp14:pctWidth>0</wp14:pctWidth>
+            </wp14:sizeRelH>
+            <wp14:sizeRelV relativeFrom="margin">
+              <wp14:pctHeight>0</wp14:pctHeight>
+            </wp14:sizeRelV>
+          </wp:anchor>
+        </w:drawing>
+      </w:r>
+    </w:p>
+    <w:p>
+      <w:pPr>
+        <w:rPr>
+          <w:rFonts w:ascii="Arial" w:hAnsi="Arial" w:cs="Arial"/>
+          <w:sz w:val="22"/>
+          <w:szCs w:val="22"/>
+          <w:lang w:val="ru-RU"/>
+        </w:rPr>
+      </w:pPr>
+    </w:p>
+    <w:p>
+      <w:pPr>
+        <w:rPr>
+          <w:rFonts w:ascii="Cambria Math" w:hAnsi="Cambria Math" w:cs="Cambria Math"/>
+          <w:sz w:val="24"/>
+          <w:szCs w:val="24"/>
+          <w:vertAlign w:val="subscript"/>
+          <w:lang w:val="ru-RU"/>
+        </w:rPr>
+      </w:pPr>
+      <w:r>
+        <w:rPr>
+          <w:rFonts w:ascii="Arial" w:hAnsi="Arial" w:cs="Arial"/>
+          <w:sz w:val="22"/>
+          <w:szCs w:val="22"/>
+          <w:lang w:val="ru-RU"/>
+        </w:rPr>
+        <w:t xml:space="preserve"> - Формула погрешности </w:t>
+      </w:r>
+      <w:r>
+        <w:rPr>
+          <w:rFonts w:ascii="Cambria Math" w:hAnsi="Cambria Math" w:cs="Cambria Math"/>
+          <w:i/>
+          <w:iCs/>
+          <w:sz w:val="24"/>
+          <w:szCs w:val="24"/>
+        </w:rPr>
+        <w:t>υ</w:t>
+      </w:r>
+      <w:r>
+        <w:rPr>
+          <w:rFonts w:ascii="Cambria Math" w:hAnsi="Cambria Math" w:cs="Cambria Math"/>
+          <w:sz w:val="24"/>
+          <w:szCs w:val="24"/>
+          <w:vertAlign w:val="subscript"/>
+          <w:lang w:val="ru-RU"/>
+        </w:rPr>
+        <w:t>уст</w:t>
+      </w:r>
+      <w:r>
+        <w:rPr>
+          <w:rFonts w:ascii="Arial" w:hAnsi="Arial" w:cs="Arial"/>
+          <w:b/>
+          <w:bCs/>
+          <w:sz w:val="22"/>
+          <w:szCs w:val="22"/>
+          <w:lang w:val="ru-RU"/>
+        </w:rPr>
+        <w:t xml:space="preserve">   </w:t>
+      </w:r>
+    </w:p>
+    <w:p>
+      <w:pPr>
+        <w:rPr>
+          <w:rFonts w:ascii="Arial" w:hAnsi="Arial" w:cs="Arial"/>
+          <w:sz w:val="22"/>
+          <w:szCs w:val="22"/>
+          <w:lang w:val="ru-RU"/>
+        </w:rPr>
+      </w:pPr>
+    </w:p>
+    <w:p>
+      <w:pPr>
+        <w:rPr>
+          <w:rFonts w:ascii="Arial" w:hAnsi="Arial" w:cs="Arial"/>
+          <w:sz w:val="22"/>
+          <w:szCs w:val="22"/>
+          <w:lang w:val="ru-RU"/>
+        </w:rPr>
+      </w:pPr>
+      <w:r>
+        <w:rPr>
+          <w:rFonts w:ascii="Arial" w:hAnsi="Arial" w:cs="Arial"/>
+          <w:sz w:val="22"/>
+          <w:szCs w:val="22"/>
+          <w:lang w:val="ru-RU"/>
+        </w:rPr>
+        <w:drawing>
+          <wp:anchor distT="0" distB="0" distL="114300" distR="114300" simplePos="0" relativeHeight="251675648" behindDoc="0" locked="0" layoutInCell="1" allowOverlap="1" wp14:anchorId="64178362" wp14:editId="261CF4D5">
+            <wp:simplePos x="0" y="0"/>
+            <wp:positionH relativeFrom="column">
+              <wp:posOffset>-107315</wp:posOffset>
+            </wp:positionH>
+            <wp:positionV relativeFrom="paragraph">
+              <wp:posOffset>124129</wp:posOffset>
+            </wp:positionV>
+            <wp:extent cx="2019582" cy="704948"/>
+            <wp:effectExtent l="0" t="0" r="0" b="0"/>
+            <wp:wrapTight wrapText="bothSides">
+              <wp:wrapPolygon edited="0">
+                <wp:start x="0" y="0"/>
+                <wp:lineTo x="0" y="21016"/>
+                <wp:lineTo x="21396" y="21016"/>
+                <wp:lineTo x="21396" y="0"/>
+                <wp:lineTo x="0" y="0"/>
+              </wp:wrapPolygon>
+            </wp:wrapTight>
+            <wp:docPr id="15" name="Рисунок 15"/>
+            <wp:cNvGraphicFramePr>
+              <a:graphicFrameLocks xmlns:a="http://schemas.openxmlformats.org/drawingml/2006/main" noChangeAspect="1"/>
+            </wp:cNvGraphicFramePr>
+            <a:graphic xmlns:a="http://schemas.openxmlformats.org/drawingml/2006/main">
+              <a:graphicData uri="http://schemas.openxmlformats.org/drawingml/2006/picture">
+                <pic:pic xmlns:pic="http://schemas.openxmlformats.org/drawingml/2006/picture">
+                  <pic:nvPicPr>
+                    <pic:cNvPr id="1" name=""/>
+                    <pic:cNvPicPr/>
+                  </pic:nvPicPr>
+                  <pic:blipFill>
+                    <a:blip r:embed="rId17"/>
+                    <a:stretch>
+                      <a:fillRect/>
+                    </a:stretch>
+                  </pic:blipFill>
+                  <pic:spPr>
+                    <a:xfrm>
+                      <a:off x="0" y="0"/>
+                      <a:ext cx="2019582" cy="704948"/>
+                    </a:xfrm>
+                    <a:prstGeom prst="rect">
+                      <a:avLst/>
+                    </a:prstGeom>
+                  </pic:spPr>
+                </pic:pic>
+              </a:graphicData>
+            </a:graphic>
+          </wp:anchor>
+        </w:drawing>
+      </w:r>
+    </w:p>
+    <w:p>
+      <w:pPr>
+        <w:rPr>
+          <w:rFonts w:ascii="Arial" w:hAnsi="Arial" w:cs="Arial"/>
+          <w:sz w:val="22"/>
+          <w:szCs w:val="22"/>
+          <w:lang w:val="ru-RU"/>
+        </w:rPr>
+      </w:pPr>
+    </w:p>
+    <w:p>
+      <w:pPr>
+        <w:rPr>
+          <w:rFonts w:ascii="Arial" w:hAnsi="Arial" w:cs="Arial"/>
+          <w:sz w:val="22"/>
+          <w:szCs w:val="22"/>
+          <w:lang w:val="ru-RU"/>
+        </w:rPr>
+      </w:pPr>
+    </w:p>
+    <w:p>
+      <w:pPr>
+        <w:rPr>
+          <w:rFonts w:ascii="Arial" w:hAnsi="Arial" w:cs="Arial"/>
+          <w:sz w:val="22"/>
+          <w:szCs w:val="22"/>
+          <w:lang w:val="ru-RU"/>
+        </w:rPr>
+      </w:pPr>
+      <w:r>
+        <w:rPr>
+          <w:rFonts w:ascii="Arial" w:hAnsi="Arial" w:cs="Arial"/>
+          <w:sz w:val="22"/>
+          <w:szCs w:val="22"/>
+          <w:lang w:val="ru-RU"/>
+        </w:rPr>
+        <w:t>- Формула для расчета числа Рейнольдса</w:t>
+      </w:r>
+    </w:p>
+    <w:p>
+      <w:pPr>
+        <w:rPr>
+          <w:rFonts w:ascii="Arial" w:hAnsi="Arial" w:cs="Arial"/>
+          <w:sz w:val="22"/>
+          <w:szCs w:val="22"/>
+          <w:lang w:val="ru-RU"/>
+        </w:rPr>
+      </w:pPr>
+    </w:p>
+    <w:p>
+      <w:pPr>
+        <w:rPr>
+          <w:rFonts w:ascii="Arial" w:hAnsi="Arial" w:cs="Arial"/>
+          <w:sz w:val="22"/>
+          <w:szCs w:val="22"/>
+          <w:lang w:val="ru-RU"/>
+        </w:rPr>
+      </w:pPr>
+      <w:r>
+        <w:rPr>
+          <w:rFonts w:ascii="Arial" w:hAnsi="Arial" w:cs="Arial"/>
+          <w:sz w:val="22"/>
+          <w:szCs w:val="22"/>
+          <w:lang w:val="ru-RU"/>
+        </w:rPr>
+        <w:drawing>
+          <wp:anchor distT="0" distB="0" distL="114300" distR="114300" simplePos="0" relativeHeight="251673600" behindDoc="0" locked="0" layoutInCell="1" allowOverlap="1" wp14:anchorId="23FB07F9" wp14:editId="09A6C308">
+            <wp:simplePos x="0" y="0"/>
+            <wp:positionH relativeFrom="column">
+              <wp:posOffset>-177469</wp:posOffset>
+            </wp:positionH>
+            <wp:positionV relativeFrom="paragraph">
+              <wp:posOffset>160020</wp:posOffset>
+            </wp:positionV>
+            <wp:extent cx="4134485" cy="761365"/>
+            <wp:effectExtent l="0" t="0" r="0" b="635"/>
+            <wp:wrapTight wrapText="bothSides">
+              <wp:wrapPolygon edited="0">
+                <wp:start x="0" y="0"/>
+                <wp:lineTo x="0" y="21078"/>
+                <wp:lineTo x="21497" y="21078"/>
+                <wp:lineTo x="21497" y="0"/>
+                <wp:lineTo x="0" y="0"/>
+              </wp:wrapPolygon>
+            </wp:wrapTight>
+            <wp:docPr id="13" name="Рисунок 13"/>
+            <wp:cNvGraphicFramePr>
+              <a:graphicFrameLocks xmlns:a="http://schemas.openxmlformats.org/drawingml/2006/main" noChangeAspect="1"/>
+            </wp:cNvGraphicFramePr>
+            <a:graphic xmlns:a="http://schemas.openxmlformats.org/drawingml/2006/main">
+              <a:graphicData uri="http://schemas.openxmlformats.org/drawingml/2006/picture">
+                <pic:pic xmlns:pic="http://schemas.openxmlformats.org/drawingml/2006/picture">
+                  <pic:nvPicPr>
+                    <pic:cNvPr id="1" name=""/>
+                    <pic:cNvPicPr/>
+                  </pic:nvPicPr>
+                  <pic:blipFill>
+                    <a:blip r:embed="rId18"/>
+                    <a:stretch>
+                      <a:fillRect/>
+                    </a:stretch>
+                  </pic:blipFill>
+                  <pic:spPr>
+                    <a:xfrm>
+                      <a:off x="0" y="0"/>
+                      <a:ext cx="4134485" cy="761365"/>
+                    </a:xfrm>
+                    <a:prstGeom prst="rect">
+                      <a:avLst/>
+                    </a:prstGeom>
+                  </pic:spPr>
+                </pic:pic>
+              </a:graphicData>
+            </a:graphic>
+            <wp14:sizeRelH relativeFrom="margin">
+              <wp14:pctWidth>0</wp14:pctWidth>
+            </wp14:sizeRelH>
+            <wp14:sizeRelV relativeFrom="margin">
+              <wp14:pctHeight>0</wp14:pctHeight>
+            </wp14:sizeRelV>
+          </wp:anchor>
+        </w:drawing>
+      </w:r>
+    </w:p>
+    <w:p>
+      <w:pPr>
+        <w:rPr>
+          <w:rFonts w:ascii="Arial" w:hAnsi="Arial" w:cs="Arial"/>
+          <w:sz w:val="22"/>
+          <w:szCs w:val="22"/>
+          <w:lang w:val="ru-RU"/>
+        </w:rPr>
+      </w:pPr>
+    </w:p>
+    <w:p>
+      <w:pPr>
+        <w:rPr>
+          <w:rFonts w:ascii="Arial" w:hAnsi="Arial" w:cs="Arial"/>
+          <w:sz w:val="22"/>
+          <w:szCs w:val="22"/>
+          <w:lang w:val="ru-RU"/>
+        </w:rPr>
+      </w:pPr>
+    </w:p>
+    <w:p>
+      <w:pPr>
+        <w:rPr>
+          <w:rFonts w:ascii="Arial" w:hAnsi="Arial" w:cs="Arial"/>
+          <w:sz w:val="22"/>
+          <w:szCs w:val="22"/>
+          <w:lang w:val="ru-RU"/>
+        </w:rPr>
+      </w:pPr>
+      <w:r>
+        <w:rPr>
+          <w:rFonts w:ascii="Arial" w:hAnsi="Arial" w:cs="Arial"/>
+          <w:sz w:val="22"/>
+          <w:szCs w:val="22"/>
+          <w:lang w:val="ru-RU"/>
+        </w:rPr>
+        <w:t xml:space="preserve">- Формула для расчета погрешности </w:t>
+      </w:r>
+      <w:r>
+        <w:rPr>
+          <w:rFonts w:ascii="Arial" w:hAnsi="Arial" w:cs="Arial"/>
+          <w:sz w:val="22"/>
+          <w:szCs w:val="22"/>
+          <w:lang w:val="ru-RU"/>
+        </w:rPr>
+        <w:t>числа Рейнольдса</w:t>
+      </w:r>
+    </w:p>
+    <w:p>
+      <w:pPr>
+        <w:rPr>
+          <w:rFonts w:ascii="Arial" w:hAnsi="Arial" w:cs="Arial"/>
+          <w:sz w:val="22"/>
+          <w:szCs w:val="22"/>
+          <w:lang w:val="ru-RU"/>
+        </w:rPr>
+      </w:pPr>
+      <w:r>
+        <w:rPr>
+          <w:rFonts w:ascii="Arial" w:hAnsi="Arial" w:cs="Arial"/>
+          <w:sz w:val="22"/>
+          <w:szCs w:val="22"/>
+          <w:lang w:val="ru-RU"/>
+        </w:rPr>
+        <w:drawing>
+          <wp:anchor distT="0" distB="0" distL="114300" distR="114300" simplePos="0" relativeHeight="251677696" behindDoc="0" locked="0" layoutInCell="1" allowOverlap="1" wp14:anchorId="0F074FB0" wp14:editId="5E8DEC1F">
+            <wp:simplePos x="0" y="0"/>
+            <wp:positionH relativeFrom="column">
+              <wp:posOffset>635</wp:posOffset>
+            </wp:positionH>
+            <wp:positionV relativeFrom="paragraph">
+              <wp:posOffset>158115</wp:posOffset>
+            </wp:positionV>
+            <wp:extent cx="3482340" cy="1042670"/>
+            <wp:effectExtent l="0" t="0" r="3810" b="5080"/>
+            <wp:wrapTight wrapText="bothSides">
+              <wp:wrapPolygon edited="0">
+                <wp:start x="0" y="0"/>
+                <wp:lineTo x="0" y="21311"/>
+                <wp:lineTo x="21505" y="21311"/>
+                <wp:lineTo x="21505" y="0"/>
+                <wp:lineTo x="0" y="0"/>
+              </wp:wrapPolygon>
+            </wp:wrapTight>
+            <wp:docPr id="16" name="Рисунок 16"/>
+            <wp:cNvGraphicFramePr>
+              <a:graphicFrameLocks xmlns:a="http://schemas.openxmlformats.org/drawingml/2006/main" noChangeAspect="1"/>
+            </wp:cNvGraphicFramePr>
+            <a:graphic xmlns:a="http://schemas.openxmlformats.org/drawingml/2006/main">
+              <a:graphicData uri="http://schemas.openxmlformats.org/drawingml/2006/picture">
+                <pic:pic xmlns:pic="http://schemas.openxmlformats.org/drawingml/2006/picture">
+                  <pic:nvPicPr>
+                    <pic:cNvPr id="1" name=""/>
+                    <pic:cNvPicPr/>
+                  </pic:nvPicPr>
+                  <pic:blipFill>
+                    <a:blip r:embed="rId19"/>
+                    <a:stretch>
+                      <a:fillRect/>
+                    </a:stretch>
+                  </pic:blipFill>
+                  <pic:spPr>
+                    <a:xfrm>
+                      <a:off x="0" y="0"/>
+                      <a:ext cx="3482340" cy="1042670"/>
+                    </a:xfrm>
+                    <a:prstGeom prst="rect">
+                      <a:avLst/>
+                    </a:prstGeom>
+                  </pic:spPr>
+                </pic:pic>
+              </a:graphicData>
+            </a:graphic>
+            <wp14:sizeRelH relativeFrom="margin">
+              <wp14:pctWidth>0</wp14:pctWidth>
+            </wp14:sizeRelH>
+            <wp14:sizeRelV relativeFrom="margin">
+              <wp14:pctHeight>0</wp14:pctHeight>
+            </wp14:sizeRelV>
+          </wp:anchor>
+        </w:drawing>
+      </w:r>
+    </w:p>
+    <w:p>
+      <w:pPr>
+        <w:rPr>
+          <w:rFonts w:ascii="Arial" w:hAnsi="Arial" w:cs="Arial"/>
+          <w:sz w:val="22"/>
+          <w:szCs w:val="22"/>
+          <w:lang w:val="ru-RU"/>
+        </w:rPr>
+      </w:pPr>
+    </w:p>
+    <w:p>
+      <w:pPr>
+        <w:rPr>
+          <w:rFonts w:ascii="Arial" w:hAnsi="Arial" w:cs="Arial"/>
+          <w:sz w:val="22"/>
+          <w:szCs w:val="22"/>
+          <w:lang w:val="ru-RU"/>
+        </w:rPr>
+      </w:pPr>
+    </w:p>
+    <w:p>
+      <w:pPr>
+        <w:rPr>
+          <w:rFonts w:ascii="Arial" w:hAnsi="Arial" w:cs="Arial"/>
+          <w:sz w:val="22"/>
+          <w:szCs w:val="22"/>
+          <w:lang w:val="ru-RU"/>
+        </w:rPr>
+      </w:pPr>
+      <w:r>
+        <w:rPr>
+          <w:rFonts w:ascii="Arial" w:hAnsi="Arial" w:cs="Arial"/>
+          <w:sz w:val="22"/>
+          <w:szCs w:val="22"/>
+          <w:lang w:val="ru-RU"/>
+        </w:rPr>
+        <w:t xml:space="preserve">- Формула для расчета погрешности </w:t>
+      </w:r>
+      <w:r>
+        <w:rPr>
+          <w:rFonts w:ascii="Arial" w:hAnsi="Arial" w:cs="Arial"/>
+          <w:sz w:val="22"/>
+          <w:szCs w:val="22"/>
+          <w:lang w:val="ru-RU"/>
+        </w:rPr>
+        <w:t>времени релаксации</w:t>
+      </w:r>
+    </w:p>
+    <w:p>
+      <w:pPr>
+        <w:rPr>
+          <w:rFonts w:ascii="Arial" w:hAnsi="Arial" w:cs="Arial"/>
+          <w:sz w:val="22"/>
+          <w:szCs w:val="22"/>
+          <w:lang w:val="ru-RU"/>
+        </w:rPr>
+      </w:pPr>
+    </w:p>
+    <w:p>
+      <w:pPr>
+        <w:rPr>
+          <w:rFonts w:ascii="Arial" w:hAnsi="Arial" w:cs="Arial"/>
+          <w:sz w:val="22"/>
+          <w:szCs w:val="22"/>
+          <w:lang w:val="ru-RU"/>
+        </w:rPr>
+      </w:pPr>
+    </w:p>
+    <w:p>
+      <w:pPr>
+        <w:rPr>
+          <w:rFonts w:ascii="Arial" w:hAnsi="Arial" w:cs="Arial"/>
+          <w:sz w:val="22"/>
+          <w:szCs w:val="22"/>
+          <w:lang w:val="ru-RU"/>
+        </w:rPr>
+      </w:pPr>
+      <w:r>
+        <w:rPr>
+          <w:rFonts w:ascii="Arial" w:hAnsi="Arial" w:cs="Arial"/>
+          <w:sz w:val="22"/>
+          <w:szCs w:val="22"/>
+          <w:lang w:val="ru-RU"/>
+        </w:rPr>
+        <w:drawing>
+          <wp:anchor distT="0" distB="0" distL="114300" distR="114300" simplePos="0" relativeHeight="251679744" behindDoc="0" locked="0" layoutInCell="1" allowOverlap="1" wp14:anchorId="661BEF13" wp14:editId="2A2C5B3F">
+            <wp:simplePos x="0" y="0"/>
+            <wp:positionH relativeFrom="column">
+              <wp:posOffset>635</wp:posOffset>
+            </wp:positionH>
+            <wp:positionV relativeFrom="paragraph">
+              <wp:posOffset>27112</wp:posOffset>
+            </wp:positionV>
+            <wp:extent cx="1104900" cy="662940"/>
+            <wp:effectExtent l="0" t="0" r="0" b="3810"/>
+            <wp:wrapTight wrapText="bothSides">
+              <wp:wrapPolygon edited="0">
+                <wp:start x="0" y="0"/>
+                <wp:lineTo x="0" y="21103"/>
+                <wp:lineTo x="21228" y="21103"/>
+                <wp:lineTo x="21228" y="0"/>
+                <wp:lineTo x="0" y="0"/>
+              </wp:wrapPolygon>
+            </wp:wrapTight>
+            <wp:docPr id="17" name="Рисунок 17"/>
+            <wp:cNvGraphicFramePr>
+              <a:graphicFrameLocks xmlns:a="http://schemas.openxmlformats.org/drawingml/2006/main" noChangeAspect="1"/>
+            </wp:cNvGraphicFramePr>
+            <a:graphic xmlns:a="http://schemas.openxmlformats.org/drawingml/2006/main">
+              <a:graphicData uri="http://schemas.openxmlformats.org/drawingml/2006/picture">
+                <pic:pic xmlns:pic="http://schemas.openxmlformats.org/drawingml/2006/picture">
+                  <pic:nvPicPr>
+                    <pic:cNvPr id="1" name=""/>
+                    <pic:cNvPicPr/>
+                  </pic:nvPicPr>
+                  <pic:blipFill>
+                    <a:blip r:embed="rId20"/>
+                    <a:stretch>
+                      <a:fillRect/>
+                    </a:stretch>
+                  </pic:blipFill>
+                  <pic:spPr>
+                    <a:xfrm>
+                      <a:off x="0" y="0"/>
+                      <a:ext cx="1104900" cy="662940"/>
+                    </a:xfrm>
+                    <a:prstGeom prst="rect">
+                      <a:avLst/>
+                    </a:prstGeom>
+                  </pic:spPr>
+                </pic:pic>
+              </a:graphicData>
+            </a:graphic>
+            <wp14:sizeRelH relativeFrom="margin">
+              <wp14:pctWidth>0</wp14:pctWidth>
+            </wp14:sizeRelH>
+            <wp14:sizeRelV relativeFrom="margin">
+              <wp14:pctHeight>0</wp14:pctHeight>
+            </wp14:sizeRelV>
+          </wp:anchor>
+        </w:drawing>
+      </w:r>
+    </w:p>
+    <w:p>
+      <w:pPr>
+        <w:rPr>
+          <w:rFonts w:ascii="Arial" w:hAnsi="Arial" w:cs="Arial"/>
+          <w:sz w:val="22"/>
+          <w:szCs w:val="22"/>
+          <w:lang w:val="ru-RU"/>
+        </w:rPr>
+      </w:pPr>
+    </w:p>
+    <w:p>
+      <w:pPr>
+        <w:rPr>
+          <w:rFonts w:ascii="Arial" w:hAnsi="Arial" w:cs="Arial"/>
+          <w:sz w:val="22"/>
+          <w:szCs w:val="22"/>
+          <w:lang w:val="ru-RU"/>
+        </w:rPr>
+      </w:pPr>
+      <w:r>
+        <w:rPr>
+          <w:rFonts w:ascii="Arial" w:hAnsi="Arial" w:cs="Arial"/>
+          <w:sz w:val="22"/>
+          <w:szCs w:val="22"/>
+          <w:lang w:val="ru-RU"/>
+        </w:rPr>
+        <w:t>- Формула для расчета погрешности</w:t>
+      </w:r>
+      <w:r>
+        <w:rPr>
+          <w:rFonts w:ascii="Arial" w:hAnsi="Arial" w:cs="Arial"/>
+          <w:sz w:val="22"/>
+          <w:szCs w:val="22"/>
+          <w:lang w:val="ru-RU"/>
+        </w:rPr>
+        <w:t xml:space="preserve"> </w:t>
+      </w:r>
+      <w:r>
+        <w:rPr>
+          <w:rFonts w:ascii="Arial" w:hAnsi="Arial" w:cs="Arial"/>
+          <w:sz w:val="22"/>
+          <w:szCs w:val="22"/>
+        </w:rPr>
+        <w:t>ln</w:t>
+      </w:r>
+      <w:r>
+        <w:rPr>
+          <w:rFonts w:ascii="Arial" w:hAnsi="Arial" w:cs="Arial"/>
+          <w:sz w:val="22"/>
+          <w:szCs w:val="22"/>
+          <w:lang w:val="ru-RU"/>
+        </w:rPr>
+        <w:t xml:space="preserve"> (</w:t>
+      </w:r>
+      <w:r>
+        <w:rPr>
+          <w:rFonts w:ascii="Arial" w:hAnsi="Arial" w:cs="Arial"/>
+          <w:sz w:val="22"/>
+          <w:szCs w:val="22"/>
+        </w:rPr>
+        <w:t>n</w:t>
+      </w:r>
+      <w:r>
+        <w:rPr>
+          <w:rFonts w:ascii="Arial" w:hAnsi="Arial" w:cs="Arial"/>
+          <w:sz w:val="22"/>
+          <w:szCs w:val="22"/>
+          <w:lang w:val="ru-RU"/>
+        </w:rPr>
+        <w:t>)</w:t>
+      </w:r>
+    </w:p>
+    <w:p>
+      <w:pPr>
+        <w:rPr>
+          <w:rFonts w:ascii="Arial" w:hAnsi="Arial" w:cs="Arial"/>
+          <w:sz w:val="22"/>
+          <w:szCs w:val="22"/>
+          <w:lang w:val="ru-RU"/>
+        </w:rPr>
+      </w:pPr>
+    </w:p>
+    <w:p>
+      <w:pPr>
+        <w:rPr>
+          <w:rFonts w:ascii="Arial" w:hAnsi="Arial" w:cs="Arial"/>
+          <w:sz w:val="22"/>
+          <w:szCs w:val="22"/>
+          <w:lang w:val="ru-RU"/>
+        </w:rPr>
+      </w:pPr>
+      <w:r>
+        <w:rPr>
+          <w:rFonts w:ascii="Arial" w:hAnsi="Arial" w:cs="Arial"/>
+          <w:sz w:val="22"/>
+          <w:szCs w:val="22"/>
+        </w:rPr>
+        <w:drawing>
+          <wp:anchor distT="0" distB="0" distL="114300" distR="114300" simplePos="0" relativeHeight="251681792" behindDoc="0" locked="0" layoutInCell="1" allowOverlap="1" wp14:anchorId="173B3A82" wp14:editId="5E1AE915">
+            <wp:simplePos x="0" y="0"/>
+            <wp:positionH relativeFrom="column">
+              <wp:posOffset>20624</wp:posOffset>
+            </wp:positionH>
+            <wp:positionV relativeFrom="paragraph">
+              <wp:posOffset>49530</wp:posOffset>
+            </wp:positionV>
+            <wp:extent cx="1583690" cy="755015"/>
+            <wp:effectExtent l="0" t="0" r="0" b="6985"/>
+            <wp:wrapTight wrapText="bothSides">
+              <wp:wrapPolygon edited="0">
+                <wp:start x="0" y="0"/>
+                <wp:lineTo x="0" y="21255"/>
+                <wp:lineTo x="21306" y="21255"/>
+                <wp:lineTo x="21306" y="0"/>
+                <wp:lineTo x="0" y="0"/>
+              </wp:wrapPolygon>
+            </wp:wrapTight>
+            <wp:docPr id="19" name="Рисунок 19"/>
+            <wp:cNvGraphicFramePr>
+              <a:graphicFrameLocks xmlns:a="http://schemas.openxmlformats.org/drawingml/2006/main" noChangeAspect="1"/>
+            </wp:cNvGraphicFramePr>
+            <a:graphic xmlns:a="http://schemas.openxmlformats.org/drawingml/2006/main">
+              <a:graphicData uri="http://schemas.openxmlformats.org/drawingml/2006/picture">
+                <pic:pic xmlns:pic="http://schemas.openxmlformats.org/drawingml/2006/picture">
+                  <pic:nvPicPr>
+                    <pic:cNvPr id="1" name=""/>
+                    <pic:cNvPicPr/>
+                  </pic:nvPicPr>
+                  <pic:blipFill>
+                    <a:blip r:embed="rId21"/>
+                    <a:stretch>
+                      <a:fillRect/>
+                    </a:stretch>
+                  </pic:blipFill>
+                  <pic:spPr>
+                    <a:xfrm>
+                      <a:off x="0" y="0"/>
+                      <a:ext cx="1583690" cy="755015"/>
+                    </a:xfrm>
+                    <a:prstGeom prst="rect">
+                      <a:avLst/>
+                    </a:prstGeom>
+                  </pic:spPr>
+                </pic:pic>
+              </a:graphicData>
+            </a:graphic>
+            <wp14:sizeRelH relativeFrom="margin">
+              <wp14:pctWidth>0</wp14:pctWidth>
+            </wp14:sizeRelH>
+            <wp14:sizeRelV relativeFrom="margin">
+              <wp14:pctHeight>0</wp14:pctHeight>
+            </wp14:sizeRelV>
+          </wp:anchor>
+        </w:drawing>
+      </w:r>
+    </w:p>
+    <w:p>
+      <w:pPr>
+        <w:rPr>
+          <w:rFonts w:ascii="Arial" w:hAnsi="Arial" w:cs="Arial"/>
+          <w:sz w:val="22"/>
+          <w:szCs w:val="22"/>
+          <w:lang w:val="ru-RU"/>
+        </w:rPr>
+      </w:pPr>
+    </w:p>
+    <w:p>
+      <w:pPr>
+        <w:rPr>
+          <w:rFonts w:ascii="Arial" w:hAnsi="Arial" w:cs="Arial"/>
+          <w:sz w:val="22"/>
+          <w:szCs w:val="22"/>
+          <w:lang w:val="ru-RU"/>
+        </w:rPr>
+      </w:pPr>
+      <w:r>
+        <w:rPr>
+          <w:rFonts w:ascii="Arial" w:hAnsi="Arial" w:cs="Arial"/>
+          <w:sz w:val="22"/>
+          <w:szCs w:val="22"/>
+          <w:lang w:val="ru-RU"/>
+        </w:rPr>
+        <w:t xml:space="preserve"> </w:t>
+      </w:r>
+      <w:r>
+        <w:rPr>
+          <w:rFonts w:ascii="Arial" w:hAnsi="Arial" w:cs="Arial"/>
+          <w:sz w:val="22"/>
+          <w:szCs w:val="22"/>
+          <w:lang w:val="ru-RU"/>
+        </w:rPr>
+        <w:t xml:space="preserve">- Формула для расчета </w:t>
+      </w:r>
+      <w:r>
+        <w:rPr>
+          <w:rFonts w:ascii="Arial" w:hAnsi="Arial" w:cs="Arial"/>
+          <w:sz w:val="22"/>
+          <w:szCs w:val="22"/>
+          <w:lang w:val="ru-RU"/>
+        </w:rPr>
+        <w:t xml:space="preserve">энергии активации (К- </w:t>
+      </w:r>
+      <w:proofErr w:type="spellStart"/>
+      <w:r>
+        <w:rPr>
+          <w:rFonts w:ascii="Arial" w:hAnsi="Arial" w:cs="Arial"/>
+          <w:sz w:val="22"/>
+          <w:szCs w:val="22"/>
+          <w:lang w:val="ru-RU"/>
+        </w:rPr>
+        <w:t>коэфф</w:t>
+      </w:r>
+      <w:proofErr w:type="spellEnd"/>
+      <w:r>
+        <w:rPr>
+          <w:rFonts w:ascii="Arial" w:hAnsi="Arial" w:cs="Arial"/>
+          <w:sz w:val="22"/>
+          <w:szCs w:val="22"/>
+          <w:lang w:val="ru-RU"/>
+        </w:rPr>
+        <w:t xml:space="preserve"> Больцмана)</w:t>
+      </w:r>
+    </w:p>
+    <w:p>
+      <w:pPr>
+        <w:rPr>
+          <w:rFonts w:ascii="Arial" w:hAnsi="Arial" w:cs="Arial"/>
+          <w:sz w:val="22"/>
+          <w:szCs w:val="22"/>
+          <w:lang w:val="ru-RU"/>
+        </w:rPr>
+      </w:pPr>
+    </w:p>
+    <w:p>
+      <w:pPr>
+        <w:rPr>
+          <w:rFonts w:ascii="Arial" w:hAnsi="Arial" w:cs="Arial"/>
+          <w:sz w:val="22"/>
+          <w:szCs w:val="22"/>
+          <w:lang w:val="ru-RU"/>
+        </w:rPr>
+      </w:pPr>
+      <w:r>
+        <w:rPr>
+          <w:rFonts w:ascii="Arial" w:hAnsi="Arial" w:cs="Arial"/>
+          <w:sz w:val="22"/>
+          <w:szCs w:val="22"/>
+          <w:lang w:val="ru-RU"/>
+        </w:rPr>
+        <w:drawing>
+          <wp:anchor distT="0" distB="0" distL="114300" distR="114300" simplePos="0" relativeHeight="251687936" behindDoc="0" locked="0" layoutInCell="1" allowOverlap="1" wp14:anchorId="378A6C5D" wp14:editId="311BD12F">
+            <wp:simplePos x="0" y="0"/>
+            <wp:positionH relativeFrom="column">
+              <wp:posOffset>635</wp:posOffset>
+            </wp:positionH>
+            <wp:positionV relativeFrom="paragraph">
+              <wp:posOffset>163830</wp:posOffset>
+            </wp:positionV>
+            <wp:extent cx="1796415" cy="723900"/>
+            <wp:effectExtent l="0" t="0" r="0" b="0"/>
+            <wp:wrapTight wrapText="bothSides">
+              <wp:wrapPolygon edited="0">
+                <wp:start x="0" y="0"/>
+                <wp:lineTo x="0" y="21032"/>
+                <wp:lineTo x="21302" y="21032"/>
+                <wp:lineTo x="21302" y="0"/>
+                <wp:lineTo x="0" y="0"/>
+              </wp:wrapPolygon>
+            </wp:wrapTight>
+            <wp:docPr id="23" name="Рисунок 23"/>
+            <wp:cNvGraphicFramePr>
+              <a:graphicFrameLocks xmlns:a="http://schemas.openxmlformats.org/drawingml/2006/main" noChangeAspect="1"/>
+            </wp:cNvGraphicFramePr>
+            <a:graphic xmlns:a="http://schemas.openxmlformats.org/drawingml/2006/main">
+              <a:graphicData uri="http://schemas.openxmlformats.org/drawingml/2006/picture">
+                <pic:pic xmlns:pic="http://schemas.openxmlformats.org/drawingml/2006/picture">
+                  <pic:nvPicPr>
+                    <pic:cNvPr id="1" name=""/>
+                    <pic:cNvPicPr/>
+                  </pic:nvPicPr>
+                  <pic:blipFill>
+                    <a:blip r:embed="rId22"/>
+                    <a:stretch>
+                      <a:fillRect/>
+                    </a:stretch>
+                  </pic:blipFill>
+                  <pic:spPr>
+                    <a:xfrm>
+                      <a:off x="0" y="0"/>
+                      <a:ext cx="1796415" cy="723900"/>
+                    </a:xfrm>
+                    <a:prstGeom prst="rect">
+                      <a:avLst/>
+                    </a:prstGeom>
+                  </pic:spPr>
+                </pic:pic>
+              </a:graphicData>
+            </a:graphic>
+            <wp14:sizeRelH relativeFrom="margin">
+              <wp14:pctWidth>0</wp14:pctWidth>
+            </wp14:sizeRelH>
+            <wp14:sizeRelV relativeFrom="margin">
+              <wp14:pctHeight>0</wp14:pctHeight>
+            </wp14:sizeRelV>
+          </wp:anchor>
+        </w:drawing>
+      </w:r>
+    </w:p>
+    <w:p>
+      <w:pPr>
+        <w:rPr>
+          <w:rFonts w:ascii="Arial" w:hAnsi="Arial" w:cs="Arial"/>
+          <w:sz w:val="22"/>
+          <w:szCs w:val="22"/>
+          <w:lang w:val="ru-RU"/>
+        </w:rPr>
+      </w:pPr>
+    </w:p>
+    <w:p>
+      <w:pPr>
+        <w:rPr>
+          <w:rFonts w:ascii="Arial" w:hAnsi="Arial" w:cs="Arial"/>
+          <w:sz w:val="22"/>
+          <w:szCs w:val="22"/>
+          <w:lang w:val="ru-RU"/>
+        </w:rPr>
+      </w:pPr>
+    </w:p>
+    <w:p>
+      <w:pPr>
+        <w:rPr>
+          <w:rFonts w:ascii="Arial" w:hAnsi="Arial" w:cs="Arial"/>
+          <w:sz w:val="22"/>
+          <w:szCs w:val="22"/>
+          <w:lang w:val="ru-RU"/>
+        </w:rPr>
+      </w:pPr>
+      <w:r>
+        <w:rPr>
+          <w:rFonts w:ascii="Arial" w:hAnsi="Arial" w:cs="Arial"/>
+          <w:sz w:val="22"/>
+          <w:szCs w:val="22"/>
+          <w:lang w:val="ru-RU"/>
+        </w:rPr>
+        <w:t>- Формула для расчета погрешности</w:t>
+      </w:r>
+      <w:r>
+        <w:rPr>
+          <w:rFonts w:ascii="Arial" w:hAnsi="Arial" w:cs="Arial"/>
+          <w:sz w:val="22"/>
+          <w:szCs w:val="22"/>
+          <w:lang w:val="ru-RU"/>
+        </w:rPr>
+        <w:t xml:space="preserve"> пути релаксации</w:t>
+      </w:r>
+    </w:p>
+    <w:p>
+      <w:pPr>
+        <w:rPr>
+          <w:rFonts w:ascii="Arial" w:hAnsi="Arial" w:cs="Arial"/>
+          <w:sz w:val="22"/>
+          <w:szCs w:val="22"/>
+          <w:lang w:val="ru-RU"/>
+        </w:rPr>
+      </w:pPr>
+      <w:r>
+        <w:rPr>
+          <w:rFonts w:ascii="Arial" w:hAnsi="Arial" w:cs="Arial"/>
+          <w:sz w:val="22"/>
+          <w:szCs w:val="22"/>
+          <w:lang w:val="ru-RU"/>
+        </w:rPr>
+        <w:drawing>
+          <wp:anchor distT="0" distB="0" distL="114300" distR="114300" simplePos="0" relativeHeight="251683840" behindDoc="0" locked="0" layoutInCell="1" allowOverlap="1" wp14:anchorId="3CB4ED6F" wp14:editId="1B972625">
+            <wp:simplePos x="0" y="0"/>
+            <wp:positionH relativeFrom="column">
+              <wp:posOffset>-142212</wp:posOffset>
+            </wp:positionH>
+            <wp:positionV relativeFrom="paragraph">
+              <wp:posOffset>158115</wp:posOffset>
+            </wp:positionV>
+            <wp:extent cx="2791215" cy="905001"/>
+            <wp:effectExtent l="0" t="0" r="9525" b="9525"/>
+            <wp:wrapTight wrapText="bothSides">
+              <wp:wrapPolygon edited="0">
+                <wp:start x="0" y="0"/>
+                <wp:lineTo x="0" y="21373"/>
+                <wp:lineTo x="21526" y="21373"/>
+                <wp:lineTo x="21526" y="0"/>
+                <wp:lineTo x="0" y="0"/>
+              </wp:wrapPolygon>
+            </wp:wrapTight>
+            <wp:docPr id="21" name="Рисунок 21"/>
+            <wp:cNvGraphicFramePr>
+              <a:graphicFrameLocks xmlns:a="http://schemas.openxmlformats.org/drawingml/2006/main" noChangeAspect="1"/>
+            </wp:cNvGraphicFramePr>
+            <a:graphic xmlns:a="http://schemas.openxmlformats.org/drawingml/2006/main">
+              <a:graphicData uri="http://schemas.openxmlformats.org/drawingml/2006/picture">
+                <pic:pic xmlns:pic="http://schemas.openxmlformats.org/drawingml/2006/picture">
+                  <pic:nvPicPr>
+                    <pic:cNvPr id="1" name=""/>
+                    <pic:cNvPicPr/>
+                  </pic:nvPicPr>
+                  <pic:blipFill>
+                    <a:blip r:embed="rId23"/>
+                    <a:stretch>
+                      <a:fillRect/>
+                    </a:stretch>
+                  </pic:blipFill>
+                  <pic:spPr>
+                    <a:xfrm>
+                      <a:off x="0" y="0"/>
+                      <a:ext cx="2791215" cy="905001"/>
+                    </a:xfrm>
+                    <a:prstGeom prst="rect">
+                      <a:avLst/>
+                    </a:prstGeom>
+                  </pic:spPr>
+                </pic:pic>
+              </a:graphicData>
+            </a:graphic>
+          </wp:anchor>
+        </w:drawing>
+      </w:r>
+    </w:p>
+    <w:p>
+      <w:pPr>
+        <w:rPr>
+          <w:rFonts w:ascii="Arial" w:hAnsi="Arial" w:cs="Arial"/>
+          <w:sz w:val="22"/>
+          <w:szCs w:val="22"/>
+          <w:lang w:val="ru-RU"/>
+        </w:rPr>
+      </w:pPr>
+    </w:p>
+    <w:p>
+      <w:pPr>
+        <w:rPr>
+          <w:rFonts w:ascii="Arial" w:hAnsi="Arial" w:cs="Arial"/>
+          <w:sz w:val="22"/>
+          <w:szCs w:val="22"/>
+          <w:lang w:val="ru-RU"/>
+        </w:rPr>
+      </w:pPr>
+    </w:p>
+    <w:p>
+      <w:pPr>
+        <w:rPr>
+          <w:rFonts w:ascii="Arial" w:hAnsi="Arial" w:cs="Arial"/>
+          <w:sz w:val="22"/>
+          <w:szCs w:val="22"/>
+          <w:lang w:val="ru-RU"/>
+        </w:rPr>
+      </w:pPr>
+      <w:r>
+        <w:rPr>
+          <w:rFonts w:ascii="Arial" w:hAnsi="Arial" w:cs="Arial"/>
+          <w:sz w:val="22"/>
+          <w:szCs w:val="22"/>
+          <w:lang w:val="ru-RU"/>
+        </w:rPr>
+        <w:t xml:space="preserve">- Формула для расчета </w:t>
+      </w:r>
+      <w:r>
+        <w:rPr>
+          <w:rFonts w:ascii="Arial" w:hAnsi="Arial" w:cs="Arial"/>
+          <w:sz w:val="22"/>
+          <w:szCs w:val="22"/>
+          <w:lang w:val="ru-RU"/>
+        </w:rPr>
+        <w:t>углового коэффициента по МНК</w:t>
+      </w:r>
+    </w:p>
+    <w:p>
+      <w:pPr>
+        <w:rPr>
+          <w:rFonts w:ascii="Arial" w:hAnsi="Arial" w:cs="Arial"/>
+          <w:sz w:val="22"/>
+          <w:szCs w:val="22"/>
+          <w:lang w:val="ru-RU"/>
+        </w:rPr>
+      </w:pPr>
+    </w:p>
+    <w:p>
+      <w:pPr>
+        <w:rPr>
+          <w:rFonts w:ascii="Arial" w:hAnsi="Arial" w:cs="Arial"/>
+          <w:sz w:val="22"/>
+          <w:szCs w:val="22"/>
+          <w:lang w:val="ru-RU"/>
+        </w:rPr>
+      </w:pPr>
+    </w:p>
+    <w:p>
+      <w:pPr>
+        <w:rPr>
+          <w:rFonts w:ascii="Arial" w:hAnsi="Arial" w:cs="Arial"/>
+          <w:sz w:val="22"/>
+          <w:szCs w:val="22"/>
+          <w:lang w:val="ru-RU"/>
+        </w:rPr>
+      </w:pPr>
+    </w:p>
+    <w:p>
+      <w:pPr>
+        <w:rPr>
+          <w:rFonts w:ascii="Arial" w:hAnsi="Arial" w:cs="Arial"/>
+          <w:sz w:val="22"/>
+          <w:szCs w:val="22"/>
+          <w:lang w:val="ru-RU"/>
+        </w:rPr>
+      </w:pPr>
+      <w:r>
+        <w:rPr>
+          <w:rFonts w:ascii="Arial" w:hAnsi="Arial" w:cs="Arial"/>
+          <w:sz w:val="22"/>
+          <w:szCs w:val="22"/>
+          <w:lang w:val="ru-RU"/>
+        </w:rPr>
+        <w:drawing>
+          <wp:anchor distT="0" distB="0" distL="114300" distR="114300" simplePos="0" relativeHeight="251685888" behindDoc="0" locked="0" layoutInCell="1" allowOverlap="1" wp14:anchorId="100F1CDB" wp14:editId="754B0746">
+            <wp:simplePos x="0" y="0"/>
+            <wp:positionH relativeFrom="column">
+              <wp:posOffset>-22529</wp:posOffset>
+            </wp:positionH>
+            <wp:positionV relativeFrom="paragraph">
+              <wp:posOffset>3175</wp:posOffset>
+            </wp:positionV>
+            <wp:extent cx="2674620" cy="882015"/>
+            <wp:effectExtent l="0" t="0" r="0" b="0"/>
+            <wp:wrapTight wrapText="bothSides">
+              <wp:wrapPolygon edited="0">
+                <wp:start x="0" y="0"/>
+                <wp:lineTo x="0" y="20994"/>
+                <wp:lineTo x="21385" y="20994"/>
+                <wp:lineTo x="21385" y="0"/>
+                <wp:lineTo x="0" y="0"/>
+              </wp:wrapPolygon>
+            </wp:wrapTight>
+            <wp:docPr id="22" name="Рисунок 22"/>
+            <wp:cNvGraphicFramePr>
+              <a:graphicFrameLocks xmlns:a="http://schemas.openxmlformats.org/drawingml/2006/main" noChangeAspect="1"/>
+            </wp:cNvGraphicFramePr>
+            <a:graphic xmlns:a="http://schemas.openxmlformats.org/drawingml/2006/main">
+              <a:graphicData uri="http://schemas.openxmlformats.org/drawingml/2006/picture">
+                <pic:pic xmlns:pic="http://schemas.openxmlformats.org/drawingml/2006/picture">
+                  <pic:nvPicPr>
+                    <pic:cNvPr id="1" name=""/>
+                    <pic:cNvPicPr/>
+                  </pic:nvPicPr>
+                  <pic:blipFill>
+                    <a:blip r:embed="rId24"/>
+                    <a:stretch>
+                      <a:fillRect/>
+                    </a:stretch>
+                  </pic:blipFill>
+                  <pic:spPr>
+                    <a:xfrm>
+                      <a:off x="0" y="0"/>
+                      <a:ext cx="2674620" cy="882015"/>
+                    </a:xfrm>
+                    <a:prstGeom prst="rect">
+                      <a:avLst/>
+                    </a:prstGeom>
+                  </pic:spPr>
+                </pic:pic>
+              </a:graphicData>
+            </a:graphic>
+            <wp14:sizeRelH relativeFrom="margin">
+              <wp14:pctWidth>0</wp14:pctWidth>
+            </wp14:sizeRelH>
+            <wp14:sizeRelV relativeFrom="margin">
+              <wp14:pctHeight>0</wp14:pctHeight>
+            </wp14:sizeRelV>
+          </wp:anchor>
+        </w:drawing>
+      </w:r>
+    </w:p>
+    <w:p>
+      <w:pPr>
+        <w:rPr>
+          <w:rFonts w:ascii="Arial" w:hAnsi="Arial" w:cs="Arial"/>
+          <w:sz w:val="22"/>
+          <w:szCs w:val="22"/>
+          <w:lang w:val="ru-RU"/>
+        </w:rPr>
+      </w:pPr>
+    </w:p>
+    <w:p>
+      <w:pPr>
+        <w:rPr>
+          <w:rFonts w:ascii="Arial" w:hAnsi="Arial" w:cs="Arial"/>
+          <w:sz w:val="22"/>
+          <w:szCs w:val="22"/>
+          <w:lang w:val="ru-RU"/>
+        </w:rPr>
+      </w:pPr>
+      <w:r>
+        <w:rPr>
+          <w:rFonts w:ascii="Arial" w:hAnsi="Arial" w:cs="Arial"/>
+          <w:sz w:val="22"/>
+          <w:szCs w:val="22"/>
+          <w:lang w:val="ru-RU"/>
+        </w:rPr>
+        <w:t xml:space="preserve">- Формула для расчета </w:t>
+      </w:r>
+      <w:r>
+        <w:rPr>
+          <w:rFonts w:ascii="Arial" w:hAnsi="Arial" w:cs="Arial"/>
+          <w:sz w:val="22"/>
+          <w:szCs w:val="22"/>
+          <w:lang w:val="ru-RU"/>
+        </w:rPr>
+        <w:t>погрешности углового коэффициента</w:t>
+      </w:r>
+    </w:p>
+    <w:p>
+      <w:pPr>
+        <w:rPr>
+          <w:rFonts w:ascii="Arial" w:hAnsi="Arial" w:cs="Arial"/>
+          <w:sz w:val="22"/>
+          <w:szCs w:val="22"/>
+          <w:lang w:val="ru-RU"/>
+        </w:rPr>
+      </w:pPr>
+    </w:p>
+    <w:p>
+      <w:pPr>
+        <w:rPr>
+          <w:rFonts w:ascii="Arial" w:hAnsi="Arial" w:cs="Arial"/>
+          <w:sz w:val="22"/>
+          <w:szCs w:val="22"/>
+          <w:lang w:val="ru-RU"/>
+        </w:rPr>
+      </w:pPr>
+      <w:r>
+        <w:rPr>
+          <w:rFonts w:ascii="Arial" w:hAnsi="Arial" w:cs="Arial"/>
+          <w:sz w:val="22"/>
+          <w:szCs w:val="22"/>
+          <w:lang w:val="ru-RU"/>
+        </w:rPr>
+        <w:drawing>
+          <wp:anchor distT="0" distB="0" distL="114300" distR="114300" simplePos="0" relativeHeight="251689984" behindDoc="0" locked="0" layoutInCell="1" allowOverlap="1" wp14:anchorId="4F166E9A" wp14:editId="1D343821">
+            <wp:simplePos x="0" y="0"/>
+            <wp:positionH relativeFrom="column">
+              <wp:posOffset>-38735</wp:posOffset>
+            </wp:positionH>
+            <wp:positionV relativeFrom="paragraph">
+              <wp:posOffset>86691</wp:posOffset>
+            </wp:positionV>
+            <wp:extent cx="962025" cy="243840"/>
+            <wp:effectExtent l="0" t="0" r="9525" b="3810"/>
+            <wp:wrapTight wrapText="bothSides">
+              <wp:wrapPolygon edited="0">
+                <wp:start x="0" y="0"/>
+                <wp:lineTo x="0" y="20250"/>
+                <wp:lineTo x="21386" y="20250"/>
+                <wp:lineTo x="21386" y="0"/>
+                <wp:lineTo x="0" y="0"/>
+              </wp:wrapPolygon>
+            </wp:wrapTight>
+            <wp:docPr id="24" name="Рисунок 24"/>
+            <wp:cNvGraphicFramePr>
+              <a:graphicFrameLocks xmlns:a="http://schemas.openxmlformats.org/drawingml/2006/main" noChangeAspect="1"/>
+            </wp:cNvGraphicFramePr>
+            <a:graphic xmlns:a="http://schemas.openxmlformats.org/drawingml/2006/main">
+              <a:graphicData uri="http://schemas.openxmlformats.org/drawingml/2006/picture">
+                <pic:pic xmlns:pic="http://schemas.openxmlformats.org/drawingml/2006/picture">
+                  <pic:nvPicPr>
+                    <pic:cNvPr id="1" name=""/>
+                    <pic:cNvPicPr/>
+                  </pic:nvPicPr>
+                  <pic:blipFill>
+                    <a:blip r:embed="rId25"/>
+                    <a:stretch>
+                      <a:fillRect/>
+                    </a:stretch>
+                  </pic:blipFill>
+                  <pic:spPr>
+                    <a:xfrm>
+                      <a:off x="0" y="0"/>
+                      <a:ext cx="962025" cy="243840"/>
+                    </a:xfrm>
+                    <a:prstGeom prst="rect">
+                      <a:avLst/>
+                    </a:prstGeom>
+                  </pic:spPr>
+                </pic:pic>
+              </a:graphicData>
+            </a:graphic>
+            <wp14:sizeRelH relativeFrom="margin">
+              <wp14:pctWidth>0</wp14:pctWidth>
+            </wp14:sizeRelH>
+            <wp14:sizeRelV relativeFrom="margin">
+              <wp14:pctHeight>0</wp14:pctHeight>
+            </wp14:sizeRelV>
+          </wp:anchor>
+        </w:drawing>
+      </w:r>
+    </w:p>
+    <w:p>
+      <w:pPr>
+        <w:rPr>
+          <w:rFonts w:ascii="Arial" w:hAnsi="Arial" w:cs="Arial"/>
+          <w:sz w:val="22"/>
+          <w:szCs w:val="22"/>
+          <w:lang w:val="ru-RU"/>
+        </w:rPr>
+      </w:pPr>
+      <w:r>
+        <w:rPr>
+          <w:rFonts w:ascii="Arial" w:hAnsi="Arial" w:cs="Arial"/>
+          <w:sz w:val="22"/>
+          <w:szCs w:val="22"/>
+          <w:lang w:val="ru-RU"/>
+        </w:rPr>
+        <w:t xml:space="preserve"> </w:t>
+      </w:r>
+      <w:r>
+        <w:rPr>
+          <w:rFonts w:ascii="Arial" w:hAnsi="Arial" w:cs="Arial"/>
+          <w:sz w:val="22"/>
+          <w:szCs w:val="22"/>
+          <w:lang w:val="ru-RU"/>
+        </w:rPr>
+        <w:t>- Формула для расчета погрешности</w:t>
+      </w:r>
+    </w:p>
+    <w:p>
+      <w:pPr>
+        <w:rPr>
+          <w:rFonts w:ascii="Arial" w:hAnsi="Arial" w:cs="Arial"/>
           <w:sz w:val="22"/>
           <w:szCs w:val="22"/>
           <w:lang w:val="ru-RU"/>
@@ -2664,7 +4314,7 @@
           <w:vertAlign w:val="subscript"/>
           <w:lang w:val="ru-RU"/>
         </w:rPr>
-        <w:t>м</w:t>
+        <w:t>л</w:t>
       </w:r>
       <w:r>
         <w:rPr>
@@ -10690,6 +12340,25 @@
           <w:lang w:val="ru-RU"/>
         </w:rPr>
       </w:pPr>
+      <w:r>
+        <w:rPr>
+          <w:rFonts w:ascii="Arial" w:hAnsi="Arial" w:cs="Arial"/>
+          <w:sz w:val="22"/>
+          <w:szCs w:val="22"/>
+          <w:lang w:val="ru-RU"/>
+        </w:rPr>
+        <w:t>(Формулы для вычисления погрешностей см перед результатами измерений и обработки данных)</w:t>
+      </w:r>
+    </w:p>
+    <w:p>
+      <w:pPr>
+        <w:rPr>
+          <w:rFonts w:ascii="Arial" w:hAnsi="Arial" w:cs="Arial"/>
+          <w:sz w:val="22"/>
+          <w:szCs w:val="22"/>
+          <w:lang w:val="ru-RU"/>
+        </w:rPr>
+      </w:pPr>
     </w:p>
     <w:p>
       <w:pPr>
@@ -11731,6 +13400,7 @@
                 <w:szCs w:val="24"/>
                 <w:lang w:val="ru-RU"/>
               </w:rPr>
+              <w:lastRenderedPageBreak/>
               <w:t>5</w:t>
             </w:r>
           </w:p>
@@ -12046,7 +13716,6 @@
                 <w:szCs w:val="24"/>
                 <w:lang w:val="ru-RU"/>
               </w:rPr>
-              <w:lastRenderedPageBreak/>
               <w:t>Стекло</w:t>
             </w:r>
           </w:p>
@@ -13291,6 +14960,85 @@
           <w:lang w:val="ru-RU"/>
         </w:rPr>
       </w:pPr>
+    </w:p>
+    <w:p>
+      <w:pPr>
+        <w:rPr>
+          <w:rFonts w:ascii="Arial" w:hAnsi="Arial" w:cs="Arial"/>
+          <w:b/>
+          <w:bCs/>
+          <w:sz w:val="22"/>
+          <w:szCs w:val="22"/>
+          <w:lang w:val="ru-RU"/>
+        </w:rPr>
+      </w:pPr>
+      <w:r>
+        <w:rPr>
+          <w:rFonts w:ascii="Arial" w:hAnsi="Arial" w:cs="Arial"/>
+          <w:b/>
+          <w:bCs/>
+          <w:sz w:val="22"/>
+          <w:szCs w:val="22"/>
+          <w:lang w:val="ru-RU"/>
+        </w:rPr>
+        <w:drawing>
+          <wp:anchor distT="0" distB="0" distL="114300" distR="114300" simplePos="0" relativeHeight="251692032" behindDoc="0" locked="0" layoutInCell="1" allowOverlap="1" wp14:anchorId="1C006CA4" wp14:editId="737C7F9E">
+            <wp:simplePos x="0" y="0"/>
+            <wp:positionH relativeFrom="column">
+              <wp:posOffset>-142903</wp:posOffset>
+            </wp:positionH>
+            <wp:positionV relativeFrom="paragraph">
+              <wp:posOffset>404495</wp:posOffset>
+            </wp:positionV>
+            <wp:extent cx="5462270" cy="3963035"/>
+            <wp:effectExtent l="0" t="0" r="5080" b="0"/>
+            <wp:wrapTight wrapText="bothSides">
+              <wp:wrapPolygon edited="0">
+                <wp:start x="0" y="0"/>
+                <wp:lineTo x="0" y="21493"/>
+                <wp:lineTo x="21545" y="21493"/>
+                <wp:lineTo x="21545" y="0"/>
+                <wp:lineTo x="0" y="0"/>
+              </wp:wrapPolygon>
+            </wp:wrapTight>
+            <wp:docPr id="27" name="Рисунок 27"/>
+            <wp:cNvGraphicFramePr>
+              <a:graphicFrameLocks xmlns:a="http://schemas.openxmlformats.org/drawingml/2006/main" noChangeAspect="1"/>
+            </wp:cNvGraphicFramePr>
+            <a:graphic xmlns:a="http://schemas.openxmlformats.org/drawingml/2006/main">
+              <a:graphicData uri="http://schemas.openxmlformats.org/drawingml/2006/picture">
+                <pic:pic xmlns:pic="http://schemas.openxmlformats.org/drawingml/2006/picture">
+                  <pic:nvPicPr>
+                    <pic:cNvPr id="1" name=""/>
+                    <pic:cNvPicPr/>
+                  </pic:nvPicPr>
+                  <pic:blipFill>
+                    <a:blip r:embed="rId26"/>
+                    <a:stretch>
+                      <a:fillRect/>
+                    </a:stretch>
+                  </pic:blipFill>
+                  <pic:spPr>
+                    <a:xfrm>
+                      <a:off x="0" y="0"/>
+                      <a:ext cx="5462270" cy="3963035"/>
+                    </a:xfrm>
+                    <a:prstGeom prst="rect">
+                      <a:avLst/>
+                    </a:prstGeom>
+                  </pic:spPr>
+                </pic:pic>
+              </a:graphicData>
+            </a:graphic>
+            <wp14:sizeRelH relativeFrom="margin">
+              <wp14:pctWidth>0</wp14:pctWidth>
+            </wp14:sizeRelH>
+            <wp14:sizeRelV relativeFrom="margin">
+              <wp14:pctHeight>0</wp14:pctHeight>
+            </wp14:sizeRelV>
+          </wp:anchor>
+        </w:drawing>
+      </w:r>
       <w:r>
         <w:rPr>
           <w:rFonts w:ascii="Arial" w:hAnsi="Arial" w:cs="Arial"/>
@@ -13429,6 +15177,1584 @@
           <w:lang w:val="ru-RU"/>
         </w:rPr>
       </w:pPr>
+    </w:p>
+    <w:p>
+      <w:pPr>
+        <w:rPr>
+          <w:rFonts w:ascii="Arial" w:hAnsi="Arial" w:cs="Arial"/>
+          <w:b/>
+          <w:bCs/>
+          <w:sz w:val="22"/>
+          <w:szCs w:val="22"/>
+          <w:lang w:val="ru-RU"/>
+        </w:rPr>
+      </w:pPr>
+    </w:p>
+    <w:p>
+      <w:pPr>
+        <w:rPr>
+          <w:rFonts w:ascii="Arial" w:hAnsi="Arial" w:cs="Arial"/>
+          <w:b/>
+          <w:bCs/>
+          <w:sz w:val="22"/>
+          <w:szCs w:val="22"/>
+          <w:lang w:val="ru-RU"/>
+        </w:rPr>
+      </w:pPr>
+    </w:p>
+    <w:p>
+      <w:pPr>
+        <w:rPr>
+          <w:rFonts w:ascii="Arial" w:hAnsi="Arial" w:cs="Arial"/>
+          <w:b/>
+          <w:bCs/>
+          <w:sz w:val="22"/>
+          <w:szCs w:val="22"/>
+          <w:lang w:val="ru-RU"/>
+        </w:rPr>
+      </w:pPr>
+    </w:p>
+    <w:p>
+      <w:pPr>
+        <w:rPr>
+          <w:rFonts w:ascii="Arial" w:hAnsi="Arial" w:cs="Arial"/>
+          <w:b/>
+          <w:bCs/>
+          <w:sz w:val="22"/>
+          <w:szCs w:val="22"/>
+          <w:lang w:val="ru-RU"/>
+        </w:rPr>
+      </w:pPr>
+    </w:p>
+    <w:p>
+      <w:pPr>
+        <w:rPr>
+          <w:rFonts w:ascii="Arial" w:hAnsi="Arial" w:cs="Arial"/>
+          <w:b/>
+          <w:bCs/>
+          <w:sz w:val="22"/>
+          <w:szCs w:val="22"/>
+          <w:lang w:val="ru-RU"/>
+        </w:rPr>
+      </w:pPr>
+    </w:p>
+    <w:p>
+      <w:pPr>
+        <w:rPr>
+          <w:rFonts w:ascii="Arial" w:hAnsi="Arial" w:cs="Arial"/>
+          <w:b/>
+          <w:bCs/>
+          <w:sz w:val="22"/>
+          <w:szCs w:val="22"/>
+          <w:lang w:val="ru-RU"/>
+        </w:rPr>
+      </w:pPr>
+    </w:p>
+    <w:p>
+      <w:pPr>
+        <w:rPr>
+          <w:rFonts w:ascii="Arial" w:hAnsi="Arial" w:cs="Arial"/>
+          <w:b/>
+          <w:bCs/>
+          <w:sz w:val="22"/>
+          <w:szCs w:val="22"/>
+          <w:lang w:val="ru-RU"/>
+        </w:rPr>
+      </w:pPr>
+    </w:p>
+    <w:p>
+      <w:pPr>
+        <w:rPr>
+          <w:rFonts w:ascii="Arial" w:hAnsi="Arial" w:cs="Arial"/>
+          <w:b/>
+          <w:bCs/>
+          <w:sz w:val="22"/>
+          <w:szCs w:val="22"/>
+          <w:lang w:val="ru-RU"/>
+        </w:rPr>
+      </w:pPr>
+    </w:p>
+    <w:p>
+      <w:pPr>
+        <w:rPr>
+          <w:rFonts w:ascii="Arial" w:hAnsi="Arial" w:cs="Arial"/>
+          <w:b/>
+          <w:bCs/>
+          <w:sz w:val="22"/>
+          <w:szCs w:val="22"/>
+          <w:lang w:val="ru-RU"/>
+        </w:rPr>
+      </w:pPr>
+    </w:p>
+    <w:p>
+      <w:pPr>
+        <w:rPr>
+          <w:rFonts w:ascii="Arial" w:hAnsi="Arial" w:cs="Arial"/>
+          <w:b/>
+          <w:bCs/>
+          <w:sz w:val="22"/>
+          <w:szCs w:val="22"/>
+          <w:lang w:val="ru-RU"/>
+        </w:rPr>
+      </w:pPr>
+    </w:p>
+    <w:p>
+      <w:pPr>
+        <w:rPr>
+          <w:rFonts w:ascii="Arial" w:hAnsi="Arial" w:cs="Arial"/>
+          <w:b/>
+          <w:bCs/>
+          <w:sz w:val="22"/>
+          <w:szCs w:val="22"/>
+          <w:lang w:val="ru-RU"/>
+        </w:rPr>
+      </w:pPr>
+    </w:p>
+    <w:p>
+      <w:pPr>
+        <w:rPr>
+          <w:rFonts w:ascii="Arial" w:hAnsi="Arial" w:cs="Arial"/>
+          <w:b/>
+          <w:bCs/>
+          <w:sz w:val="22"/>
+          <w:szCs w:val="22"/>
+          <w:lang w:val="ru-RU"/>
+        </w:rPr>
+      </w:pPr>
+    </w:p>
+    <w:p>
+      <w:pPr>
+        <w:rPr>
+          <w:rFonts w:ascii="Arial" w:hAnsi="Arial" w:cs="Arial"/>
+          <w:b/>
+          <w:bCs/>
+          <w:sz w:val="22"/>
+          <w:szCs w:val="22"/>
+          <w:lang w:val="ru-RU"/>
+        </w:rPr>
+      </w:pPr>
+    </w:p>
+    <w:p>
+      <w:pPr>
+        <w:rPr>
+          <w:rFonts w:ascii="Arial" w:hAnsi="Arial" w:cs="Arial"/>
+          <w:b/>
+          <w:bCs/>
+          <w:sz w:val="22"/>
+          <w:szCs w:val="22"/>
+          <w:lang w:val="ru-RU"/>
+        </w:rPr>
+      </w:pPr>
+    </w:p>
+    <w:p>
+      <w:pPr>
+        <w:rPr>
+          <w:rFonts w:ascii="Arial" w:hAnsi="Arial" w:cs="Arial"/>
+          <w:b/>
+          <w:bCs/>
+          <w:sz w:val="22"/>
+          <w:szCs w:val="22"/>
+          <w:lang w:val="ru-RU"/>
+        </w:rPr>
+      </w:pPr>
+    </w:p>
+    <w:p>
+      <w:pPr>
+        <w:rPr>
+          <w:rFonts w:ascii="Arial" w:hAnsi="Arial" w:cs="Arial"/>
+          <w:b/>
+          <w:bCs/>
+          <w:sz w:val="22"/>
+          <w:szCs w:val="22"/>
+          <w:lang w:val="ru-RU"/>
+        </w:rPr>
+      </w:pPr>
+    </w:p>
+    <w:p>
+      <w:pPr>
+        <w:rPr>
+          <w:rFonts w:ascii="Arial" w:hAnsi="Arial" w:cs="Arial"/>
+          <w:b/>
+          <w:bCs/>
+          <w:sz w:val="22"/>
+          <w:szCs w:val="22"/>
+          <w:lang w:val="ru-RU"/>
+        </w:rPr>
+      </w:pPr>
+    </w:p>
+    <w:p>
+      <w:pPr>
+        <w:rPr>
+          <w:rFonts w:ascii="Arial" w:hAnsi="Arial" w:cs="Arial"/>
+          <w:b/>
+          <w:bCs/>
+          <w:sz w:val="22"/>
+          <w:szCs w:val="22"/>
+          <w:lang w:val="ru-RU"/>
+        </w:rPr>
+      </w:pPr>
+    </w:p>
+    <w:p>
+      <w:pPr>
+        <w:rPr>
+          <w:rFonts w:ascii="Arial" w:hAnsi="Arial" w:cs="Arial"/>
+          <w:b/>
+          <w:bCs/>
+          <w:sz w:val="22"/>
+          <w:szCs w:val="22"/>
+          <w:lang w:val="ru-RU"/>
+        </w:rPr>
+      </w:pPr>
+    </w:p>
+    <w:p>
+      <w:pPr>
+        <w:rPr>
+          <w:rFonts w:ascii="Arial" w:hAnsi="Arial" w:cs="Arial"/>
+          <w:b/>
+          <w:bCs/>
+          <w:sz w:val="22"/>
+          <w:szCs w:val="22"/>
+          <w:lang w:val="ru-RU"/>
+        </w:rPr>
+      </w:pPr>
+    </w:p>
+    <w:p>
+      <w:pPr>
+        <w:rPr>
+          <w:rFonts w:ascii="Arial" w:hAnsi="Arial" w:cs="Arial"/>
+          <w:b/>
+          <w:bCs/>
+          <w:sz w:val="22"/>
+          <w:szCs w:val="22"/>
+          <w:lang w:val="ru-RU"/>
+        </w:rPr>
+      </w:pPr>
+    </w:p>
+    <w:p>
+      <w:pPr>
+        <w:rPr>
+          <w:rFonts w:ascii="Arial" w:hAnsi="Arial" w:cs="Arial"/>
+          <w:b/>
+          <w:bCs/>
+          <w:sz w:val="22"/>
+          <w:szCs w:val="22"/>
+          <w:lang w:val="ru-RU"/>
+        </w:rPr>
+      </w:pPr>
+    </w:p>
+    <w:p>
+      <w:pPr>
+        <w:rPr>
+          <w:rFonts w:ascii="Arial" w:hAnsi="Arial" w:cs="Arial"/>
+          <w:b/>
+          <w:bCs/>
+          <w:sz w:val="22"/>
+          <w:szCs w:val="22"/>
+          <w:lang w:val="ru-RU"/>
+        </w:rPr>
+      </w:pPr>
+    </w:p>
+    <w:p>
+      <w:pPr>
+        <w:rPr>
+          <w:rFonts w:ascii="Arial" w:hAnsi="Arial" w:cs="Arial"/>
+          <w:b/>
+          <w:bCs/>
+          <w:sz w:val="22"/>
+          <w:szCs w:val="22"/>
+          <w:lang w:val="ru-RU"/>
+        </w:rPr>
+      </w:pPr>
+    </w:p>
+    <w:p>
+      <w:pPr>
+        <w:rPr>
+          <w:rFonts w:ascii="Arial" w:hAnsi="Arial" w:cs="Arial"/>
+          <w:sz w:val="22"/>
+          <w:szCs w:val="22"/>
+          <w:lang w:val="ru-RU"/>
+        </w:rPr>
+      </w:pPr>
+      <w:r>
+        <w:rPr>
+          <w:rFonts w:ascii="Arial" w:hAnsi="Arial" w:cs="Arial"/>
+          <w:sz w:val="22"/>
+          <w:szCs w:val="22"/>
+          <w:lang w:val="ru-RU"/>
+        </w:rPr>
+        <w:t xml:space="preserve">Рисунок 2. График </w:t>
+      </w:r>
+      <w:r>
+        <w:rPr>
+          <w:rFonts w:ascii="Arial" w:hAnsi="Arial" w:cs="Arial"/>
+          <w:sz w:val="22"/>
+          <w:szCs w:val="22"/>
+          <w:lang w:val="ru-RU"/>
+        </w:rPr>
+        <w:t xml:space="preserve">зависимости </w:t>
+      </w:r>
+      <w:r>
+        <w:rPr>
+          <w:rFonts w:ascii="Arial" w:hAnsi="Arial" w:cs="Arial"/>
+          <w:sz w:val="22"/>
+          <w:szCs w:val="22"/>
+        </w:rPr>
+        <w:t>ln</w:t>
+      </w:r>
+      <w:r>
+        <w:rPr>
+          <w:rFonts w:ascii="Arial" w:hAnsi="Arial" w:cs="Arial"/>
+          <w:sz w:val="22"/>
+          <w:szCs w:val="22"/>
+          <w:lang w:val="ru-RU"/>
+        </w:rPr>
+        <w:t>(</w:t>
+      </w:r>
+      <w:r>
+        <w:rPr>
+          <w:rFonts w:ascii="Arial" w:hAnsi="Arial" w:cs="Arial"/>
+          <w:i/>
+          <w:iCs/>
+          <w:sz w:val="22"/>
+          <w:szCs w:val="22"/>
+          <w:lang w:val="ru-RU"/>
+        </w:rPr>
+        <w:t>η</w:t>
+      </w:r>
+      <w:r>
+        <w:rPr>
+          <w:rFonts w:ascii="Arial" w:hAnsi="Arial" w:cs="Arial"/>
+          <w:i/>
+          <w:iCs/>
+          <w:sz w:val="22"/>
+          <w:szCs w:val="22"/>
+          <w:lang w:val="ru-RU"/>
+        </w:rPr>
+        <w:t xml:space="preserve">) от </w:t>
+      </w:r>
+      <w:r>
+        <w:rPr>
+          <w:rFonts w:ascii="Arial" w:hAnsi="Arial" w:cs="Arial"/>
+          <w:sz w:val="22"/>
+          <w:szCs w:val="22"/>
+          <w:lang w:val="ru-RU"/>
+        </w:rPr>
+        <w:t>1/</w:t>
+      </w:r>
+      <w:r>
+        <w:rPr>
+          <w:rFonts w:ascii="Arial" w:hAnsi="Arial" w:cs="Arial"/>
+          <w:i/>
+          <w:iCs/>
+          <w:sz w:val="22"/>
+          <w:szCs w:val="22"/>
+        </w:rPr>
+        <w:t>T</w:t>
+      </w:r>
+      <w:r>
+        <w:rPr>
+          <w:rFonts w:ascii="Arial" w:hAnsi="Arial" w:cs="Arial"/>
+          <w:sz w:val="22"/>
+          <w:szCs w:val="22"/>
+          <w:lang w:val="ru-RU"/>
+        </w:rPr>
+        <w:t xml:space="preserve"> для стеклянных шариков</w:t>
+      </w:r>
+    </w:p>
+    <w:p>
+      <w:pPr>
+        <w:rPr>
+          <w:rFonts w:ascii="Arial" w:hAnsi="Arial" w:cs="Arial"/>
+          <w:sz w:val="22"/>
+          <w:szCs w:val="22"/>
+          <w:lang w:val="ru-RU"/>
+        </w:rPr>
+      </w:pPr>
+    </w:p>
+    <w:p>
+      <w:pPr>
+        <w:rPr>
+          <w:rFonts w:ascii="Arial" w:hAnsi="Arial" w:cs="Arial"/>
+          <w:sz w:val="22"/>
+          <w:szCs w:val="22"/>
+          <w:lang w:val="ru-RU"/>
+        </w:rPr>
+      </w:pPr>
+    </w:p>
+    <w:p>
+      <w:pPr>
+        <w:rPr>
+          <w:rFonts w:ascii="Arial" w:hAnsi="Arial" w:cs="Arial"/>
+          <w:sz w:val="22"/>
+          <w:szCs w:val="22"/>
+          <w:lang w:val="ru-RU"/>
+        </w:rPr>
+      </w:pPr>
+    </w:p>
+    <w:p>
+      <w:pPr>
+        <w:rPr>
+          <w:rFonts w:ascii="Arial" w:hAnsi="Arial" w:cs="Arial"/>
+          <w:sz w:val="22"/>
+          <w:szCs w:val="22"/>
+          <w:lang w:val="ru-RU"/>
+        </w:rPr>
+      </w:pPr>
+    </w:p>
+    <w:p>
+      <w:pPr>
+        <w:rPr>
+          <w:rFonts w:ascii="Arial" w:hAnsi="Arial" w:cs="Arial"/>
+          <w:sz w:val="22"/>
+          <w:szCs w:val="22"/>
+          <w:lang w:val="ru-RU"/>
+        </w:rPr>
+      </w:pPr>
+    </w:p>
+    <w:p>
+      <w:pPr>
+        <w:rPr>
+          <w:rFonts w:ascii="Arial" w:hAnsi="Arial" w:cs="Arial"/>
+          <w:sz w:val="22"/>
+          <w:szCs w:val="22"/>
+          <w:lang w:val="ru-RU"/>
+        </w:rPr>
+      </w:pPr>
+    </w:p>
+    <w:p>
+      <w:pPr>
+        <w:rPr>
+          <w:rFonts w:ascii="Arial" w:hAnsi="Arial" w:cs="Arial"/>
+          <w:sz w:val="22"/>
+          <w:szCs w:val="22"/>
+          <w:lang w:val="ru-RU"/>
+        </w:rPr>
+      </w:pPr>
+    </w:p>
+    <w:p>
+      <w:pPr>
+        <w:rPr>
+          <w:rFonts w:ascii="Arial" w:hAnsi="Arial" w:cs="Arial"/>
+          <w:sz w:val="22"/>
+          <w:szCs w:val="22"/>
+          <w:lang w:val="ru-RU"/>
+        </w:rPr>
+      </w:pPr>
+    </w:p>
+    <w:p>
+      <w:pPr>
+        <w:rPr>
+          <w:rFonts w:ascii="Arial" w:hAnsi="Arial" w:cs="Arial"/>
+          <w:sz w:val="22"/>
+          <w:szCs w:val="22"/>
+          <w:lang w:val="ru-RU"/>
+        </w:rPr>
+      </w:pPr>
+    </w:p>
+    <w:p>
+      <w:pPr>
+        <w:rPr>
+          <w:rFonts w:ascii="Arial" w:hAnsi="Arial" w:cs="Arial"/>
+          <w:sz w:val="22"/>
+          <w:szCs w:val="22"/>
+          <w:lang w:val="ru-RU"/>
+        </w:rPr>
+      </w:pPr>
+    </w:p>
+    <w:p>
+      <w:pPr>
+        <w:rPr>
+          <w:rFonts w:ascii="Arial" w:hAnsi="Arial" w:cs="Arial"/>
+          <w:sz w:val="22"/>
+          <w:szCs w:val="22"/>
+          <w:lang w:val="ru-RU"/>
+        </w:rPr>
+      </w:pPr>
+    </w:p>
+    <w:p>
+      <w:pPr>
+        <w:rPr>
+          <w:rFonts w:ascii="Arial" w:hAnsi="Arial" w:cs="Arial"/>
+          <w:sz w:val="22"/>
+          <w:szCs w:val="22"/>
+          <w:lang w:val="ru-RU"/>
+        </w:rPr>
+      </w:pPr>
+    </w:p>
+    <w:p>
+      <w:pPr>
+        <w:rPr>
+          <w:rFonts w:ascii="Arial" w:hAnsi="Arial" w:cs="Arial"/>
+          <w:sz w:val="22"/>
+          <w:szCs w:val="22"/>
+          <w:lang w:val="ru-RU"/>
+        </w:rPr>
+      </w:pPr>
+    </w:p>
+    <w:p>
+      <w:pPr>
+        <w:rPr>
+          <w:rFonts w:ascii="Arial" w:hAnsi="Arial" w:cs="Arial"/>
+          <w:sz w:val="22"/>
+          <w:szCs w:val="22"/>
+          <w:lang w:val="ru-RU"/>
+        </w:rPr>
+      </w:pPr>
+    </w:p>
+    <w:p>
+      <w:pPr>
+        <w:rPr>
+          <w:rFonts w:ascii="Arial" w:hAnsi="Arial" w:cs="Arial"/>
+          <w:sz w:val="22"/>
+          <w:szCs w:val="22"/>
+          <w:lang w:val="ru-RU"/>
+        </w:rPr>
+      </w:pPr>
+    </w:p>
+    <w:p>
+      <w:pPr>
+        <w:rPr>
+          <w:rFonts w:ascii="Arial" w:hAnsi="Arial" w:cs="Arial"/>
+          <w:sz w:val="22"/>
+          <w:szCs w:val="22"/>
+          <w:lang w:val="ru-RU"/>
+        </w:rPr>
+      </w:pPr>
+    </w:p>
+    <w:p>
+      <w:pPr>
+        <w:rPr>
+          <w:rFonts w:ascii="Arial" w:hAnsi="Arial" w:cs="Arial"/>
+          <w:sz w:val="22"/>
+          <w:szCs w:val="22"/>
+          <w:lang w:val="ru-RU"/>
+        </w:rPr>
+      </w:pPr>
+    </w:p>
+    <w:p>
+      <w:pPr>
+        <w:rPr>
+          <w:rFonts w:ascii="Arial" w:hAnsi="Arial" w:cs="Arial"/>
+          <w:sz w:val="22"/>
+          <w:szCs w:val="22"/>
+          <w:lang w:val="ru-RU"/>
+        </w:rPr>
+      </w:pPr>
+      <w:r>
+        <w:rPr>
+          <w:rFonts w:ascii="Arial" w:hAnsi="Arial" w:cs="Arial"/>
+          <w:sz w:val="22"/>
+          <w:szCs w:val="22"/>
+          <w:lang w:val="ru-RU"/>
+        </w:rPr>
+        <w:lastRenderedPageBreak/>
+        <w:drawing>
+          <wp:anchor distT="0" distB="0" distL="114300" distR="114300" simplePos="0" relativeHeight="251694080" behindDoc="0" locked="0" layoutInCell="1" allowOverlap="1" wp14:anchorId="67BDBEA1" wp14:editId="7EF7A662">
+            <wp:simplePos x="0" y="0"/>
+            <wp:positionH relativeFrom="column">
+              <wp:posOffset>-117944</wp:posOffset>
+            </wp:positionH>
+            <wp:positionV relativeFrom="paragraph">
+              <wp:posOffset>194</wp:posOffset>
+            </wp:positionV>
+            <wp:extent cx="5723890" cy="4173855"/>
+            <wp:effectExtent l="0" t="0" r="0" b="0"/>
+            <wp:wrapTight wrapText="bothSides">
+              <wp:wrapPolygon edited="0">
+                <wp:start x="0" y="0"/>
+                <wp:lineTo x="0" y="21492"/>
+                <wp:lineTo x="21495" y="21492"/>
+                <wp:lineTo x="21495" y="0"/>
+                <wp:lineTo x="0" y="0"/>
+              </wp:wrapPolygon>
+            </wp:wrapTight>
+            <wp:docPr id="28" name="Рисунок 28"/>
+            <wp:cNvGraphicFramePr>
+              <a:graphicFrameLocks xmlns:a="http://schemas.openxmlformats.org/drawingml/2006/main" noChangeAspect="1"/>
+            </wp:cNvGraphicFramePr>
+            <a:graphic xmlns:a="http://schemas.openxmlformats.org/drawingml/2006/main">
+              <a:graphicData uri="http://schemas.openxmlformats.org/drawingml/2006/picture">
+                <pic:pic xmlns:pic="http://schemas.openxmlformats.org/drawingml/2006/picture">
+                  <pic:nvPicPr>
+                    <pic:cNvPr id="1" name=""/>
+                    <pic:cNvPicPr/>
+                  </pic:nvPicPr>
+                  <pic:blipFill>
+                    <a:blip r:embed="rId27"/>
+                    <a:stretch>
+                      <a:fillRect/>
+                    </a:stretch>
+                  </pic:blipFill>
+                  <pic:spPr>
+                    <a:xfrm>
+                      <a:off x="0" y="0"/>
+                      <a:ext cx="5723890" cy="4173855"/>
+                    </a:xfrm>
+                    <a:prstGeom prst="rect">
+                      <a:avLst/>
+                    </a:prstGeom>
+                  </pic:spPr>
+                </pic:pic>
+              </a:graphicData>
+            </a:graphic>
+            <wp14:sizeRelH relativeFrom="margin">
+              <wp14:pctWidth>0</wp14:pctWidth>
+            </wp14:sizeRelH>
+            <wp14:sizeRelV relativeFrom="margin">
+              <wp14:pctHeight>0</wp14:pctHeight>
+            </wp14:sizeRelV>
+          </wp:anchor>
+        </w:drawing>
+      </w:r>
+    </w:p>
+    <w:p>
+      <w:pPr>
+        <w:rPr>
+          <w:rFonts w:ascii="Arial" w:hAnsi="Arial" w:cs="Arial"/>
+          <w:sz w:val="22"/>
+          <w:szCs w:val="22"/>
+          <w:lang w:val="ru-RU"/>
+        </w:rPr>
+      </w:pPr>
+    </w:p>
+    <w:p>
+      <w:pPr>
+        <w:rPr>
+          <w:rFonts w:ascii="Arial" w:hAnsi="Arial" w:cs="Arial"/>
+          <w:sz w:val="22"/>
+          <w:szCs w:val="22"/>
+          <w:lang w:val="ru-RU"/>
+        </w:rPr>
+      </w:pPr>
+    </w:p>
+    <w:p>
+      <w:pPr>
+        <w:rPr>
+          <w:rFonts w:ascii="Arial" w:hAnsi="Arial" w:cs="Arial"/>
+          <w:sz w:val="22"/>
+          <w:szCs w:val="22"/>
+          <w:lang w:val="ru-RU"/>
+        </w:rPr>
+      </w:pPr>
+    </w:p>
+    <w:p>
+      <w:pPr>
+        <w:rPr>
+          <w:rFonts w:ascii="Arial" w:hAnsi="Arial" w:cs="Arial"/>
+          <w:sz w:val="22"/>
+          <w:szCs w:val="22"/>
+          <w:lang w:val="ru-RU"/>
+        </w:rPr>
+      </w:pPr>
+    </w:p>
+    <w:p>
+      <w:pPr>
+        <w:rPr>
+          <w:rFonts w:ascii="Arial" w:hAnsi="Arial" w:cs="Arial"/>
+          <w:sz w:val="22"/>
+          <w:szCs w:val="22"/>
+          <w:lang w:val="ru-RU"/>
+        </w:rPr>
+      </w:pPr>
+    </w:p>
+    <w:p>
+      <w:pPr>
+        <w:rPr>
+          <w:rFonts w:ascii="Arial" w:hAnsi="Arial" w:cs="Arial"/>
+          <w:sz w:val="22"/>
+          <w:szCs w:val="22"/>
+          <w:lang w:val="ru-RU"/>
+        </w:rPr>
+      </w:pPr>
+    </w:p>
+    <w:p>
+      <w:pPr>
+        <w:rPr>
+          <w:rFonts w:ascii="Arial" w:hAnsi="Arial" w:cs="Arial"/>
+          <w:sz w:val="22"/>
+          <w:szCs w:val="22"/>
+          <w:lang w:val="ru-RU"/>
+        </w:rPr>
+      </w:pPr>
+    </w:p>
+    <w:p>
+      <w:pPr>
+        <w:rPr>
+          <w:rFonts w:ascii="Arial" w:hAnsi="Arial" w:cs="Arial"/>
+          <w:sz w:val="22"/>
+          <w:szCs w:val="22"/>
+          <w:lang w:val="ru-RU"/>
+        </w:rPr>
+      </w:pPr>
+    </w:p>
+    <w:p>
+      <w:pPr>
+        <w:rPr>
+          <w:rFonts w:ascii="Arial" w:hAnsi="Arial" w:cs="Arial"/>
+          <w:sz w:val="22"/>
+          <w:szCs w:val="22"/>
+          <w:lang w:val="ru-RU"/>
+        </w:rPr>
+      </w:pPr>
+    </w:p>
+    <w:p>
+      <w:pPr>
+        <w:rPr>
+          <w:rFonts w:ascii="Arial" w:hAnsi="Arial" w:cs="Arial"/>
+          <w:sz w:val="22"/>
+          <w:szCs w:val="22"/>
+          <w:lang w:val="ru-RU"/>
+        </w:rPr>
+      </w:pPr>
+    </w:p>
+    <w:p>
+      <w:pPr>
+        <w:rPr>
+          <w:rFonts w:ascii="Arial" w:hAnsi="Arial" w:cs="Arial"/>
+          <w:sz w:val="22"/>
+          <w:szCs w:val="22"/>
+          <w:lang w:val="ru-RU"/>
+        </w:rPr>
+      </w:pPr>
+    </w:p>
+    <w:p>
+      <w:pPr>
+        <w:rPr>
+          <w:rFonts w:ascii="Arial" w:hAnsi="Arial" w:cs="Arial"/>
+          <w:sz w:val="22"/>
+          <w:szCs w:val="22"/>
+          <w:lang w:val="ru-RU"/>
+        </w:rPr>
+      </w:pPr>
+    </w:p>
+    <w:p>
+      <w:pPr>
+        <w:rPr>
+          <w:rFonts w:ascii="Arial" w:hAnsi="Arial" w:cs="Arial"/>
+          <w:sz w:val="22"/>
+          <w:szCs w:val="22"/>
+          <w:lang w:val="ru-RU"/>
+        </w:rPr>
+      </w:pPr>
+    </w:p>
+    <w:p>
+      <w:pPr>
+        <w:rPr>
+          <w:rFonts w:ascii="Arial" w:hAnsi="Arial" w:cs="Arial"/>
+          <w:sz w:val="22"/>
+          <w:szCs w:val="22"/>
+          <w:lang w:val="ru-RU"/>
+        </w:rPr>
+      </w:pPr>
+    </w:p>
+    <w:p>
+      <w:pPr>
+        <w:rPr>
+          <w:rFonts w:ascii="Arial" w:hAnsi="Arial" w:cs="Arial"/>
+          <w:sz w:val="22"/>
+          <w:szCs w:val="22"/>
+          <w:lang w:val="ru-RU"/>
+        </w:rPr>
+      </w:pPr>
+    </w:p>
+    <w:p>
+      <w:pPr>
+        <w:rPr>
+          <w:rFonts w:ascii="Arial" w:hAnsi="Arial" w:cs="Arial"/>
+          <w:sz w:val="22"/>
+          <w:szCs w:val="22"/>
+          <w:lang w:val="ru-RU"/>
+        </w:rPr>
+      </w:pPr>
+    </w:p>
+    <w:p>
+      <w:pPr>
+        <w:rPr>
+          <w:rFonts w:ascii="Arial" w:hAnsi="Arial" w:cs="Arial"/>
+          <w:sz w:val="22"/>
+          <w:szCs w:val="22"/>
+          <w:lang w:val="ru-RU"/>
+        </w:rPr>
+      </w:pPr>
+    </w:p>
+    <w:p>
+      <w:pPr>
+        <w:rPr>
+          <w:rFonts w:ascii="Arial" w:hAnsi="Arial" w:cs="Arial"/>
+          <w:sz w:val="22"/>
+          <w:szCs w:val="22"/>
+          <w:lang w:val="ru-RU"/>
+        </w:rPr>
+      </w:pPr>
+    </w:p>
+    <w:p>
+      <w:pPr>
+        <w:rPr>
+          <w:rFonts w:ascii="Arial" w:hAnsi="Arial" w:cs="Arial"/>
+          <w:sz w:val="22"/>
+          <w:szCs w:val="22"/>
+          <w:lang w:val="ru-RU"/>
+        </w:rPr>
+      </w:pPr>
+    </w:p>
+    <w:p>
+      <w:pPr>
+        <w:rPr>
+          <w:rFonts w:ascii="Arial" w:hAnsi="Arial" w:cs="Arial"/>
+          <w:sz w:val="22"/>
+          <w:szCs w:val="22"/>
+          <w:lang w:val="ru-RU"/>
+        </w:rPr>
+      </w:pPr>
+    </w:p>
+    <w:p>
+      <w:pPr>
+        <w:rPr>
+          <w:rFonts w:ascii="Arial" w:hAnsi="Arial" w:cs="Arial"/>
+          <w:sz w:val="22"/>
+          <w:szCs w:val="22"/>
+          <w:lang w:val="ru-RU"/>
+        </w:rPr>
+      </w:pPr>
+    </w:p>
+    <w:p>
+      <w:pPr>
+        <w:rPr>
+          <w:rFonts w:ascii="Arial" w:hAnsi="Arial" w:cs="Arial"/>
+          <w:sz w:val="22"/>
+          <w:szCs w:val="22"/>
+          <w:lang w:val="ru-RU"/>
+        </w:rPr>
+      </w:pPr>
+    </w:p>
+    <w:p>
+      <w:pPr>
+        <w:rPr>
+          <w:rFonts w:ascii="Arial" w:hAnsi="Arial" w:cs="Arial"/>
+          <w:sz w:val="22"/>
+          <w:szCs w:val="22"/>
+          <w:lang w:val="ru-RU"/>
+        </w:rPr>
+      </w:pPr>
+    </w:p>
+    <w:p>
+      <w:pPr>
+        <w:rPr>
+          <w:rFonts w:ascii="Arial" w:hAnsi="Arial" w:cs="Arial"/>
+          <w:sz w:val="22"/>
+          <w:szCs w:val="22"/>
+          <w:lang w:val="ru-RU"/>
+        </w:rPr>
+      </w:pPr>
+    </w:p>
+    <w:p>
+      <w:pPr>
+        <w:rPr>
+          <w:rFonts w:ascii="Arial" w:hAnsi="Arial" w:cs="Arial"/>
+          <w:sz w:val="22"/>
+          <w:szCs w:val="22"/>
+          <w:lang w:val="ru-RU"/>
+        </w:rPr>
+      </w:pPr>
+    </w:p>
+    <w:p>
+      <w:pPr>
+        <w:rPr>
+          <w:rFonts w:ascii="Arial" w:hAnsi="Arial" w:cs="Arial"/>
+          <w:sz w:val="22"/>
+          <w:szCs w:val="22"/>
+          <w:lang w:val="ru-RU"/>
+        </w:rPr>
+      </w:pPr>
+      <w:r>
+        <w:rPr>
+          <w:rFonts w:ascii="Arial" w:hAnsi="Arial" w:cs="Arial"/>
+          <w:sz w:val="22"/>
+          <w:szCs w:val="22"/>
+          <w:lang w:val="ru-RU"/>
+        </w:rPr>
+        <w:t xml:space="preserve">Рисунок </w:t>
+      </w:r>
+      <w:r>
+        <w:rPr>
+          <w:rFonts w:ascii="Arial" w:hAnsi="Arial" w:cs="Arial"/>
+          <w:sz w:val="22"/>
+          <w:szCs w:val="22"/>
+          <w:lang w:val="ru-RU"/>
+        </w:rPr>
+        <w:t>3</w:t>
+      </w:r>
+      <w:r>
+        <w:rPr>
+          <w:rFonts w:ascii="Arial" w:hAnsi="Arial" w:cs="Arial"/>
+          <w:sz w:val="22"/>
+          <w:szCs w:val="22"/>
+          <w:lang w:val="ru-RU"/>
+        </w:rPr>
+        <w:t xml:space="preserve">. График </w:t>
+      </w:r>
+      <w:r>
+        <w:rPr>
+          <w:rFonts w:ascii="Arial" w:hAnsi="Arial" w:cs="Arial"/>
+          <w:sz w:val="22"/>
+          <w:szCs w:val="22"/>
+          <w:lang w:val="ru-RU"/>
+        </w:rPr>
+        <w:t xml:space="preserve">зависимости </w:t>
+      </w:r>
+      <w:r>
+        <w:rPr>
+          <w:rFonts w:ascii="Arial" w:hAnsi="Arial" w:cs="Arial"/>
+          <w:sz w:val="22"/>
+          <w:szCs w:val="22"/>
+        </w:rPr>
+        <w:t>ln</w:t>
+      </w:r>
+      <w:r>
+        <w:rPr>
+          <w:rFonts w:ascii="Arial" w:hAnsi="Arial" w:cs="Arial"/>
+          <w:sz w:val="22"/>
+          <w:szCs w:val="22"/>
+          <w:lang w:val="ru-RU"/>
+        </w:rPr>
+        <w:t>(</w:t>
+      </w:r>
+      <w:r>
+        <w:rPr>
+          <w:rFonts w:ascii="Arial" w:hAnsi="Arial" w:cs="Arial"/>
+          <w:i/>
+          <w:iCs/>
+          <w:sz w:val="22"/>
+          <w:szCs w:val="22"/>
+          <w:lang w:val="ru-RU"/>
+        </w:rPr>
+        <w:t>η</w:t>
+      </w:r>
+      <w:r>
+        <w:rPr>
+          <w:rFonts w:ascii="Arial" w:hAnsi="Arial" w:cs="Arial"/>
+          <w:i/>
+          <w:iCs/>
+          <w:sz w:val="22"/>
+          <w:szCs w:val="22"/>
+          <w:lang w:val="ru-RU"/>
+        </w:rPr>
+        <w:t xml:space="preserve">) от </w:t>
+      </w:r>
+      <w:r>
+        <w:rPr>
+          <w:rFonts w:ascii="Arial" w:hAnsi="Arial" w:cs="Arial"/>
+          <w:sz w:val="22"/>
+          <w:szCs w:val="22"/>
+          <w:lang w:val="ru-RU"/>
+        </w:rPr>
+        <w:t>1/</w:t>
+      </w:r>
+      <w:r>
+        <w:rPr>
+          <w:rFonts w:ascii="Arial" w:hAnsi="Arial" w:cs="Arial"/>
+          <w:i/>
+          <w:iCs/>
+          <w:sz w:val="22"/>
+          <w:szCs w:val="22"/>
+        </w:rPr>
+        <w:t>T</w:t>
+      </w:r>
+      <w:r>
+        <w:rPr>
+          <w:rFonts w:ascii="Arial" w:hAnsi="Arial" w:cs="Arial"/>
+          <w:sz w:val="22"/>
+          <w:szCs w:val="22"/>
+          <w:lang w:val="ru-RU"/>
+        </w:rPr>
+        <w:t xml:space="preserve"> для </w:t>
+      </w:r>
+      <w:r>
+        <w:rPr>
+          <w:rFonts w:ascii="Arial" w:hAnsi="Arial" w:cs="Arial"/>
+          <w:sz w:val="22"/>
+          <w:szCs w:val="22"/>
+          <w:lang w:val="ru-RU"/>
+        </w:rPr>
+        <w:t>стальных</w:t>
+      </w:r>
+      <w:r>
+        <w:rPr>
+          <w:rFonts w:ascii="Arial" w:hAnsi="Arial" w:cs="Arial"/>
+          <w:sz w:val="22"/>
+          <w:szCs w:val="22"/>
+          <w:lang w:val="ru-RU"/>
+        </w:rPr>
+        <w:t xml:space="preserve"> шариков</w:t>
+      </w:r>
+    </w:p>
+    <w:p>
+      <w:pPr>
+        <w:rPr>
+          <w:rFonts w:ascii="Arial" w:hAnsi="Arial" w:cs="Arial"/>
+          <w:sz w:val="22"/>
+          <w:szCs w:val="22"/>
+          <w:lang w:val="ru-RU"/>
+        </w:rPr>
+      </w:pPr>
+    </w:p>
+    <w:tbl>
+      <w:tblPr>
+        <w:tblStyle w:val="ac"/>
+        <w:tblW w:w="0" w:type="auto"/>
+        <w:tblInd w:w="2537" w:type="dxa"/>
+        <w:tblLook w:val="04A0" w:firstRow="1" w:lastRow="0" w:firstColumn="1" w:lastColumn="0" w:noHBand="0" w:noVBand="1"/>
+      </w:tblPr>
+      <w:tblGrid>
+        <w:gridCol w:w="1713"/>
+        <w:gridCol w:w="1713"/>
+      </w:tblGrid>
+      <w:tr>
+        <w:trPr>
+          <w:trHeight w:val="793"/>
+        </w:trPr>
+        <w:tc>
+          <w:tcPr>
+            <w:tcW w:w="3426" w:type="dxa"/>
+            <w:gridSpan w:val="2"/>
+          </w:tcPr>
+          <w:p>
+            <w:pPr>
+              <w:widowControl/>
+              <w:spacing w:line="360" w:lineRule="auto"/>
+              <w:jc w:val="center"/>
+              <w:rPr>
+                <w:rFonts w:ascii="Cambria Math" w:hAnsi="Cambria Math" w:cs="Cambria Math"/>
+                <w:sz w:val="24"/>
+                <w:szCs w:val="24"/>
+                <w:lang w:val="ru-RU"/>
+              </w:rPr>
+            </w:pPr>
+            <w:r>
+              <w:rPr>
+                <w:rFonts w:ascii="Cambria Math" w:hAnsi="Cambria Math" w:cs="Cambria Math"/>
+                <w:i/>
+                <w:iCs/>
+                <w:sz w:val="24"/>
+                <w:szCs w:val="24"/>
+              </w:rPr>
+              <w:t>W</w:t>
+            </w:r>
+            <w:r>
+              <w:rPr>
+                <w:rFonts w:ascii="Cambria Math" w:hAnsi="Cambria Math" w:cs="Cambria Math"/>
+                <w:sz w:val="24"/>
+                <w:szCs w:val="24"/>
+              </w:rPr>
+              <w:t xml:space="preserve">, </w:t>
+            </w:r>
+            <w:r>
+              <w:rPr>
+                <w:rFonts w:ascii="Cambria Math" w:hAnsi="Cambria Math" w:cs="Cambria Math"/>
+                <w:sz w:val="24"/>
+                <w:szCs w:val="24"/>
+                <w:lang w:val="ru-RU"/>
+              </w:rPr>
+              <w:t>кДж/моль</w:t>
+            </w:r>
+          </w:p>
+        </w:tc>
+      </w:tr>
+      <w:tr>
+        <w:trPr>
+          <w:trHeight w:val="798"/>
+        </w:trPr>
+        <w:tc>
+          <w:tcPr>
+            <w:tcW w:w="1713" w:type="dxa"/>
+          </w:tcPr>
+          <w:p>
+            <w:pPr>
+              <w:widowControl/>
+              <w:spacing w:line="360" w:lineRule="auto"/>
+              <w:jc w:val="center"/>
+              <w:rPr>
+                <w:rFonts w:ascii="Cambria Math" w:hAnsi="Cambria Math" w:cs="Cambria Math"/>
+                <w:sz w:val="24"/>
+                <w:szCs w:val="24"/>
+                <w:lang w:val="ru-RU"/>
+              </w:rPr>
+            </w:pPr>
+            <w:r>
+              <w:rPr>
+                <w:rFonts w:ascii="Cambria Math" w:hAnsi="Cambria Math" w:cs="Cambria Math"/>
+                <w:sz w:val="24"/>
+                <w:szCs w:val="24"/>
+                <w:lang w:val="ru-RU"/>
+              </w:rPr>
+              <w:t>Сталь</w:t>
+            </w:r>
+          </w:p>
+        </w:tc>
+        <w:tc>
+          <w:tcPr>
+            <w:tcW w:w="1713" w:type="dxa"/>
+          </w:tcPr>
+          <w:p>
+            <w:pPr>
+              <w:widowControl/>
+              <w:spacing w:line="360" w:lineRule="auto"/>
+              <w:jc w:val="center"/>
+              <w:rPr>
+                <w:rFonts w:ascii="Cambria Math" w:hAnsi="Cambria Math" w:cs="Cambria Math"/>
+                <w:sz w:val="24"/>
+                <w:szCs w:val="24"/>
+                <w:lang w:val="ru-RU"/>
+              </w:rPr>
+            </w:pPr>
+            <w:r>
+              <w:rPr>
+                <w:rFonts w:ascii="Cambria Math" w:hAnsi="Cambria Math" w:cs="Cambria Math"/>
+                <w:sz w:val="24"/>
+                <w:szCs w:val="24"/>
+                <w:lang w:val="ru-RU"/>
+              </w:rPr>
+              <w:t>Стекло</w:t>
+            </w:r>
+          </w:p>
+        </w:tc>
+      </w:tr>
+      <w:tr>
+        <w:trPr>
+          <w:trHeight w:val="769"/>
+        </w:trPr>
+        <w:tc>
+          <w:tcPr>
+            <w:tcW w:w="1713" w:type="dxa"/>
+          </w:tcPr>
+          <w:p>
+            <w:pPr>
+              <w:widowControl/>
+              <w:spacing w:line="360" w:lineRule="auto"/>
+              <w:jc w:val="center"/>
+              <w:rPr>
+                <w:rFonts w:ascii="Cambria Math" w:hAnsi="Cambria Math" w:cs="Cambria Math"/>
+                <w:sz w:val="24"/>
+                <w:szCs w:val="24"/>
+                <w:lang w:val="ru-RU"/>
+              </w:rPr>
+            </w:pPr>
+            <w:r>
+              <w:rPr>
+                <w:rFonts w:ascii="Cambria Math" w:hAnsi="Cambria Math" w:cs="Cambria Math"/>
+                <w:sz w:val="24"/>
+                <w:szCs w:val="24"/>
+                <w:lang w:val="ru-RU"/>
+              </w:rPr>
+              <w:t>49,46±2,71</w:t>
+            </w:r>
+          </w:p>
+        </w:tc>
+        <w:tc>
+          <w:tcPr>
+            <w:tcW w:w="1713" w:type="dxa"/>
+          </w:tcPr>
+          <w:p>
+            <w:pPr>
+              <w:widowControl/>
+              <w:spacing w:line="360" w:lineRule="auto"/>
+              <w:jc w:val="center"/>
+              <w:rPr>
+                <w:rFonts w:ascii="Cambria Math" w:hAnsi="Cambria Math" w:cs="Cambria Math"/>
+                <w:sz w:val="24"/>
+                <w:szCs w:val="24"/>
+                <w:lang w:val="ru-RU"/>
+              </w:rPr>
+            </w:pPr>
+            <w:r>
+              <w:rPr>
+                <w:rFonts w:ascii="Cambria Math" w:hAnsi="Cambria Math" w:cs="Cambria Math"/>
+                <w:sz w:val="24"/>
+                <w:szCs w:val="24"/>
+                <w:lang w:val="ru-RU"/>
+              </w:rPr>
+              <w:t>54,66±0,91</w:t>
+            </w:r>
+          </w:p>
+        </w:tc>
+      </w:tr>
+    </w:tbl>
+    <w:p>
+      <w:pPr>
+        <w:rPr>
+          <w:rFonts w:ascii="Arial" w:hAnsi="Arial" w:cs="Arial"/>
+          <w:b/>
+          <w:bCs/>
+          <w:sz w:val="22"/>
+          <w:szCs w:val="22"/>
+          <w:lang w:val="ru-RU"/>
+        </w:rPr>
+      </w:pPr>
+      <w:r>
+        <w:rPr>
+          <w:rFonts w:ascii="Arial" w:hAnsi="Arial" w:cs="Arial"/>
+          <w:b/>
+          <w:bCs/>
+          <w:sz w:val="22"/>
+          <w:szCs w:val="22"/>
+          <w:lang w:val="ru-RU"/>
+        </w:rPr>
+        <w:t>ВЫВОД</w:t>
+      </w:r>
+    </w:p>
+    <w:p>
+      <w:pPr>
+        <w:rPr>
+          <w:rFonts w:ascii="Arial" w:hAnsi="Arial" w:cs="Arial"/>
+          <w:sz w:val="22"/>
+          <w:szCs w:val="22"/>
+          <w:lang w:val="ru-RU"/>
+        </w:rPr>
+      </w:pPr>
+      <w:r>
+        <w:rPr>
+          <w:rFonts w:ascii="Arial" w:hAnsi="Arial" w:cs="Arial"/>
+          <w:sz w:val="22"/>
+          <w:szCs w:val="22"/>
+          <w:lang w:val="ru-RU"/>
+        </w:rPr>
+        <w:t xml:space="preserve">В ходе выполнения лабораторной работы была измерена скорость падения стальных и стеклянных шариков в глицерине при различных температурах. На основе полученных данных по формуле Стокса рассчитана вязкость жидкости, построены графики зависимости </w:t>
+      </w:r>
+      <w:proofErr w:type="gramStart"/>
+      <w:r>
+        <w:rPr>
+          <w:rFonts w:ascii="Arial" w:hAnsi="Arial" w:cs="Arial"/>
+          <w:sz w:val="22"/>
+          <w:szCs w:val="22"/>
+          <w:lang w:val="ru-RU"/>
+        </w:rPr>
+        <w:t>\(</w:t>
+      </w:r>
+      <w:proofErr w:type="gramEnd"/>
+      <w:r>
+        <w:rPr>
+          <w:rFonts w:ascii="Arial" w:hAnsi="Arial" w:cs="Arial"/>
+          <w:sz w:val="22"/>
+          <w:szCs w:val="22"/>
+          <w:lang w:val="ru-RU"/>
+        </w:rPr>
+        <w:t>\</w:t>
+      </w:r>
+      <w:proofErr w:type="spellStart"/>
+      <w:r>
+        <w:rPr>
+          <w:rFonts w:ascii="Arial" w:hAnsi="Arial" w:cs="Arial"/>
+          <w:sz w:val="22"/>
+          <w:szCs w:val="22"/>
+          <w:lang w:val="ru-RU"/>
+        </w:rPr>
+        <w:t>ln</w:t>
+      </w:r>
+      <w:proofErr w:type="spellEnd"/>
+      <w:r>
+        <w:rPr>
+          <w:rFonts w:ascii="Arial" w:hAnsi="Arial" w:cs="Arial"/>
+          <w:sz w:val="22"/>
+          <w:szCs w:val="22"/>
+          <w:lang w:val="ru-RU"/>
+        </w:rPr>
+        <w:t xml:space="preserve"> \</w:t>
+      </w:r>
+      <w:proofErr w:type="spellStart"/>
+      <w:r>
+        <w:rPr>
+          <w:rFonts w:ascii="Arial" w:hAnsi="Arial" w:cs="Arial"/>
+          <w:sz w:val="22"/>
+          <w:szCs w:val="22"/>
+          <w:lang w:val="ru-RU"/>
+        </w:rPr>
+        <w:t>eta</w:t>
+      </w:r>
+      <w:proofErr w:type="spellEnd"/>
+      <w:r>
+        <w:rPr>
+          <w:rFonts w:ascii="Arial" w:hAnsi="Arial" w:cs="Arial"/>
+          <w:sz w:val="22"/>
+          <w:szCs w:val="22"/>
+          <w:lang w:val="ru-RU"/>
+        </w:rPr>
+        <w:t>\) от \(1/T\) и методом наименьших квадратов определены угловые коэффициенты.</w:t>
+      </w:r>
+    </w:p>
+    <w:p>
+      <w:pPr>
+        <w:rPr>
+          <w:rFonts w:ascii="Arial" w:hAnsi="Arial" w:cs="Arial"/>
+          <w:sz w:val="22"/>
+          <w:szCs w:val="22"/>
+          <w:lang w:val="ru-RU"/>
+        </w:rPr>
+      </w:pPr>
+    </w:p>
+    <w:p>
+      <w:pPr>
+        <w:rPr>
+          <w:rFonts w:ascii="Arial" w:hAnsi="Arial" w:cs="Arial"/>
+          <w:sz w:val="22"/>
+          <w:szCs w:val="22"/>
+          <w:lang w:val="ru-RU"/>
+        </w:rPr>
+      </w:pPr>
+      <w:r>
+        <w:rPr>
+          <w:rFonts w:ascii="Arial" w:hAnsi="Arial" w:cs="Arial"/>
+          <w:sz w:val="22"/>
+          <w:szCs w:val="22"/>
+          <w:lang w:val="ru-RU"/>
+        </w:rPr>
+        <w:t>Энергия активации вязкого течения глицерина, вычисленная по угловым коэффициентам, составила:</w:t>
+      </w:r>
+    </w:p>
+    <w:p>
+      <w:pPr>
+        <w:rPr>
+          <w:rFonts w:ascii="Arial" w:hAnsi="Arial" w:cs="Arial"/>
+          <w:sz w:val="22"/>
+          <w:szCs w:val="22"/>
+          <w:lang w:val="ru-RU"/>
+        </w:rPr>
+      </w:pPr>
+      <w:r>
+        <w:rPr>
+          <w:rFonts w:ascii="Arial" w:hAnsi="Arial" w:cs="Arial"/>
+          <w:sz w:val="22"/>
+          <w:szCs w:val="22"/>
+          <w:lang w:val="ru-RU"/>
+        </w:rPr>
+        <w:t xml:space="preserve">- для стальных шариков: </w:t>
+      </w:r>
+      <w:proofErr w:type="gramStart"/>
+      <w:r>
+        <w:rPr>
+          <w:rFonts w:ascii="Arial" w:hAnsi="Arial" w:cs="Arial"/>
+          <w:sz w:val="22"/>
+          <w:szCs w:val="22"/>
+          <w:lang w:val="ru-RU"/>
+        </w:rPr>
+        <w:t>\(</w:t>
+      </w:r>
+      <w:proofErr w:type="gramEnd"/>
+      <w:r>
+        <w:rPr>
+          <w:rFonts w:ascii="Arial" w:hAnsi="Arial" w:cs="Arial"/>
+          <w:sz w:val="22"/>
+          <w:szCs w:val="22"/>
+          <w:lang w:val="ru-RU"/>
+        </w:rPr>
+        <w:t>W = 49,46 \</w:t>
+      </w:r>
+      <w:proofErr w:type="spellStart"/>
+      <w:r>
+        <w:rPr>
+          <w:rFonts w:ascii="Arial" w:hAnsi="Arial" w:cs="Arial"/>
+          <w:sz w:val="22"/>
+          <w:szCs w:val="22"/>
+          <w:lang w:val="ru-RU"/>
+        </w:rPr>
+        <w:t>pm</w:t>
+      </w:r>
+      <w:proofErr w:type="spellEnd"/>
+      <w:r>
+        <w:rPr>
+          <w:rFonts w:ascii="Arial" w:hAnsi="Arial" w:cs="Arial"/>
+          <w:sz w:val="22"/>
+          <w:szCs w:val="22"/>
+          <w:lang w:val="ru-RU"/>
+        </w:rPr>
+        <w:t xml:space="preserve"> 2,71\) кДж/моль</w:t>
+      </w:r>
+    </w:p>
+    <w:p>
+      <w:pPr>
+        <w:rPr>
+          <w:rFonts w:ascii="Arial" w:hAnsi="Arial" w:cs="Arial"/>
+          <w:sz w:val="22"/>
+          <w:szCs w:val="22"/>
+          <w:lang w:val="ru-RU"/>
+        </w:rPr>
+      </w:pPr>
+      <w:r>
+        <w:rPr>
+          <w:rFonts w:ascii="Arial" w:hAnsi="Arial" w:cs="Arial"/>
+          <w:sz w:val="22"/>
+          <w:szCs w:val="22"/>
+          <w:lang w:val="ru-RU"/>
+        </w:rPr>
+        <w:t xml:space="preserve">- для стеклянных шариков: </w:t>
+      </w:r>
+      <w:proofErr w:type="gramStart"/>
+      <w:r>
+        <w:rPr>
+          <w:rFonts w:ascii="Arial" w:hAnsi="Arial" w:cs="Arial"/>
+          <w:sz w:val="22"/>
+          <w:szCs w:val="22"/>
+          <w:lang w:val="ru-RU"/>
+        </w:rPr>
+        <w:t>\(</w:t>
+      </w:r>
+      <w:proofErr w:type="gramEnd"/>
+      <w:r>
+        <w:rPr>
+          <w:rFonts w:ascii="Arial" w:hAnsi="Arial" w:cs="Arial"/>
+          <w:sz w:val="22"/>
+          <w:szCs w:val="22"/>
+          <w:lang w:val="ru-RU"/>
+        </w:rPr>
+        <w:t>W = 54,66 \</w:t>
+      </w:r>
+      <w:proofErr w:type="spellStart"/>
+      <w:r>
+        <w:rPr>
+          <w:rFonts w:ascii="Arial" w:hAnsi="Arial" w:cs="Arial"/>
+          <w:sz w:val="22"/>
+          <w:szCs w:val="22"/>
+          <w:lang w:val="ru-RU"/>
+        </w:rPr>
+        <w:t>pm</w:t>
+      </w:r>
+      <w:proofErr w:type="spellEnd"/>
+      <w:r>
+        <w:rPr>
+          <w:rFonts w:ascii="Arial" w:hAnsi="Arial" w:cs="Arial"/>
+          <w:sz w:val="22"/>
+          <w:szCs w:val="22"/>
+          <w:lang w:val="ru-RU"/>
+        </w:rPr>
+        <w:t xml:space="preserve"> 0,91\) кДж/моль</w:t>
+      </w:r>
+    </w:p>
+    <w:p>
+      <w:pPr>
+        <w:rPr>
+          <w:rFonts w:ascii="Arial" w:hAnsi="Arial" w:cs="Arial"/>
+          <w:sz w:val="22"/>
+          <w:szCs w:val="22"/>
+          <w:lang w:val="ru-RU"/>
+        </w:rPr>
+      </w:pPr>
+    </w:p>
+    <w:p>
+      <w:pPr>
+        <w:rPr>
+          <w:rFonts w:ascii="Arial" w:hAnsi="Arial" w:cs="Arial"/>
+          <w:sz w:val="22"/>
+          <w:szCs w:val="22"/>
+          <w:lang w:val="ru-RU"/>
+        </w:rPr>
+      </w:pPr>
+      <w:r>
+        <w:rPr>
+          <w:rFonts w:ascii="Arial" w:hAnsi="Arial" w:cs="Arial"/>
+          <w:sz w:val="22"/>
+          <w:szCs w:val="22"/>
+          <w:lang w:val="ru-RU"/>
+        </w:rPr>
+        <w:t>Значения хорошо согласуются между собой в пределах погрешности, что подтверждает независимость энергии активации от материала шариков и корректность методики измерений.</w:t>
+      </w:r>
+    </w:p>
+    <w:p>
+      <w:pPr>
+        <w:rPr>
+          <w:rFonts w:ascii="Arial" w:hAnsi="Arial" w:cs="Arial"/>
+          <w:sz w:val="22"/>
+          <w:szCs w:val="22"/>
+          <w:lang w:val="ru-RU"/>
+        </w:rPr>
+      </w:pPr>
+    </w:p>
+    <w:p>
+      <w:pPr>
+        <w:rPr>
+          <w:rFonts w:ascii="Arial" w:hAnsi="Arial" w:cs="Arial"/>
+          <w:sz w:val="22"/>
+          <w:szCs w:val="22"/>
+          <w:lang w:val="ru-RU"/>
+        </w:rPr>
+      </w:pPr>
+      <w:r>
+        <w:rPr>
+          <w:rFonts w:ascii="Arial" w:hAnsi="Arial" w:cs="Arial"/>
+          <w:sz w:val="22"/>
+          <w:szCs w:val="22"/>
+          <w:lang w:val="ru-RU"/>
+        </w:rPr>
+        <w:t xml:space="preserve">Рассчитанные числа Рейнольдса не превышают </w:t>
+      </w:r>
+      <w:proofErr w:type="gramStart"/>
+      <w:r>
+        <w:rPr>
+          <w:rFonts w:ascii="Arial" w:hAnsi="Arial" w:cs="Arial"/>
+          <w:sz w:val="22"/>
+          <w:szCs w:val="22"/>
+          <w:lang w:val="ru-RU"/>
+        </w:rPr>
+        <w:t>\(</w:t>
+      </w:r>
+      <w:proofErr w:type="gramEnd"/>
+      <w:r>
+        <w:rPr>
+          <w:rFonts w:ascii="Arial" w:hAnsi="Arial" w:cs="Arial"/>
+          <w:sz w:val="22"/>
+          <w:szCs w:val="22"/>
+          <w:lang w:val="ru-RU"/>
+        </w:rPr>
+        <w:t>Re \</w:t>
+      </w:r>
+      <w:proofErr w:type="spellStart"/>
+      <w:r>
+        <w:rPr>
+          <w:rFonts w:ascii="Arial" w:hAnsi="Arial" w:cs="Arial"/>
+          <w:sz w:val="22"/>
+          <w:szCs w:val="22"/>
+          <w:lang w:val="ru-RU"/>
+        </w:rPr>
+        <w:t>approx</w:t>
+      </w:r>
+      <w:proofErr w:type="spellEnd"/>
+      <w:r>
+        <w:rPr>
+          <w:rFonts w:ascii="Arial" w:hAnsi="Arial" w:cs="Arial"/>
+          <w:sz w:val="22"/>
+          <w:szCs w:val="22"/>
+          <w:lang w:val="ru-RU"/>
+        </w:rPr>
+        <w:t xml:space="preserve"> 0,26\) для всех опытов, что удовлетворяет условию применимости формулы Стокса (\(Re &lt; 0,5\)). Времена релаксации и пути релаксации также подтверждают, что движение шариков было установившимся при прохождении меток.</w:t>
+      </w:r>
+    </w:p>
+    <w:p>
+      <w:pPr>
+        <w:rPr>
+          <w:rFonts w:ascii="Arial" w:hAnsi="Arial" w:cs="Arial"/>
+          <w:sz w:val="22"/>
+          <w:szCs w:val="22"/>
+          <w:lang w:val="ru-RU"/>
+        </w:rPr>
+      </w:pPr>
+    </w:p>
+    <w:p>
+      <w:pPr>
+        <w:rPr>
+          <w:rFonts w:ascii="Arial" w:hAnsi="Arial" w:cs="Arial"/>
+          <w:sz w:val="22"/>
+          <w:szCs w:val="22"/>
+          <w:lang w:val="ru-RU"/>
+        </w:rPr>
+      </w:pPr>
+      <w:r>
+        <w:rPr>
+          <w:rFonts w:ascii="Arial" w:hAnsi="Arial" w:cs="Arial"/>
+          <w:sz w:val="22"/>
+          <w:szCs w:val="22"/>
+          <w:lang w:val="ru-RU"/>
+        </w:rPr>
+        <w:lastRenderedPageBreak/>
+        <w:t>Таким образом, цель работы достигнута: определена энергия активации глицерина, подтверждена экспоненциальная зависимость вязкости от температуры и применимость метода Стокса в исследованном диапазоне температур.</w:t>
+      </w:r>
     </w:p>
     <w:sectPr>
       <w:pgSz w:w="11906" w:h="16838"/>
@@ -14538,7 +17864,7 @@
   <w:style w:type="paragraph" w:default="1" w:styleId="a">
     <w:name w:val="Normal"/>
     <w:qFormat/>
-    <w:rsid w:val="00A9233C"/>
+    <w:rsid w:val="00F16910"/>
     <w:pPr>
       <w:spacing w:after="0" w:line="240" w:lineRule="auto"/>
     </w:pPr>
@@ -14751,7 +18077,6 @@
   <w:style w:type="character" w:default="1" w:styleId="a0">
     <w:name w:val="Default Paragraph Font"/>
     <w:uiPriority w:val="1"/>
-    <w:semiHidden/>
     <w:unhideWhenUsed/>
   </w:style>
   <w:style w:type="table" w:default="1" w:styleId="a1">

--- a/Лабы/2.2.6.docx
+++ b/Лабы/2.2.6.docx
@@ -1,6 +1,6 @@
 
 <file path=word/document.xml><?xml version="1.0" encoding="utf-8"?>
-<w:document xmlns:wpc="http://schemas.microsoft.com/office/word/2010/wordprocessingCanvas" xmlns:cx="http://schemas.microsoft.com/office/drawing/2014/chartex" xmlns:cx1="http://schemas.microsoft.com/office/drawing/2015/9/8/chartex" xmlns:cx2="http://schemas.microsoft.com/office/drawing/2015/10/21/chartex" xmlns:cx3="http://schemas.microsoft.com/office/drawing/2016/5/9/chartex" xmlns:cx4="http://schemas.microsoft.com/office/drawing/2016/5/10/chartex" xmlns:cx5="http://schemas.microsoft.com/office/drawing/2016/5/11/chartex" xmlns:cx6="http://schemas.microsoft.com/office/drawing/2016/5/12/chartex" xmlns:cx7="http://schemas.microsoft.com/office/drawing/2016/5/13/chartex" xmlns:cx8="http://schemas.microsoft.com/office/drawing/2016/5/14/chartex" xmlns:mc="http://schemas.openxmlformats.org/markup-compatibility/2006" xmlns:aink="http://schemas.microsoft.com/office/drawing/2016/ink" xmlns:am3d="http://schemas.microsoft.com/office/drawing/2017/model3d" xmlns:o="urn:schemas-microsoft-com:office:office" xmlns:oel="http://schemas.microsoft.com/office/2019/extlst" xmlns:r="http://schemas.openxmlformats.org/officeDocument/2006/relationships" xmlns:m="http://schemas.openxmlformats.org/officeDocument/2006/math" xmlns:v="urn:schemas-microsoft-com:vml" xmlns:wp14="http://schemas.microsoft.com/office/word/2010/wordprocessingDrawing" xmlns:wp="http://schemas.openxmlformats.org/drawingml/2006/wordprocessingDrawing" xmlns:w10="urn:schemas-microsoft-com:office:word" xmlns:w="http://schemas.openxmlformats.org/wordprocessingml/2006/main" xmlns:w14="http://schemas.microsoft.com/office/word/2010/wordml" xmlns:w15="http://schemas.microsoft.com/office/word/2012/wordml" xmlns:w16cex="http://schemas.microsoft.com/office/word/2018/wordml/cex" xmlns:w16cid="http://schemas.microsoft.com/office/word/2016/wordml/cid" xmlns:w16="http://schemas.microsoft.com/office/word/2018/wordml" xmlns:w16sdtdh="http://schemas.microsoft.com/office/word/2020/wordml/sdtdatahash" xmlns:w16se="http://schemas.microsoft.com/office/word/2015/wordml/symex" xmlns:wpg="http://schemas.microsoft.com/office/word/2010/wordprocessingGroup" xmlns:wpi="http://schemas.microsoft.com/office/word/2010/wordprocessingInk" xmlns:wne="http://schemas.microsoft.com/office/word/2006/wordml" xmlns:wps="http://schemas.microsoft.com/office/word/2010/wordprocessingShape" mc:Ignorable="w14 w15 w16se w16cid w16 w16cex w16sdtdh wp14">
+<w:document xmlns:wpc="http://schemas.microsoft.com/office/word/2010/wordprocessingCanvas" xmlns:cx="http://schemas.microsoft.com/office/drawing/2014/chartex" xmlns:cx1="http://schemas.microsoft.com/office/drawing/2015/9/8/chartex" xmlns:cx2="http://schemas.microsoft.com/office/drawing/2015/10/21/chartex" xmlns:cx3="http://schemas.microsoft.com/office/drawing/2016/5/9/chartex" xmlns:cx4="http://schemas.microsoft.com/office/drawing/2016/5/10/chartex" xmlns:cx5="http://schemas.microsoft.com/office/drawing/2016/5/11/chartex" xmlns:cx6="http://schemas.microsoft.com/office/drawing/2016/5/12/chartex" xmlns:cx7="http://schemas.microsoft.com/office/drawing/2016/5/13/chartex" xmlns:cx8="http://schemas.microsoft.com/office/drawing/2016/5/14/chartex" xmlns:mc="http://schemas.openxmlformats.org/markup-compatibility/2006" xmlns:aink="http://schemas.microsoft.com/office/drawing/2016/ink" xmlns:am3d="http://schemas.microsoft.com/office/drawing/2017/model3d" xmlns:o="urn:schemas-microsoft-com:office:office" xmlns:r="http://schemas.openxmlformats.org/officeDocument/2006/relationships" xmlns:m="http://schemas.openxmlformats.org/officeDocument/2006/math" xmlns:v="urn:schemas-microsoft-com:vml" xmlns:wp14="http://schemas.microsoft.com/office/word/2010/wordprocessingDrawing" xmlns:wp="http://schemas.openxmlformats.org/drawingml/2006/wordprocessingDrawing" xmlns:w10="urn:schemas-microsoft-com:office:word" xmlns:w="http://schemas.openxmlformats.org/wordprocessingml/2006/main" xmlns:w14="http://schemas.microsoft.com/office/word/2010/wordml" xmlns:w15="http://schemas.microsoft.com/office/word/2012/wordml" xmlns:w16cex="http://schemas.microsoft.com/office/word/2018/wordml/cex" xmlns:w16cid="http://schemas.microsoft.com/office/word/2016/wordml/cid" xmlns:w16="http://schemas.microsoft.com/office/word/2018/wordml" xmlns:w16sdtdh="http://schemas.microsoft.com/office/word/2020/wordml/sdtdatahash" xmlns:w16se="http://schemas.microsoft.com/office/word/2015/wordml/symex" xmlns:wpg="http://schemas.microsoft.com/office/word/2010/wordprocessingGroup" xmlns:wpi="http://schemas.microsoft.com/office/word/2010/wordprocessingInk" xmlns:wne="http://schemas.microsoft.com/office/word/2006/wordml" xmlns:wps="http://schemas.microsoft.com/office/word/2010/wordprocessingShape" mc:Ignorable="w14 w15 w16se w16cid w16 w16cex w16sdtdh wp14">
   <w:body>
     <w:p>
       <w:pPr>
@@ -2528,6 +2528,7 @@
           <w:rFonts w:ascii="Arial" w:hAnsi="Arial" w:cs="Arial"/>
           <w:b/>
           <w:bCs/>
+          <w:noProof/>
           <w:sz w:val="22"/>
           <w:szCs w:val="22"/>
           <w:lang w:val="ru-RU"/>
@@ -2621,25 +2622,7 @@
           <w:szCs w:val="24"/>
           <w:lang w:val="ru-RU"/>
         </w:rPr>
-        <w:t xml:space="preserve">- </w:t>
-      </w:r>
-      <w:r>
-        <w:rPr>
-          <w:rFonts w:ascii="Cambria Math" w:hAnsi="Cambria Math" w:cs="Cambria Math"/>
-          <w:sz w:val="24"/>
-          <w:szCs w:val="24"/>
-          <w:lang w:val="ru-RU"/>
-        </w:rPr>
-        <w:t>Формула стандартного отклонения среднего</w:t>
-      </w:r>
-      <w:r>
-        <w:rPr>
-          <w:rFonts w:ascii="Cambria Math" w:hAnsi="Cambria Math" w:cs="Cambria Math"/>
-          <w:sz w:val="24"/>
-          <w:szCs w:val="24"/>
-          <w:lang w:val="ru-RU"/>
-        </w:rPr>
-        <w:t xml:space="preserve"> для двух значений</w:t>
+        <w:t>- Формула стандартного отклонения среднего для двух значений</w:t>
       </w:r>
     </w:p>
     <w:p>
@@ -2690,6 +2673,7 @@
           <w:rFonts w:ascii="Arial" w:hAnsi="Arial" w:cs="Arial"/>
           <w:b/>
           <w:bCs/>
+          <w:noProof/>
           <w:sz w:val="22"/>
           <w:szCs w:val="22"/>
           <w:lang w:val="ru-RU"/>
@@ -2818,6 +2802,7 @@
           <w:rFonts w:ascii="Arial" w:hAnsi="Arial" w:cs="Arial"/>
           <w:b/>
           <w:bCs/>
+          <w:noProof/>
           <w:sz w:val="22"/>
           <w:szCs w:val="22"/>
           <w:lang w:val="ru-RU"/>
@@ -2964,6 +2949,7 @@
       <w:r>
         <w:rPr>
           <w:rFonts w:ascii="Arial" w:hAnsi="Arial" w:cs="Arial"/>
+          <w:noProof/>
           <w:sz w:val="22"/>
           <w:szCs w:val="22"/>
           <w:lang w:val="ru-RU"/>
@@ -3082,6 +3068,7 @@
       <w:r>
         <w:rPr>
           <w:rFonts w:ascii="Arial" w:hAnsi="Arial" w:cs="Arial"/>
+          <w:noProof/>
           <w:sz w:val="22"/>
           <w:szCs w:val="22"/>
           <w:lang w:val="ru-RU"/>
@@ -3205,6 +3192,7 @@
       <w:r>
         <w:rPr>
           <w:rFonts w:ascii="Arial" w:hAnsi="Arial" w:cs="Arial"/>
+          <w:noProof/>
           <w:sz w:val="22"/>
           <w:szCs w:val="22"/>
           <w:lang w:val="ru-RU"/>
@@ -3304,50 +3292,42 @@
           <w:szCs w:val="22"/>
           <w:lang w:val="ru-RU"/>
         </w:rPr>
-        <w:t xml:space="preserve">- Формула для расчета погрешности </w:t>
-      </w:r>
-      <w:r>
-        <w:rPr>
-          <w:rFonts w:ascii="Arial" w:hAnsi="Arial" w:cs="Arial"/>
-          <w:sz w:val="22"/>
-          <w:szCs w:val="22"/>
-          <w:lang w:val="ru-RU"/>
-        </w:rPr>
-        <w:t>времени релаксации</w:t>
-      </w:r>
-    </w:p>
-    <w:p>
-      <w:pPr>
-        <w:rPr>
-          <w:rFonts w:ascii="Arial" w:hAnsi="Arial" w:cs="Arial"/>
-          <w:sz w:val="22"/>
-          <w:szCs w:val="22"/>
-          <w:lang w:val="ru-RU"/>
-        </w:rPr>
-      </w:pPr>
-    </w:p>
-    <w:p>
-      <w:pPr>
-        <w:rPr>
-          <w:rFonts w:ascii="Arial" w:hAnsi="Arial" w:cs="Arial"/>
-          <w:sz w:val="22"/>
-          <w:szCs w:val="22"/>
-          <w:lang w:val="ru-RU"/>
-        </w:rPr>
-      </w:pPr>
-    </w:p>
-    <w:p>
-      <w:pPr>
-        <w:rPr>
-          <w:rFonts w:ascii="Arial" w:hAnsi="Arial" w:cs="Arial"/>
-          <w:sz w:val="22"/>
-          <w:szCs w:val="22"/>
-          <w:lang w:val="ru-RU"/>
-        </w:rPr>
-      </w:pPr>
-      <w:r>
-        <w:rPr>
-          <w:rFonts w:ascii="Arial" w:hAnsi="Arial" w:cs="Arial"/>
+        <w:t>- Формула для расчета погрешности времени релаксации</w:t>
+      </w:r>
+    </w:p>
+    <w:p>
+      <w:pPr>
+        <w:rPr>
+          <w:rFonts w:ascii="Arial" w:hAnsi="Arial" w:cs="Arial"/>
+          <w:sz w:val="22"/>
+          <w:szCs w:val="22"/>
+          <w:lang w:val="ru-RU"/>
+        </w:rPr>
+      </w:pPr>
+    </w:p>
+    <w:p>
+      <w:pPr>
+        <w:rPr>
+          <w:rFonts w:ascii="Arial" w:hAnsi="Arial" w:cs="Arial"/>
+          <w:sz w:val="22"/>
+          <w:szCs w:val="22"/>
+          <w:lang w:val="ru-RU"/>
+        </w:rPr>
+      </w:pPr>
+    </w:p>
+    <w:p>
+      <w:pPr>
+        <w:rPr>
+          <w:rFonts w:ascii="Arial" w:hAnsi="Arial" w:cs="Arial"/>
+          <w:sz w:val="22"/>
+          <w:szCs w:val="22"/>
+          <w:lang w:val="ru-RU"/>
+        </w:rPr>
+      </w:pPr>
+      <w:r>
+        <w:rPr>
+          <w:rFonts w:ascii="Arial" w:hAnsi="Arial" w:cs="Arial"/>
+          <w:noProof/>
           <w:sz w:val="22"/>
           <w:szCs w:val="22"/>
           <w:lang w:val="ru-RU"/>
@@ -3437,16 +3417,7 @@
           <w:szCs w:val="22"/>
           <w:lang w:val="ru-RU"/>
         </w:rPr>
-        <w:t>- Формула для расчета погрешности</w:t>
-      </w:r>
-      <w:r>
-        <w:rPr>
-          <w:rFonts w:ascii="Arial" w:hAnsi="Arial" w:cs="Arial"/>
-          <w:sz w:val="22"/>
-          <w:szCs w:val="22"/>
-          <w:lang w:val="ru-RU"/>
-        </w:rPr>
-        <w:t xml:space="preserve"> </w:t>
+        <w:t xml:space="preserve">- Формула для расчета погрешности </w:t>
       </w:r>
       <w:r>
         <w:rPr>
@@ -3505,6 +3476,7 @@
       <w:r>
         <w:rPr>
           <w:rFonts w:ascii="Arial" w:hAnsi="Arial" w:cs="Arial"/>
+          <w:noProof/>
           <w:sz w:val="22"/>
           <w:szCs w:val="22"/>
         </w:rPr>
@@ -3593,16 +3565,7 @@
           <w:szCs w:val="22"/>
           <w:lang w:val="ru-RU"/>
         </w:rPr>
-        <w:t xml:space="preserve"> </w:t>
-      </w:r>
-      <w:r>
-        <w:rPr>
-          <w:rFonts w:ascii="Arial" w:hAnsi="Arial" w:cs="Arial"/>
-          <w:sz w:val="22"/>
-          <w:szCs w:val="22"/>
-          <w:lang w:val="ru-RU"/>
-        </w:rPr>
-        <w:t xml:space="preserve">- Формула для расчета </w:t>
+        <w:t xml:space="preserve"> - Формула для расчета </w:t>
       </w:r>
       <w:r>
         <w:rPr>
@@ -3656,6 +3619,7 @@
       <w:r>
         <w:rPr>
           <w:rFonts w:ascii="Arial" w:hAnsi="Arial" w:cs="Arial"/>
+          <w:noProof/>
           <w:sz w:val="22"/>
           <w:szCs w:val="22"/>
           <w:lang w:val="ru-RU"/>
@@ -3779,6 +3743,7 @@
       <w:r>
         <w:rPr>
           <w:rFonts w:ascii="Arial" w:hAnsi="Arial" w:cs="Arial"/>
+          <w:noProof/>
           <w:sz w:val="22"/>
           <w:szCs w:val="22"/>
           <w:lang w:val="ru-RU"/>
@@ -3926,6 +3891,7 @@
       <w:r>
         <w:rPr>
           <w:rFonts w:ascii="Arial" w:hAnsi="Arial" w:cs="Arial"/>
+          <w:noProof/>
           <w:sz w:val="22"/>
           <w:szCs w:val="22"/>
           <w:lang w:val="ru-RU"/>
@@ -4049,6 +4015,7 @@
       <w:r>
         <w:rPr>
           <w:rFonts w:ascii="Arial" w:hAnsi="Arial" w:cs="Arial"/>
+          <w:noProof/>
           <w:sz w:val="22"/>
           <w:szCs w:val="22"/>
           <w:lang w:val="ru-RU"/>
@@ -14977,6 +14944,7 @@
           <w:rFonts w:ascii="Arial" w:hAnsi="Arial" w:cs="Arial"/>
           <w:b/>
           <w:bCs/>
+          <w:noProof/>
           <w:sz w:val="22"/>
           <w:szCs w:val="22"/>
           <w:lang w:val="ru-RU"/>
@@ -15743,6 +15711,7 @@
       <w:r>
         <w:rPr>
           <w:rFonts w:ascii="Arial" w:hAnsi="Arial" w:cs="Arial"/>
+          <w:noProof/>
           <w:sz w:val="22"/>
           <w:szCs w:val="22"/>
           <w:lang w:val="ru-RU"/>
@@ -16073,25 +16042,7 @@
           <w:szCs w:val="22"/>
           <w:lang w:val="ru-RU"/>
         </w:rPr>
-        <w:t xml:space="preserve">Рисунок </w:t>
-      </w:r>
-      <w:r>
-        <w:rPr>
-          <w:rFonts w:ascii="Arial" w:hAnsi="Arial" w:cs="Arial"/>
-          <w:sz w:val="22"/>
-          <w:szCs w:val="22"/>
-          <w:lang w:val="ru-RU"/>
-        </w:rPr>
-        <w:t>3</w:t>
-      </w:r>
-      <w:r>
-        <w:rPr>
-          <w:rFonts w:ascii="Arial" w:hAnsi="Arial" w:cs="Arial"/>
-          <w:sz w:val="22"/>
-          <w:szCs w:val="22"/>
-          <w:lang w:val="ru-RU"/>
-        </w:rPr>
-        <w:t xml:space="preserve">. График </w:t>
+        <w:t xml:space="preserve">Рисунок 3. График </w:t>
       </w:r>
       <w:r>
         <w:rPr>
@@ -16390,7 +16341,9 @@
           <w:lang w:val="ru-RU"/>
         </w:rPr>
       </w:pPr>
-      <w:r>
+    </w:p>
+    <w:p>
+      <w:pPr>
         <w:rPr>
           <w:rFonts w:ascii="Arial" w:hAnsi="Arial" w:cs="Arial"/>
           <w:b/>
@@ -16399,361 +16352,471 @@
           <w:szCs w:val="22"/>
           <w:lang w:val="ru-RU"/>
         </w:rPr>
+      </w:pPr>
+    </w:p>
+    <w:p>
+      <w:pPr>
+        <w:rPr>
+          <w:rFonts w:ascii="Arial" w:hAnsi="Arial" w:cs="Arial"/>
+          <w:b/>
+          <w:bCs/>
+          <w:sz w:val="22"/>
+          <w:szCs w:val="22"/>
+          <w:lang w:val="ru-RU"/>
+        </w:rPr>
+      </w:pPr>
+      <w:r>
+        <w:rPr>
+          <w:rFonts w:ascii="Arial" w:hAnsi="Arial" w:cs="Arial"/>
+          <w:b/>
+          <w:bCs/>
+          <w:sz w:val="22"/>
+          <w:szCs w:val="22"/>
+          <w:lang w:val="ru-RU"/>
+        </w:rPr>
         <w:t>ВЫВОД</w:t>
       </w:r>
-    </w:p>
-    <w:p>
-      <w:pPr>
-        <w:rPr>
-          <w:rFonts w:ascii="Arial" w:hAnsi="Arial" w:cs="Arial"/>
-          <w:sz w:val="22"/>
-          <w:szCs w:val="22"/>
-          <w:lang w:val="ru-RU"/>
-        </w:rPr>
-      </w:pPr>
-      <w:r>
-        <w:rPr>
-          <w:rFonts w:ascii="Arial" w:hAnsi="Arial" w:cs="Arial"/>
-          <w:sz w:val="22"/>
-          <w:szCs w:val="22"/>
-          <w:lang w:val="ru-RU"/>
-        </w:rPr>
-        <w:t xml:space="preserve">В ходе выполнения лабораторной работы была измерена скорость падения стальных и стеклянных шариков в глицерине при различных температурах. На основе полученных данных по формуле Стокса рассчитана вязкость жидкости, построены графики зависимости </w:t>
+      <w:r>
+        <w:rPr>
+          <w:rFonts w:ascii="Arial" w:hAnsi="Arial" w:cs="Arial"/>
+          <w:b/>
+          <w:bCs/>
+          <w:sz w:val="22"/>
+          <w:szCs w:val="22"/>
+          <w:lang w:val="ru-RU"/>
+        </w:rPr>
+        <w:t>:</w:t>
+      </w:r>
+    </w:p>
+    <w:p>
+      <w:pPr>
+        <w:pStyle w:val="ds-markdown-paragraph"/>
+        <w:shd w:val="clear" w:color="auto" w:fill="FFFFFF"/>
+        <w:spacing w:before="240" w:beforeAutospacing="0" w:after="240" w:afterAutospacing="0"/>
+        <w:rPr>
+          <w:rFonts w:ascii="Arial" w:hAnsi="Arial" w:cs="Arial"/>
+          <w:color w:val="0F1115"/>
+          <w:sz w:val="22"/>
+          <w:szCs w:val="22"/>
+        </w:rPr>
+      </w:pPr>
+      <w:r>
+        <w:rPr>
+          <w:rFonts w:ascii="Arial" w:hAnsi="Arial" w:cs="Arial"/>
+          <w:color w:val="0F1115"/>
+          <w:sz w:val="22"/>
+          <w:szCs w:val="22"/>
+        </w:rPr>
+        <w:t>В ходе лабораторной работы были измерены скорости падения стальных и стеклянных шариков в глицерине при различных температурах. На основе закона Стокса вычислены значения вязкости жидкости и рассчитаны энергии активации для диапазона температур 20–50 °C.</w:t>
+      </w:r>
+    </w:p>
+    <w:p>
+      <w:pPr>
+        <w:pStyle w:val="ds-markdown-paragraph"/>
+        <w:shd w:val="clear" w:color="auto" w:fill="FFFFFF"/>
+        <w:spacing w:before="240" w:beforeAutospacing="0" w:after="240" w:afterAutospacing="0"/>
+        <w:rPr>
+          <w:rFonts w:ascii="Arial" w:hAnsi="Arial" w:cs="Arial"/>
+          <w:color w:val="0F1115"/>
+          <w:sz w:val="22"/>
+          <w:szCs w:val="22"/>
+        </w:rPr>
+      </w:pPr>
+      <w:r>
+        <w:rPr>
+          <w:rFonts w:ascii="Arial" w:hAnsi="Arial" w:cs="Arial"/>
+          <w:color w:val="0F1115"/>
+          <w:sz w:val="22"/>
+          <w:szCs w:val="22"/>
+        </w:rPr>
+        <w:t>Для проверки применимости формулы Стокса были рассчитаны числа Рейнольдса Re, пути S и времена релаксации τ для каждого опыта. Во всех экспериментах </w:t>
+      </w:r>
+      <w:r>
+        <w:rPr>
+          <w:rStyle w:val="katex-mathml"/>
+          <w:rFonts w:ascii="Arial" w:eastAsiaTheme="majorEastAsia" w:hAnsi="Arial" w:cs="Arial"/>
+          <w:color w:val="0F1115"/>
+          <w:sz w:val="22"/>
+          <w:szCs w:val="22"/>
+          <w:bdr w:val="none" w:sz="0" w:space="0" w:color="auto" w:frame="1"/>
+        </w:rPr>
+        <w:t>Re</w:t>
+      </w:r>
+      <w:r>
+        <w:rPr>
+          <w:rStyle w:val="katex-mathml"/>
+          <w:rFonts w:ascii="Cambria Math" w:eastAsiaTheme="majorEastAsia" w:hAnsi="Cambria Math" w:cs="Cambria Math"/>
+          <w:color w:val="0F1115"/>
+          <w:sz w:val="22"/>
+          <w:szCs w:val="22"/>
+          <w:bdr w:val="none" w:sz="0" w:space="0" w:color="auto" w:frame="1"/>
+        </w:rPr>
+        <w:t>≪</w:t>
+      </w:r>
+      <w:r>
+        <w:rPr>
+          <w:rStyle w:val="katex-mathml"/>
+          <w:rFonts w:ascii="Arial" w:eastAsiaTheme="majorEastAsia" w:hAnsi="Arial" w:cs="Arial"/>
+          <w:color w:val="0F1115"/>
+          <w:sz w:val="22"/>
+          <w:szCs w:val="22"/>
+          <w:bdr w:val="none" w:sz="0" w:space="0" w:color="auto" w:frame="1"/>
+        </w:rPr>
+        <w:t>1</w:t>
+      </w:r>
+      <w:r>
+        <w:rPr>
+          <w:rFonts w:ascii="Arial" w:hAnsi="Arial" w:cs="Arial"/>
+          <w:color w:val="0F1115"/>
+          <w:sz w:val="22"/>
+          <w:szCs w:val="22"/>
+        </w:rPr>
+        <w:t xml:space="preserve">, что подтверждает выполнение условия </w:t>
+      </w:r>
+      <w:proofErr w:type="spellStart"/>
+      <w:r>
+        <w:rPr>
+          <w:rFonts w:ascii="Arial" w:hAnsi="Arial" w:cs="Arial"/>
+          <w:color w:val="0F1115"/>
+          <w:sz w:val="22"/>
+          <w:szCs w:val="22"/>
+        </w:rPr>
+        <w:t>ламинарности</w:t>
+      </w:r>
+      <w:proofErr w:type="spellEnd"/>
+      <w:r>
+        <w:rPr>
+          <w:rFonts w:ascii="Arial" w:hAnsi="Arial" w:cs="Arial"/>
+          <w:color w:val="0F1115"/>
+          <w:sz w:val="22"/>
+          <w:szCs w:val="22"/>
+        </w:rPr>
+        <w:t>. Малые значения путей и времён релаксации свидетельствуют о том, что движение шариков на измерительных интервалах происходило с установившейся скоростью, что обосновывает использование формулы (6) для расчёта вязкости.</w:t>
+      </w:r>
+    </w:p>
+    <w:p>
+      <w:pPr>
+        <w:pStyle w:val="ds-markdown-paragraph"/>
+        <w:shd w:val="clear" w:color="auto" w:fill="FFFFFF"/>
+        <w:spacing w:before="240" w:beforeAutospacing="0" w:after="240" w:afterAutospacing="0"/>
+        <w:rPr>
+          <w:rFonts w:ascii="Arial" w:hAnsi="Arial" w:cs="Arial"/>
+          <w:color w:val="0F1115"/>
+          <w:sz w:val="22"/>
+          <w:szCs w:val="22"/>
+        </w:rPr>
+      </w:pPr>
+      <w:r>
+        <w:rPr>
+          <w:rFonts w:ascii="Arial" w:hAnsi="Arial" w:cs="Arial"/>
+          <w:color w:val="0F1115"/>
+          <w:sz w:val="22"/>
+          <w:szCs w:val="22"/>
+        </w:rPr>
+        <w:t>Исследована зависимость натурального логарифма вязкости </w:t>
+      </w:r>
+      <w:proofErr w:type="spellStart"/>
+      <w:r>
+        <w:rPr>
+          <w:rStyle w:val="katex-mathml"/>
+          <w:rFonts w:ascii="Arial" w:eastAsiaTheme="majorEastAsia" w:hAnsi="Arial" w:cs="Arial"/>
+          <w:color w:val="0F1115"/>
+          <w:sz w:val="22"/>
+          <w:szCs w:val="22"/>
+          <w:bdr w:val="none" w:sz="0" w:space="0" w:color="auto" w:frame="1"/>
+        </w:rPr>
+        <w:t>ln</w:t>
+      </w:r>
+      <w:proofErr w:type="spellEnd"/>
+      <w:r>
+        <w:rPr>
+          <w:rStyle w:val="katex-mathml"/>
+          <w:rFonts w:ascii="Arial" w:eastAsiaTheme="majorEastAsia" w:hAnsi="Arial" w:cs="Arial"/>
+          <w:color w:val="0F1115"/>
+          <w:sz w:val="22"/>
+          <w:szCs w:val="22"/>
+          <w:bdr w:val="none" w:sz="0" w:space="0" w:color="auto" w:frame="1"/>
+        </w:rPr>
+        <w:t>(</w:t>
+      </w:r>
+      <w:r>
+        <w:rPr>
+          <w:rStyle w:val="katex-mathml"/>
+          <w:rFonts w:ascii="Arial" w:eastAsiaTheme="majorEastAsia" w:hAnsi="Arial" w:cs="Arial"/>
+          <w:color w:val="0F1115"/>
+          <w:sz w:val="22"/>
+          <w:szCs w:val="22"/>
+          <w:bdr w:val="none" w:sz="0" w:space="0" w:color="auto" w:frame="1"/>
+        </w:rPr>
+        <w:t>η</w:t>
+      </w:r>
+      <w:r>
+        <w:rPr>
+          <w:rStyle w:val="mop"/>
+          <w:rFonts w:ascii="Arial" w:eastAsiaTheme="majorEastAsia" w:hAnsi="Arial" w:cs="Arial"/>
+          <w:color w:val="0F1115"/>
+          <w:sz w:val="22"/>
+          <w:szCs w:val="22"/>
+        </w:rPr>
+        <w:t>)</w:t>
+      </w:r>
+      <w:r>
+        <w:rPr>
+          <w:rFonts w:ascii="Arial" w:hAnsi="Arial" w:cs="Arial"/>
+          <w:color w:val="0F1115"/>
+          <w:sz w:val="22"/>
+          <w:szCs w:val="22"/>
+        </w:rPr>
+        <w:t> от обратной температуры </w:t>
+      </w:r>
+      <w:r>
+        <w:rPr>
+          <w:rStyle w:val="katex-mathml"/>
+          <w:rFonts w:ascii="Arial" w:eastAsiaTheme="majorEastAsia" w:hAnsi="Arial" w:cs="Arial"/>
+          <w:color w:val="0F1115"/>
+          <w:sz w:val="22"/>
+          <w:szCs w:val="22"/>
+          <w:bdr w:val="none" w:sz="0" w:space="0" w:color="auto" w:frame="1"/>
+        </w:rPr>
+        <w:t>1/T</w:t>
+      </w:r>
+      <w:r>
+        <w:rPr>
+          <w:rFonts w:ascii="Arial" w:hAnsi="Arial" w:cs="Arial"/>
+          <w:color w:val="0F1115"/>
+          <w:sz w:val="22"/>
+          <w:szCs w:val="22"/>
+        </w:rPr>
+        <w:t>. Получена линейная зависимость, подтверждающая справедливость формулы (1). По угловым коэффициентам прямых рассчитаны энергии активации глицерина:</w:t>
+      </w:r>
+    </w:p>
+    <w:p>
+      <w:pPr>
+        <w:numPr>
+          <w:ilvl w:val="0"/>
+          <w:numId w:val="8"/>
+        </w:numPr>
+        <w:shd w:val="clear" w:color="auto" w:fill="FFFFFF"/>
+        <w:spacing w:before="100" w:beforeAutospacing="1"/>
+        <w:rPr>
+          <w:rFonts w:ascii="Arial" w:eastAsia="Times New Roman" w:hAnsi="Arial" w:cs="Arial"/>
+          <w:color w:val="0F1115"/>
+          <w:sz w:val="22"/>
+          <w:szCs w:val="22"/>
+          <w:lang w:val="ru-RU" w:eastAsia="ru-RU"/>
+        </w:rPr>
+      </w:pPr>
+      <w:r>
+        <w:rPr>
+          <w:rFonts w:ascii="Arial" w:eastAsia="Times New Roman" w:hAnsi="Arial" w:cs="Arial"/>
+          <w:color w:val="0F1115"/>
+          <w:sz w:val="22"/>
+          <w:szCs w:val="22"/>
+          <w:lang w:val="ru-RU" w:eastAsia="ru-RU"/>
+        </w:rPr>
+        <w:t>для стальных шариков: </w:t>
+      </w:r>
+      <w:r>
+        <w:rPr>
+          <w:rFonts w:ascii="Arial" w:eastAsia="Times New Roman" w:hAnsi="Arial" w:cs="Arial"/>
+          <w:color w:val="0F1115"/>
+          <w:sz w:val="22"/>
+          <w:szCs w:val="22"/>
+          <w:bdr w:val="none" w:sz="0" w:space="0" w:color="auto" w:frame="1"/>
+          <w:lang w:val="ru-RU" w:eastAsia="ru-RU"/>
+        </w:rPr>
+        <w:t>W</w:t>
+      </w:r>
+      <w:r>
+        <w:rPr>
+          <w:rFonts w:ascii="Arial" w:eastAsia="Times New Roman" w:hAnsi="Arial" w:cs="Arial"/>
+          <w:color w:val="0F1115"/>
+          <w:sz w:val="22"/>
+          <w:szCs w:val="22"/>
+          <w:bdr w:val="none" w:sz="0" w:space="0" w:color="auto" w:frame="1"/>
+          <w:vertAlign w:val="subscript"/>
+          <w:lang w:val="ru-RU" w:eastAsia="ru-RU"/>
+        </w:rPr>
+        <w:t>1</w:t>
       </w:r>
       <w:proofErr w:type="gramStart"/>
       <w:r>
         <w:rPr>
-          <w:rFonts w:ascii="Arial" w:hAnsi="Arial" w:cs="Arial"/>
-          <w:sz w:val="22"/>
-          <w:szCs w:val="22"/>
-          <w:lang w:val="ru-RU"/>
-        </w:rPr>
-        <w:t>\(</w:t>
+          <w:rFonts w:ascii="Arial" w:eastAsia="Times New Roman" w:hAnsi="Arial" w:cs="Arial"/>
+          <w:color w:val="0F1115"/>
+          <w:sz w:val="22"/>
+          <w:szCs w:val="22"/>
+          <w:bdr w:val="none" w:sz="0" w:space="0" w:color="auto" w:frame="1"/>
+          <w:lang w:val="ru-RU" w:eastAsia="ru-RU"/>
+        </w:rPr>
+        <w:t>=(</w:t>
       </w:r>
       <w:proofErr w:type="gramEnd"/>
       <w:r>
         <w:rPr>
-          <w:rFonts w:ascii="Arial" w:hAnsi="Arial" w:cs="Arial"/>
-          <w:sz w:val="22"/>
-          <w:szCs w:val="22"/>
-          <w:lang w:val="ru-RU"/>
-        </w:rPr>
-        <w:t>\</w:t>
-      </w:r>
-      <w:proofErr w:type="spellStart"/>
-      <w:r>
-        <w:rPr>
-          <w:rFonts w:ascii="Arial" w:hAnsi="Arial" w:cs="Arial"/>
-          <w:sz w:val="22"/>
-          <w:szCs w:val="22"/>
-          <w:lang w:val="ru-RU"/>
-        </w:rPr>
-        <w:t>ln</w:t>
-      </w:r>
-      <w:proofErr w:type="spellEnd"/>
-      <w:r>
-        <w:rPr>
-          <w:rFonts w:ascii="Arial" w:hAnsi="Arial" w:cs="Arial"/>
-          <w:sz w:val="22"/>
-          <w:szCs w:val="22"/>
-          <w:lang w:val="ru-RU"/>
-        </w:rPr>
-        <w:t xml:space="preserve"> \</w:t>
-      </w:r>
-      <w:proofErr w:type="spellStart"/>
-      <w:r>
-        <w:rPr>
-          <w:rFonts w:ascii="Arial" w:hAnsi="Arial" w:cs="Arial"/>
-          <w:sz w:val="22"/>
-          <w:szCs w:val="22"/>
-          <w:lang w:val="ru-RU"/>
-        </w:rPr>
-        <w:t>eta</w:t>
-      </w:r>
-      <w:proofErr w:type="spellEnd"/>
-      <w:r>
-        <w:rPr>
-          <w:rFonts w:ascii="Arial" w:hAnsi="Arial" w:cs="Arial"/>
-          <w:sz w:val="22"/>
-          <w:szCs w:val="22"/>
-          <w:lang w:val="ru-RU"/>
-        </w:rPr>
-        <w:t>\) от \(1/T\) и методом наименьших квадратов определены угловые коэффициенты.</w:t>
-      </w:r>
-    </w:p>
-    <w:p>
-      <w:pPr>
-        <w:rPr>
-          <w:rFonts w:ascii="Arial" w:hAnsi="Arial" w:cs="Arial"/>
-          <w:sz w:val="22"/>
-          <w:szCs w:val="22"/>
-          <w:lang w:val="ru-RU"/>
-        </w:rPr>
-      </w:pPr>
-    </w:p>
-    <w:p>
-      <w:pPr>
-        <w:rPr>
-          <w:rFonts w:ascii="Arial" w:hAnsi="Arial" w:cs="Arial"/>
-          <w:sz w:val="22"/>
-          <w:szCs w:val="22"/>
-          <w:lang w:val="ru-RU"/>
-        </w:rPr>
-      </w:pPr>
-      <w:r>
-        <w:rPr>
-          <w:rFonts w:ascii="Arial" w:hAnsi="Arial" w:cs="Arial"/>
-          <w:sz w:val="22"/>
-          <w:szCs w:val="22"/>
-          <w:lang w:val="ru-RU"/>
-        </w:rPr>
-        <w:t>Энергия активации вязкого течения глицерина, вычисленная по угловым коэффициентам, составила:</w:t>
-      </w:r>
-    </w:p>
-    <w:p>
-      <w:pPr>
-        <w:rPr>
-          <w:rFonts w:ascii="Arial" w:hAnsi="Arial" w:cs="Arial"/>
-          <w:sz w:val="22"/>
-          <w:szCs w:val="22"/>
-          <w:lang w:val="ru-RU"/>
-        </w:rPr>
-      </w:pPr>
-      <w:r>
-        <w:rPr>
-          <w:rFonts w:ascii="Arial" w:hAnsi="Arial" w:cs="Arial"/>
-          <w:sz w:val="22"/>
-          <w:szCs w:val="22"/>
-          <w:lang w:val="ru-RU"/>
-        </w:rPr>
-        <w:t xml:space="preserve">- для стальных шариков: </w:t>
+          <w:rFonts w:ascii="Arial" w:eastAsia="Times New Roman" w:hAnsi="Arial" w:cs="Arial"/>
+          <w:color w:val="0F1115"/>
+          <w:sz w:val="22"/>
+          <w:szCs w:val="22"/>
+          <w:bdr w:val="none" w:sz="0" w:space="0" w:color="auto" w:frame="1"/>
+          <w:lang w:val="ru-RU" w:eastAsia="ru-RU"/>
+        </w:rPr>
+        <w:t>49,46±2,71) кДж/моль</w:t>
+      </w:r>
+    </w:p>
+    <w:p>
+      <w:pPr>
+        <w:numPr>
+          <w:ilvl w:val="0"/>
+          <w:numId w:val="8"/>
+        </w:numPr>
+        <w:shd w:val="clear" w:color="auto" w:fill="FFFFFF"/>
+        <w:spacing w:before="100" w:beforeAutospacing="1"/>
+        <w:rPr>
+          <w:rFonts w:ascii="Arial" w:eastAsia="Times New Roman" w:hAnsi="Arial" w:cs="Arial"/>
+          <w:color w:val="0F1115"/>
+          <w:sz w:val="22"/>
+          <w:szCs w:val="22"/>
+          <w:lang w:val="ru-RU" w:eastAsia="ru-RU"/>
+        </w:rPr>
+      </w:pPr>
+      <w:r>
+        <w:rPr>
+          <w:rFonts w:ascii="Arial" w:eastAsia="Times New Roman" w:hAnsi="Arial" w:cs="Arial"/>
+          <w:color w:val="0F1115"/>
+          <w:sz w:val="22"/>
+          <w:szCs w:val="22"/>
+          <w:lang w:val="ru-RU" w:eastAsia="ru-RU"/>
+        </w:rPr>
+        <w:lastRenderedPageBreak/>
+        <w:t>для стеклянных шариков: </w:t>
+      </w:r>
+      <w:r>
+        <w:rPr>
+          <w:rFonts w:ascii="Arial" w:eastAsia="Times New Roman" w:hAnsi="Arial" w:cs="Arial"/>
+          <w:color w:val="0F1115"/>
+          <w:sz w:val="22"/>
+          <w:szCs w:val="22"/>
+          <w:bdr w:val="none" w:sz="0" w:space="0" w:color="auto" w:frame="1"/>
+          <w:lang w:val="ru-RU" w:eastAsia="ru-RU"/>
+        </w:rPr>
+        <w:t>W</w:t>
+      </w:r>
+      <w:r>
+        <w:rPr>
+          <w:rFonts w:ascii="Arial" w:eastAsia="Times New Roman" w:hAnsi="Arial" w:cs="Arial"/>
+          <w:color w:val="0F1115"/>
+          <w:sz w:val="22"/>
+          <w:szCs w:val="22"/>
+          <w:bdr w:val="none" w:sz="0" w:space="0" w:color="auto" w:frame="1"/>
+          <w:vertAlign w:val="subscript"/>
+          <w:lang w:val="ru-RU" w:eastAsia="ru-RU"/>
+        </w:rPr>
+        <w:t>2</w:t>
       </w:r>
       <w:proofErr w:type="gramStart"/>
       <w:r>
         <w:rPr>
-          <w:rFonts w:ascii="Arial" w:hAnsi="Arial" w:cs="Arial"/>
-          <w:sz w:val="22"/>
-          <w:szCs w:val="22"/>
-          <w:lang w:val="ru-RU"/>
-        </w:rPr>
-        <w:t>\(</w:t>
+          <w:rFonts w:ascii="Arial" w:eastAsia="Times New Roman" w:hAnsi="Arial" w:cs="Arial"/>
+          <w:color w:val="0F1115"/>
+          <w:sz w:val="22"/>
+          <w:szCs w:val="22"/>
+          <w:bdr w:val="none" w:sz="0" w:space="0" w:color="auto" w:frame="1"/>
+          <w:lang w:val="ru-RU" w:eastAsia="ru-RU"/>
+        </w:rPr>
+        <w:t>=(</w:t>
       </w:r>
       <w:proofErr w:type="gramEnd"/>
       <w:r>
         <w:rPr>
-          <w:rFonts w:ascii="Arial" w:hAnsi="Arial" w:cs="Arial"/>
-          <w:sz w:val="22"/>
-          <w:szCs w:val="22"/>
-          <w:lang w:val="ru-RU"/>
-        </w:rPr>
-        <w:t>W = 49,46 \</w:t>
-      </w:r>
-      <w:proofErr w:type="spellStart"/>
-      <w:r>
-        <w:rPr>
-          <w:rFonts w:ascii="Arial" w:hAnsi="Arial" w:cs="Arial"/>
-          <w:sz w:val="22"/>
-          <w:szCs w:val="22"/>
-          <w:lang w:val="ru-RU"/>
-        </w:rPr>
-        <w:t>pm</w:t>
-      </w:r>
-      <w:proofErr w:type="spellEnd"/>
-      <w:r>
-        <w:rPr>
-          <w:rFonts w:ascii="Arial" w:hAnsi="Arial" w:cs="Arial"/>
-          <w:sz w:val="22"/>
-          <w:szCs w:val="22"/>
-          <w:lang w:val="ru-RU"/>
-        </w:rPr>
-        <w:t xml:space="preserve"> 2,71\) кДж/моль</w:t>
-      </w:r>
-    </w:p>
-    <w:p>
-      <w:pPr>
-        <w:rPr>
-          <w:rFonts w:ascii="Arial" w:hAnsi="Arial" w:cs="Arial"/>
-          <w:sz w:val="22"/>
-          <w:szCs w:val="22"/>
-          <w:lang w:val="ru-RU"/>
-        </w:rPr>
-      </w:pPr>
-      <w:r>
-        <w:rPr>
-          <w:rFonts w:ascii="Arial" w:hAnsi="Arial" w:cs="Arial"/>
-          <w:sz w:val="22"/>
-          <w:szCs w:val="22"/>
-          <w:lang w:val="ru-RU"/>
-        </w:rPr>
-        <w:t xml:space="preserve">- для стеклянных шариков: </w:t>
+          <w:rFonts w:ascii="Arial" w:eastAsia="Times New Roman" w:hAnsi="Arial" w:cs="Arial"/>
+          <w:color w:val="0F1115"/>
+          <w:sz w:val="22"/>
+          <w:szCs w:val="22"/>
+          <w:bdr w:val="none" w:sz="0" w:space="0" w:color="auto" w:frame="1"/>
+          <w:lang w:val="ru-RU" w:eastAsia="ru-RU"/>
+        </w:rPr>
+        <w:t>54,66±0,91) кДж/моль</w:t>
+      </w:r>
+    </w:p>
+    <w:p>
+      <w:pPr>
+        <w:rPr>
+          <w:rFonts w:ascii="Arial" w:hAnsi="Arial" w:cs="Arial"/>
+          <w:b/>
+          <w:bCs/>
+          <w:sz w:val="22"/>
+          <w:szCs w:val="22"/>
+          <w:lang w:val="ru-RU"/>
+        </w:rPr>
+      </w:pPr>
+      <w:r>
+        <w:rPr>
+          <w:rFonts w:ascii="Arial" w:hAnsi="Arial" w:cs="Arial"/>
+          <w:color w:val="0F1115"/>
+          <w:sz w:val="22"/>
+          <w:szCs w:val="22"/>
+          <w:shd w:val="clear" w:color="auto" w:fill="FFFFFF"/>
+          <w:lang w:val="ru-RU"/>
+        </w:rPr>
+        <w:t xml:space="preserve">Полученные значения согласуются с табличными в пределах погрешности, </w:t>
+      </w:r>
+      <w:r>
+        <w:rPr>
+          <w:rFonts w:ascii="Arial" w:hAnsi="Arial" w:cs="Arial"/>
+          <w:color w:val="0F1115"/>
+          <w:sz w:val="22"/>
+          <w:szCs w:val="22"/>
+          <w:shd w:val="clear" w:color="auto" w:fill="FFFFFF"/>
+          <w:lang w:val="ru-RU"/>
+        </w:rPr>
+        <w:t>это</w:t>
+      </w:r>
+      <w:r>
+        <w:rPr>
+          <w:rFonts w:ascii="Arial" w:hAnsi="Arial" w:cs="Arial"/>
+          <w:color w:val="0F1115"/>
+          <w:sz w:val="22"/>
+          <w:szCs w:val="22"/>
+          <w:shd w:val="clear" w:color="auto" w:fill="FFFFFF"/>
+          <w:lang w:val="ru-RU"/>
+        </w:rPr>
+        <w:t xml:space="preserve"> подтверждает корректность работы установки и методики измерений. При этом экспериментальные точки для стальных шариков хуже ложатся на аппроксимирующую прямую, а погрешности значительно выше, чем для стеклянных. Это может быть связано с деформацией стальных шариков, а также с их меньшим размером, что делает их более чувствительными к внешним условиям.</w:t>
+      </w:r>
+      <w:r>
+        <w:rPr>
+          <w:rFonts w:ascii="Arial" w:hAnsi="Arial" w:cs="Arial"/>
+          <w:color w:val="0F1115"/>
+          <w:sz w:val="22"/>
+          <w:szCs w:val="22"/>
+          <w:shd w:val="clear" w:color="auto" w:fill="FFFFFF"/>
+          <w:lang w:val="ru-RU"/>
+        </w:rPr>
+        <w:t xml:space="preserve"> Так же отдельные точки могут вовсе не попадать на график в пределах погрешности </w:t>
       </w:r>
       <w:proofErr w:type="gramStart"/>
       <w:r>
         <w:rPr>
           <w:rFonts w:ascii="Arial" w:hAnsi="Arial" w:cs="Arial"/>
-          <w:sz w:val="22"/>
-          <w:szCs w:val="22"/>
-          <w:lang w:val="ru-RU"/>
-        </w:rPr>
-        <w:t>\(</w:t>
+          <w:color w:val="0F1115"/>
+          <w:sz w:val="22"/>
+          <w:szCs w:val="22"/>
+          <w:shd w:val="clear" w:color="auto" w:fill="FFFFFF"/>
+          <w:lang w:val="ru-RU"/>
+        </w:rPr>
+        <w:t>из за</w:t>
       </w:r>
       <w:proofErr w:type="gramEnd"/>
       <w:r>
         <w:rPr>
           <w:rFonts w:ascii="Arial" w:hAnsi="Arial" w:cs="Arial"/>
-          <w:sz w:val="22"/>
-          <w:szCs w:val="22"/>
-          <w:lang w:val="ru-RU"/>
-        </w:rPr>
-        <w:t>W = 54,66 \</w:t>
-      </w:r>
-      <w:proofErr w:type="spellStart"/>
-      <w:r>
-        <w:rPr>
-          <w:rFonts w:ascii="Arial" w:hAnsi="Arial" w:cs="Arial"/>
-          <w:sz w:val="22"/>
-          <w:szCs w:val="22"/>
-          <w:lang w:val="ru-RU"/>
-        </w:rPr>
-        <w:t>pm</w:t>
-      </w:r>
-      <w:proofErr w:type="spellEnd"/>
-      <w:r>
-        <w:rPr>
-          <w:rFonts w:ascii="Arial" w:hAnsi="Arial" w:cs="Arial"/>
-          <w:sz w:val="22"/>
-          <w:szCs w:val="22"/>
-          <w:lang w:val="ru-RU"/>
-        </w:rPr>
-        <w:t xml:space="preserve"> 0,91\) кДж/моль</w:t>
-      </w:r>
-    </w:p>
-    <w:p>
-      <w:pPr>
-        <w:rPr>
-          <w:rFonts w:ascii="Arial" w:hAnsi="Arial" w:cs="Arial"/>
-          <w:sz w:val="22"/>
-          <w:szCs w:val="22"/>
-          <w:lang w:val="ru-RU"/>
-        </w:rPr>
-      </w:pPr>
-    </w:p>
-    <w:p>
-      <w:pPr>
-        <w:rPr>
-          <w:rFonts w:ascii="Arial" w:hAnsi="Arial" w:cs="Arial"/>
-          <w:sz w:val="22"/>
-          <w:szCs w:val="22"/>
-          <w:lang w:val="ru-RU"/>
-        </w:rPr>
-      </w:pPr>
-      <w:r>
-        <w:rPr>
-          <w:rFonts w:ascii="Arial" w:hAnsi="Arial" w:cs="Arial"/>
-          <w:sz w:val="22"/>
-          <w:szCs w:val="22"/>
-          <w:lang w:val="ru-RU"/>
-        </w:rPr>
-        <w:t>Значения хорошо согласуются между собой в пределах погрешности, что подтверждает независимость энергии активации от материала шариков и корректность методики измерений.</w:t>
-      </w:r>
-    </w:p>
-    <w:p>
-      <w:pPr>
-        <w:rPr>
-          <w:rFonts w:ascii="Arial" w:hAnsi="Arial" w:cs="Arial"/>
-          <w:sz w:val="22"/>
-          <w:szCs w:val="22"/>
-          <w:lang w:val="ru-RU"/>
-        </w:rPr>
-      </w:pPr>
-    </w:p>
-    <w:p>
-      <w:pPr>
-        <w:rPr>
-          <w:rFonts w:ascii="Arial" w:hAnsi="Arial" w:cs="Arial"/>
-          <w:sz w:val="22"/>
-          <w:szCs w:val="22"/>
-          <w:lang w:val="ru-RU"/>
-        </w:rPr>
-      </w:pPr>
-      <w:r>
-        <w:rPr>
-          <w:rFonts w:ascii="Arial" w:hAnsi="Arial" w:cs="Arial"/>
-          <w:sz w:val="22"/>
-          <w:szCs w:val="22"/>
-          <w:lang w:val="ru-RU"/>
-        </w:rPr>
-        <w:t xml:space="preserve">Рассчитанные числа Рейнольдса не превышают </w:t>
-      </w:r>
-      <w:proofErr w:type="gramStart"/>
-      <w:r>
-        <w:rPr>
-          <w:rFonts w:ascii="Arial" w:hAnsi="Arial" w:cs="Arial"/>
-          <w:sz w:val="22"/>
-          <w:szCs w:val="22"/>
-          <w:lang w:val="ru-RU"/>
-        </w:rPr>
-        <w:t>\(</w:t>
-      </w:r>
-      <w:proofErr w:type="gramEnd"/>
-      <w:r>
-        <w:rPr>
-          <w:rFonts w:ascii="Arial" w:hAnsi="Arial" w:cs="Arial"/>
-          <w:sz w:val="22"/>
-          <w:szCs w:val="22"/>
-          <w:lang w:val="ru-RU"/>
-        </w:rPr>
-        <w:t>Re \</w:t>
-      </w:r>
-      <w:proofErr w:type="spellStart"/>
-      <w:r>
-        <w:rPr>
-          <w:rFonts w:ascii="Arial" w:hAnsi="Arial" w:cs="Arial"/>
-          <w:sz w:val="22"/>
-          <w:szCs w:val="22"/>
-          <w:lang w:val="ru-RU"/>
-        </w:rPr>
-        <w:t>approx</w:t>
-      </w:r>
-      <w:proofErr w:type="spellEnd"/>
-      <w:r>
-        <w:rPr>
-          <w:rFonts w:ascii="Arial" w:hAnsi="Arial" w:cs="Arial"/>
-          <w:sz w:val="22"/>
-          <w:szCs w:val="22"/>
-          <w:lang w:val="ru-RU"/>
-        </w:rPr>
-        <w:t xml:space="preserve"> 0,26\) для всех опытов, что удовлетворяет условию применимости формулы Стокса (\(Re &lt; 0,5\)). Времена релаксации и пути релаксации также подтверждают, что движение шариков было установившимся при прохождении меток.</w:t>
-      </w:r>
-    </w:p>
-    <w:p>
-      <w:pPr>
-        <w:rPr>
-          <w:rFonts w:ascii="Arial" w:hAnsi="Arial" w:cs="Arial"/>
-          <w:sz w:val="22"/>
-          <w:szCs w:val="22"/>
-          <w:lang w:val="ru-RU"/>
-        </w:rPr>
-      </w:pPr>
-    </w:p>
-    <w:p>
-      <w:pPr>
-        <w:rPr>
-          <w:rFonts w:ascii="Arial" w:hAnsi="Arial" w:cs="Arial"/>
-          <w:sz w:val="22"/>
-          <w:szCs w:val="22"/>
-          <w:lang w:val="ru-RU"/>
-        </w:rPr>
-      </w:pPr>
-      <w:r>
-        <w:rPr>
-          <w:rFonts w:ascii="Arial" w:hAnsi="Arial" w:cs="Arial"/>
-          <w:sz w:val="22"/>
-          <w:szCs w:val="22"/>
-          <w:lang w:val="ru-RU"/>
-        </w:rPr>
-        <w:lastRenderedPageBreak/>
-        <w:t>Таким образом, цель работы достигнута: определена энергия активации глицерина, подтверждена экспоненциальная зависимость вязкости от температуры и применимость метода Стокса в исследованном диапазоне температур.</w:t>
+          <w:color w:val="0F1115"/>
+          <w:sz w:val="22"/>
+          <w:szCs w:val="22"/>
+          <w:shd w:val="clear" w:color="auto" w:fill="FFFFFF"/>
+          <w:lang w:val="ru-RU"/>
+        </w:rPr>
+        <w:t xml:space="preserve"> неучтенных неточностей измерения (Неточность остановки времени, погрешность температуры, прочие внешние факторы)</w:t>
       </w:r>
     </w:p>
     <w:sectPr>
@@ -16767,7 +16830,7 @@
 </file>
 
 <file path=word/numbering.xml><?xml version="1.0" encoding="utf-8"?>
-<w:numbering xmlns:wpc="http://schemas.microsoft.com/office/word/2010/wordprocessingCanvas" xmlns:cx="http://schemas.microsoft.com/office/drawing/2014/chartex" xmlns:cx1="http://schemas.microsoft.com/office/drawing/2015/9/8/chartex" xmlns:cx2="http://schemas.microsoft.com/office/drawing/2015/10/21/chartex" xmlns:cx3="http://schemas.microsoft.com/office/drawing/2016/5/9/chartex" xmlns:cx4="http://schemas.microsoft.com/office/drawing/2016/5/10/chartex" xmlns:cx5="http://schemas.microsoft.com/office/drawing/2016/5/11/chartex" xmlns:cx6="http://schemas.microsoft.com/office/drawing/2016/5/12/chartex" xmlns:cx7="http://schemas.microsoft.com/office/drawing/2016/5/13/chartex" xmlns:cx8="http://schemas.microsoft.com/office/drawing/2016/5/14/chartex" xmlns:mc="http://schemas.openxmlformats.org/markup-compatibility/2006" xmlns:aink="http://schemas.microsoft.com/office/drawing/2016/ink" xmlns:am3d="http://schemas.microsoft.com/office/drawing/2017/model3d" xmlns:o="urn:schemas-microsoft-com:office:office" xmlns:oel="http://schemas.microsoft.com/office/2019/extlst" xmlns:r="http://schemas.openxmlformats.org/officeDocument/2006/relationships" xmlns:m="http://schemas.openxmlformats.org/officeDocument/2006/math" xmlns:v="urn:schemas-microsoft-com:vml" xmlns:wp14="http://schemas.microsoft.com/office/word/2010/wordprocessingDrawing" xmlns:wp="http://schemas.openxmlformats.org/drawingml/2006/wordprocessingDrawing" xmlns:w10="urn:schemas-microsoft-com:office:word" xmlns:w="http://schemas.openxmlformats.org/wordprocessingml/2006/main" xmlns:w14="http://schemas.microsoft.com/office/word/2010/wordml" xmlns:w15="http://schemas.microsoft.com/office/word/2012/wordml" xmlns:w16cex="http://schemas.microsoft.com/office/word/2018/wordml/cex" xmlns:w16cid="http://schemas.microsoft.com/office/word/2016/wordml/cid" xmlns:w16="http://schemas.microsoft.com/office/word/2018/wordml" xmlns:w16sdtdh="http://schemas.microsoft.com/office/word/2020/wordml/sdtdatahash" xmlns:w16se="http://schemas.microsoft.com/office/word/2015/wordml/symex" xmlns:wpg="http://schemas.microsoft.com/office/word/2010/wordprocessingGroup" xmlns:wpi="http://schemas.microsoft.com/office/word/2010/wordprocessingInk" xmlns:wne="http://schemas.microsoft.com/office/word/2006/wordml" xmlns:wps="http://schemas.microsoft.com/office/word/2010/wordprocessingShape" mc:Ignorable="w14 w15 w16se w16cid w16 w16cex w16sdtdh wp14">
+<w:numbering xmlns:wpc="http://schemas.microsoft.com/office/word/2010/wordprocessingCanvas" xmlns:cx="http://schemas.microsoft.com/office/drawing/2014/chartex" xmlns:cx1="http://schemas.microsoft.com/office/drawing/2015/9/8/chartex" xmlns:cx2="http://schemas.microsoft.com/office/drawing/2015/10/21/chartex" xmlns:cx3="http://schemas.microsoft.com/office/drawing/2016/5/9/chartex" xmlns:cx4="http://schemas.microsoft.com/office/drawing/2016/5/10/chartex" xmlns:cx5="http://schemas.microsoft.com/office/drawing/2016/5/11/chartex" xmlns:cx6="http://schemas.microsoft.com/office/drawing/2016/5/12/chartex" xmlns:cx7="http://schemas.microsoft.com/office/drawing/2016/5/13/chartex" xmlns:cx8="http://schemas.microsoft.com/office/drawing/2016/5/14/chartex" xmlns:mc="http://schemas.openxmlformats.org/markup-compatibility/2006" xmlns:aink="http://schemas.microsoft.com/office/drawing/2016/ink" xmlns:am3d="http://schemas.microsoft.com/office/drawing/2017/model3d" xmlns:o="urn:schemas-microsoft-com:office:office" xmlns:r="http://schemas.openxmlformats.org/officeDocument/2006/relationships" xmlns:m="http://schemas.openxmlformats.org/officeDocument/2006/math" xmlns:v="urn:schemas-microsoft-com:vml" xmlns:wp14="http://schemas.microsoft.com/office/word/2010/wordprocessingDrawing" xmlns:wp="http://schemas.openxmlformats.org/drawingml/2006/wordprocessingDrawing" xmlns:w10="urn:schemas-microsoft-com:office:word" xmlns:w="http://schemas.openxmlformats.org/wordprocessingml/2006/main" xmlns:w14="http://schemas.microsoft.com/office/word/2010/wordml" xmlns:w15="http://schemas.microsoft.com/office/word/2012/wordml" xmlns:w16cex="http://schemas.microsoft.com/office/word/2018/wordml/cex" xmlns:w16cid="http://schemas.microsoft.com/office/word/2016/wordml/cid" xmlns:w16="http://schemas.microsoft.com/office/word/2018/wordml" xmlns:w16sdtdh="http://schemas.microsoft.com/office/word/2020/wordml/sdtdatahash" xmlns:w16se="http://schemas.microsoft.com/office/word/2015/wordml/symex" xmlns:wpg="http://schemas.microsoft.com/office/word/2010/wordprocessingGroup" xmlns:wpi="http://schemas.microsoft.com/office/word/2010/wordprocessingInk" xmlns:wne="http://schemas.microsoft.com/office/word/2006/wordml" xmlns:wps="http://schemas.microsoft.com/office/word/2010/wordprocessingShape" mc:Ignorable="w14 w15 w16se w16cid w16 w16cex w16sdtdh wp14">
   <w:abstractNum w:abstractNumId="0" w15:restartNumberingAfterBreak="0">
     <w:nsid w:val="02122665"/>
     <w:multiLevelType w:val="multilevel"/>
@@ -16918,6 +16981,155 @@
     </w:lvl>
   </w:abstractNum>
   <w:abstractNum w:abstractNumId="1" w15:restartNumberingAfterBreak="0">
+    <w:nsid w:val="03D06096"/>
+    <w:multiLevelType w:val="multilevel"/>
+    <w:tmpl w:val="5ADC24DA"/>
+    <w:lvl w:ilvl="0">
+      <w:start w:val="1"/>
+      <w:numFmt w:val="bullet"/>
+      <w:lvlText w:val=""/>
+      <w:lvlJc w:val="left"/>
+      <w:pPr>
+        <w:tabs>
+          <w:tab w:val="num" w:pos="720"/>
+        </w:tabs>
+        <w:ind w:left="720" w:hanging="360"/>
+      </w:pPr>
+      <w:rPr>
+        <w:rFonts w:ascii="Symbol" w:hAnsi="Symbol" w:hint="default"/>
+        <w:sz w:val="20"/>
+      </w:rPr>
+    </w:lvl>
+    <w:lvl w:ilvl="1" w:tentative="1">
+      <w:start w:val="1"/>
+      <w:numFmt w:val="bullet"/>
+      <w:lvlText w:val="o"/>
+      <w:lvlJc w:val="left"/>
+      <w:pPr>
+        <w:tabs>
+          <w:tab w:val="num" w:pos="1440"/>
+        </w:tabs>
+        <w:ind w:left="1440" w:hanging="360"/>
+      </w:pPr>
+      <w:rPr>
+        <w:rFonts w:ascii="Courier New" w:hAnsi="Courier New" w:hint="default"/>
+        <w:sz w:val="20"/>
+      </w:rPr>
+    </w:lvl>
+    <w:lvl w:ilvl="2" w:tentative="1">
+      <w:start w:val="1"/>
+      <w:numFmt w:val="bullet"/>
+      <w:lvlText w:val=""/>
+      <w:lvlJc w:val="left"/>
+      <w:pPr>
+        <w:tabs>
+          <w:tab w:val="num" w:pos="2160"/>
+        </w:tabs>
+        <w:ind w:left="2160" w:hanging="360"/>
+      </w:pPr>
+      <w:rPr>
+        <w:rFonts w:ascii="Wingdings" w:hAnsi="Wingdings" w:hint="default"/>
+        <w:sz w:val="20"/>
+      </w:rPr>
+    </w:lvl>
+    <w:lvl w:ilvl="3" w:tentative="1">
+      <w:start w:val="1"/>
+      <w:numFmt w:val="bullet"/>
+      <w:lvlText w:val=""/>
+      <w:lvlJc w:val="left"/>
+      <w:pPr>
+        <w:tabs>
+          <w:tab w:val="num" w:pos="2880"/>
+        </w:tabs>
+        <w:ind w:left="2880" w:hanging="360"/>
+      </w:pPr>
+      <w:rPr>
+        <w:rFonts w:ascii="Wingdings" w:hAnsi="Wingdings" w:hint="default"/>
+        <w:sz w:val="20"/>
+      </w:rPr>
+    </w:lvl>
+    <w:lvl w:ilvl="4" w:tentative="1">
+      <w:start w:val="1"/>
+      <w:numFmt w:val="bullet"/>
+      <w:lvlText w:val=""/>
+      <w:lvlJc w:val="left"/>
+      <w:pPr>
+        <w:tabs>
+          <w:tab w:val="num" w:pos="3600"/>
+        </w:tabs>
+        <w:ind w:left="3600" w:hanging="360"/>
+      </w:pPr>
+      <w:rPr>
+        <w:rFonts w:ascii="Wingdings" w:hAnsi="Wingdings" w:hint="default"/>
+        <w:sz w:val="20"/>
+      </w:rPr>
+    </w:lvl>
+    <w:lvl w:ilvl="5" w:tentative="1">
+      <w:start w:val="1"/>
+      <w:numFmt w:val="bullet"/>
+      <w:lvlText w:val=""/>
+      <w:lvlJc w:val="left"/>
+      <w:pPr>
+        <w:tabs>
+          <w:tab w:val="num" w:pos="4320"/>
+        </w:tabs>
+        <w:ind w:left="4320" w:hanging="360"/>
+      </w:pPr>
+      <w:rPr>
+        <w:rFonts w:ascii="Wingdings" w:hAnsi="Wingdings" w:hint="default"/>
+        <w:sz w:val="20"/>
+      </w:rPr>
+    </w:lvl>
+    <w:lvl w:ilvl="6" w:tentative="1">
+      <w:start w:val="1"/>
+      <w:numFmt w:val="bullet"/>
+      <w:lvlText w:val=""/>
+      <w:lvlJc w:val="left"/>
+      <w:pPr>
+        <w:tabs>
+          <w:tab w:val="num" w:pos="5040"/>
+        </w:tabs>
+        <w:ind w:left="5040" w:hanging="360"/>
+      </w:pPr>
+      <w:rPr>
+        <w:rFonts w:ascii="Wingdings" w:hAnsi="Wingdings" w:hint="default"/>
+        <w:sz w:val="20"/>
+      </w:rPr>
+    </w:lvl>
+    <w:lvl w:ilvl="7" w:tentative="1">
+      <w:start w:val="1"/>
+      <w:numFmt w:val="bullet"/>
+      <w:lvlText w:val=""/>
+      <w:lvlJc w:val="left"/>
+      <w:pPr>
+        <w:tabs>
+          <w:tab w:val="num" w:pos="5760"/>
+        </w:tabs>
+        <w:ind w:left="5760" w:hanging="360"/>
+      </w:pPr>
+      <w:rPr>
+        <w:rFonts w:ascii="Wingdings" w:hAnsi="Wingdings" w:hint="default"/>
+        <w:sz w:val="20"/>
+      </w:rPr>
+    </w:lvl>
+    <w:lvl w:ilvl="8" w:tentative="1">
+      <w:start w:val="1"/>
+      <w:numFmt w:val="bullet"/>
+      <w:lvlText w:val=""/>
+      <w:lvlJc w:val="left"/>
+      <w:pPr>
+        <w:tabs>
+          <w:tab w:val="num" w:pos="6480"/>
+        </w:tabs>
+        <w:ind w:left="6480" w:hanging="360"/>
+      </w:pPr>
+      <w:rPr>
+        <w:rFonts w:ascii="Wingdings" w:hAnsi="Wingdings" w:hint="default"/>
+        <w:sz w:val="20"/>
+      </w:rPr>
+    </w:lvl>
+  </w:abstractNum>
+  <w:abstractNum w:abstractNumId="2" w15:restartNumberingAfterBreak="0">
     <w:nsid w:val="0818394C"/>
     <w:multiLevelType w:val="hybridMultilevel"/>
     <w:tmpl w:val="BE7E7426"/>
@@ -17007,7 +17219,7 @@
       </w:pPr>
     </w:lvl>
   </w:abstractNum>
-  <w:abstractNum w:abstractNumId="2" w15:restartNumberingAfterBreak="0">
+  <w:abstractNum w:abstractNumId="3" w15:restartNumberingAfterBreak="0">
     <w:nsid w:val="375E5F7D"/>
     <w:multiLevelType w:val="hybridMultilevel"/>
     <w:tmpl w:val="EEF61138"/>
@@ -17096,7 +17308,7 @@
       </w:pPr>
     </w:lvl>
   </w:abstractNum>
-  <w:abstractNum w:abstractNumId="3" w15:restartNumberingAfterBreak="0">
+  <w:abstractNum w:abstractNumId="4" w15:restartNumberingAfterBreak="0">
     <w:nsid w:val="3E864ABD"/>
     <w:multiLevelType w:val="hybridMultilevel"/>
     <w:tmpl w:val="6E5E799A"/>
@@ -17185,7 +17397,7 @@
       </w:pPr>
     </w:lvl>
   </w:abstractNum>
-  <w:abstractNum w:abstractNumId="4" w15:restartNumberingAfterBreak="0">
+  <w:abstractNum w:abstractNumId="5" w15:restartNumberingAfterBreak="0">
     <w:nsid w:val="6FC4035D"/>
     <w:multiLevelType w:val="multilevel"/>
     <w:tmpl w:val="7DB610FA"/>
@@ -17334,7 +17546,7 @@
       </w:rPr>
     </w:lvl>
   </w:abstractNum>
-  <w:abstractNum w:abstractNumId="5" w15:restartNumberingAfterBreak="0">
+  <w:abstractNum w:abstractNumId="6" w15:restartNumberingAfterBreak="0">
     <w:nsid w:val="729F0822"/>
     <w:multiLevelType w:val="hybridMultilevel"/>
     <w:tmpl w:val="E7D6ADA2"/>
@@ -17423,7 +17635,7 @@
       </w:pPr>
     </w:lvl>
   </w:abstractNum>
-  <w:abstractNum w:abstractNumId="6" w15:restartNumberingAfterBreak="0">
+  <w:abstractNum w:abstractNumId="7" w15:restartNumberingAfterBreak="0">
     <w:nsid w:val="7F042A31"/>
     <w:multiLevelType w:val="singleLevel"/>
     <w:tmpl w:val="7F042A31"/>
@@ -17440,26 +17652,29 @@
       </w:rPr>
     </w:lvl>
   </w:abstractNum>
-  <w:num w:numId="1" w16cid:durableId="1858098">
+  <w:num w:numId="1">
     <w:abstractNumId w:val="0"/>
   </w:num>
-  <w:num w:numId="2" w16cid:durableId="1343437180">
+  <w:num w:numId="2">
+    <w:abstractNumId w:val="5"/>
+  </w:num>
+  <w:num w:numId="3">
+    <w:abstractNumId w:val="2"/>
+  </w:num>
+  <w:num w:numId="4">
+    <w:abstractNumId w:val="7"/>
+  </w:num>
+  <w:num w:numId="5">
+    <w:abstractNumId w:val="3"/>
+  </w:num>
+  <w:num w:numId="6">
+    <w:abstractNumId w:val="6"/>
+  </w:num>
+  <w:num w:numId="7">
     <w:abstractNumId w:val="4"/>
   </w:num>
-  <w:num w:numId="3" w16cid:durableId="1903442825">
+  <w:num w:numId="8">
     <w:abstractNumId w:val="1"/>
-  </w:num>
-  <w:num w:numId="4" w16cid:durableId="1710034357">
-    <w:abstractNumId w:val="6"/>
-  </w:num>
-  <w:num w:numId="5" w16cid:durableId="564023577">
-    <w:abstractNumId w:val="2"/>
-  </w:num>
-  <w:num w:numId="6" w16cid:durableId="1583022189">
-    <w:abstractNumId w:val="5"/>
-  </w:num>
-  <w:num w:numId="7" w16cid:durableId="843662765">
-    <w:abstractNumId w:val="3"/>
   </w:num>
 </w:numbering>
 </file>
@@ -18077,6 +18292,7 @@
   <w:style w:type="character" w:default="1" w:styleId="a0">
     <w:name w:val="Default Paragraph Font"/>
     <w:uiPriority w:val="1"/>
+    <w:semiHidden/>
     <w:unhideWhenUsed/>
   </w:style>
   <w:style w:type="table" w:default="1" w:styleId="a1">
@@ -18419,6 +18635,65 @@
       </w:tblBorders>
     </w:tblPr>
   </w:style>
+  <w:style w:type="paragraph" w:customStyle="1" w:styleId="ds-markdown-paragraph">
+    <w:name w:val="ds-markdown-paragraph"/>
+    <w:basedOn w:val="a"/>
+    <w:rsid w:val="00AD7240"/>
+    <w:pPr>
+      <w:spacing w:before="100" w:beforeAutospacing="1" w:after="100" w:afterAutospacing="1"/>
+    </w:pPr>
+    <w:rPr>
+      <w:rFonts w:ascii="Times New Roman" w:eastAsia="Times New Roman" w:hAnsi="Times New Roman" w:cs="Times New Roman"/>
+      <w:sz w:val="24"/>
+      <w:szCs w:val="24"/>
+      <w:lang w:val="ru-RU" w:eastAsia="ru-RU"/>
+    </w:rPr>
+  </w:style>
+  <w:style w:type="character" w:customStyle="1" w:styleId="katex-mathml">
+    <w:name w:val="katex-mathml"/>
+    <w:basedOn w:val="a0"/>
+    <w:rsid w:val="00AD7240"/>
+  </w:style>
+  <w:style w:type="character" w:customStyle="1" w:styleId="mord">
+    <w:name w:val="mord"/>
+    <w:basedOn w:val="a0"/>
+    <w:rsid w:val="00AD7240"/>
+  </w:style>
+  <w:style w:type="character" w:customStyle="1" w:styleId="mrel">
+    <w:name w:val="mrel"/>
+    <w:basedOn w:val="a0"/>
+    <w:rsid w:val="00AD7240"/>
+  </w:style>
+  <w:style w:type="character" w:customStyle="1" w:styleId="mop">
+    <w:name w:val="mop"/>
+    <w:basedOn w:val="a0"/>
+    <w:rsid w:val="00AD7240"/>
+  </w:style>
+  <w:style w:type="character" w:customStyle="1" w:styleId="vlist-s">
+    <w:name w:val="vlist-s"/>
+    <w:basedOn w:val="a0"/>
+    <w:rsid w:val="00AD7240"/>
+  </w:style>
+  <w:style w:type="character" w:customStyle="1" w:styleId="mopen">
+    <w:name w:val="mopen"/>
+    <w:basedOn w:val="a0"/>
+    <w:rsid w:val="00AD7240"/>
+  </w:style>
+  <w:style w:type="character" w:customStyle="1" w:styleId="mpunct">
+    <w:name w:val="mpunct"/>
+    <w:basedOn w:val="a0"/>
+    <w:rsid w:val="00AD7240"/>
+  </w:style>
+  <w:style w:type="character" w:customStyle="1" w:styleId="mbin">
+    <w:name w:val="mbin"/>
+    <w:basedOn w:val="a0"/>
+    <w:rsid w:val="00AD7240"/>
+  </w:style>
+  <w:style w:type="character" w:customStyle="1" w:styleId="mclose">
+    <w:name w:val="mclose"/>
+    <w:basedOn w:val="a0"/>
+    <w:rsid w:val="00AD7240"/>
+  </w:style>
 </w:styles>
 </file>
 

--- a/Лабы/2.2.6.docx
+++ b/Лабы/2.2.6.docx
@@ -361,7 +361,7 @@
                     <pic:cNvPicPr/>
                   </pic:nvPicPr>
                   <pic:blipFill>
-                    <a:blip r:embed="rId5">
+                    <a:blip r:embed="rId6">
                       <a:extLst>
                         <a:ext uri="{28A0092B-C50C-407E-A947-70E740481C1C}">
                           <a14:useLocalDpi xmlns:a14="http://schemas.microsoft.com/office/drawing/2010/main" val="0"/>
@@ -453,7 +453,7 @@
                     <pic:cNvPicPr/>
                   </pic:nvPicPr>
                   <pic:blipFill>
-                    <a:blip r:embed="rId6">
+                    <a:blip r:embed="rId7">
                       <a:extLst>
                         <a:ext uri="{28A0092B-C50C-407E-A947-70E740481C1C}">
                           <a14:useLocalDpi xmlns:a14="http://schemas.microsoft.com/office/drawing/2010/main" val="0"/>
@@ -1209,7 +1209,7 @@
                     <pic:cNvPicPr/>
                   </pic:nvPicPr>
                   <pic:blipFill>
-                    <a:blip r:embed="rId7">
+                    <a:blip r:embed="rId8">
                       <a:extLst>
                         <a:ext uri="{28A0092B-C50C-407E-A947-70E740481C1C}">
                           <a14:useLocalDpi xmlns:a14="http://schemas.microsoft.com/office/drawing/2010/main" val="0"/>
@@ -1340,7 +1340,7 @@
                     <pic:cNvPicPr/>
                   </pic:nvPicPr>
                   <pic:blipFill>
-                    <a:blip r:embed="rId8">
+                    <a:blip r:embed="rId9">
                       <a:extLst>
                         <a:ext uri="{28A0092B-C50C-407E-A947-70E740481C1C}">
                           <a14:useLocalDpi xmlns:a14="http://schemas.microsoft.com/office/drawing/2010/main" val="0"/>
@@ -1456,7 +1456,7 @@
                     <pic:cNvPicPr/>
                   </pic:nvPicPr>
                   <pic:blipFill>
-                    <a:blip r:embed="rId9">
+                    <a:blip r:embed="rId10">
                       <a:extLst>
                         <a:ext uri="{28A0092B-C50C-407E-A947-70E740481C1C}">
                           <a14:useLocalDpi xmlns:a14="http://schemas.microsoft.com/office/drawing/2010/main" val="0"/>
@@ -1792,7 +1792,7 @@
                     <pic:cNvPicPr/>
                   </pic:nvPicPr>
                   <pic:blipFill>
-                    <a:blip r:embed="rId10">
+                    <a:blip r:embed="rId11">
                       <a:extLst>
                         <a:ext uri="{28A0092B-C50C-407E-A947-70E740481C1C}">
                           <a14:useLocalDpi xmlns:a14="http://schemas.microsoft.com/office/drawing/2010/main" val="0"/>
@@ -1931,7 +1931,7 @@
                     <pic:cNvPicPr/>
                   </pic:nvPicPr>
                   <pic:blipFill>
-                    <a:blip r:embed="rId11">
+                    <a:blip r:embed="rId12">
                       <a:extLst>
                         <a:ext uri="{28A0092B-C50C-407E-A947-70E740481C1C}">
                           <a14:useLocalDpi xmlns:a14="http://schemas.microsoft.com/office/drawing/2010/main" val="0"/>
@@ -2126,7 +2126,7 @@
                     </pic:cNvPicPr>
                   </pic:nvPicPr>
                   <pic:blipFill>
-                    <a:blip r:embed="rId12">
+                    <a:blip r:embed="rId13">
                       <a:extLst>
                         <a:ext uri="{28A0092B-C50C-407E-A947-70E740481C1C}">
                           <a14:useLocalDpi xmlns:a14="http://schemas.microsoft.com/office/drawing/2010/main" val="0"/>
@@ -2481,7 +2481,7 @@
                     <pic:cNvPicPr/>
                   </pic:nvPicPr>
                   <pic:blipFill>
-                    <a:blip r:embed="rId13"/>
+                    <a:blip r:embed="rId14"/>
                     <a:stretch>
                       <a:fillRect/>
                     </a:stretch>
@@ -2565,7 +2565,7 @@
                     <pic:cNvPicPr/>
                   </pic:nvPicPr>
                   <pic:blipFill>
-                    <a:blip r:embed="rId14"/>
+                    <a:blip r:embed="rId15"/>
                     <a:stretch>
                       <a:fillRect/>
                     </a:stretch>
@@ -2711,7 +2711,7 @@
                     <pic:cNvPicPr/>
                   </pic:nvPicPr>
                   <pic:blipFill>
-                    <a:blip r:embed="rId15"/>
+                    <a:blip r:embed="rId16"/>
                     <a:stretch>
                       <a:fillRect/>
                     </a:stretch>
@@ -2839,7 +2839,7 @@
                     <pic:cNvPicPr/>
                   </pic:nvPicPr>
                   <pic:blipFill>
-                    <a:blip r:embed="rId16"/>
+                    <a:blip r:embed="rId17"/>
                     <a:stretch>
                       <a:fillRect/>
                     </a:stretch>
@@ -2986,7 +2986,7 @@
                     <pic:cNvPicPr/>
                   </pic:nvPicPr>
                   <pic:blipFill>
-                    <a:blip r:embed="rId17"/>
+                    <a:blip r:embed="rId18"/>
                     <a:stretch>
                       <a:fillRect/>
                     </a:stretch>
@@ -3105,7 +3105,7 @@
                     <pic:cNvPicPr/>
                   </pic:nvPicPr>
                   <pic:blipFill>
-                    <a:blip r:embed="rId18"/>
+                    <a:blip r:embed="rId19"/>
                     <a:stretch>
                       <a:fillRect/>
                     </a:stretch>
@@ -3229,7 +3229,7 @@
                     <pic:cNvPicPr/>
                   </pic:nvPicPr>
                   <pic:blipFill>
-                    <a:blip r:embed="rId19"/>
+                    <a:blip r:embed="rId20"/>
                     <a:stretch>
                       <a:fillRect/>
                     </a:stretch>
@@ -3364,7 +3364,7 @@
                     <pic:cNvPicPr/>
                   </pic:nvPicPr>
                   <pic:blipFill>
-                    <a:blip r:embed="rId20"/>
+                    <a:blip r:embed="rId21"/>
                     <a:stretch>
                       <a:fillRect/>
                     </a:stretch>
@@ -3512,7 +3512,7 @@
                     <pic:cNvPicPr/>
                   </pic:nvPicPr>
                   <pic:blipFill>
-                    <a:blip r:embed="rId21"/>
+                    <a:blip r:embed="rId22"/>
                     <a:stretch>
                       <a:fillRect/>
                     </a:stretch>
@@ -3656,7 +3656,7 @@
                     <pic:cNvPicPr/>
                   </pic:nvPicPr>
                   <pic:blipFill>
-                    <a:blip r:embed="rId22"/>
+                    <a:blip r:embed="rId23"/>
                     <a:stretch>
                       <a:fillRect/>
                     </a:stretch>
@@ -3780,7 +3780,7 @@
                     <pic:cNvPicPr/>
                   </pic:nvPicPr>
                   <pic:blipFill>
-                    <a:blip r:embed="rId23"/>
+                    <a:blip r:embed="rId24"/>
                     <a:stretch>
                       <a:fillRect/>
                     </a:stretch>
@@ -3928,7 +3928,7 @@
                     <pic:cNvPicPr/>
                   </pic:nvPicPr>
                   <pic:blipFill>
-                    <a:blip r:embed="rId24"/>
+                    <a:blip r:embed="rId25"/>
                     <a:stretch>
                       <a:fillRect/>
                     </a:stretch>
@@ -4052,7 +4052,7 @@
                     <pic:cNvPicPr/>
                   </pic:nvPicPr>
                   <pic:blipFill>
-                    <a:blip r:embed="rId25"/>
+                    <a:blip r:embed="rId26"/>
                     <a:stretch>
                       <a:fillRect/>
                     </a:stretch>
@@ -14944,19 +14944,175 @@
           <w:rFonts w:ascii="Arial" w:hAnsi="Arial" w:cs="Arial"/>
           <w:b/>
           <w:bCs/>
+          <w:sz w:val="22"/>
+          <w:szCs w:val="22"/>
+          <w:lang w:val="ru-RU"/>
+        </w:rPr>
+        <w:t xml:space="preserve">4) Графики зависимости </w:t>
+      </w:r>
+      <w:r>
+        <w:rPr>
+          <w:rFonts w:ascii="Arial" w:hAnsi="Arial" w:cs="Arial"/>
+          <w:b/>
+          <w:bCs/>
+          <w:sz w:val="22"/>
+          <w:szCs w:val="22"/>
+        </w:rPr>
+        <w:t>ln</w:t>
+      </w:r>
+      <w:r>
+        <w:rPr>
+          <w:rFonts w:ascii="Cambria Math" w:hAnsi="Cambria Math" w:cs="Cambria Math"/>
+          <w:b/>
+          <w:bCs/>
+          <w:i/>
+          <w:iCs/>
+          <w:sz w:val="24"/>
+          <w:szCs w:val="24"/>
+          <w:lang w:val="ru-RU"/>
+        </w:rPr>
+        <w:t>(</w:t>
+      </w:r>
+      <w:r>
+        <w:rPr>
+          <w:rFonts w:ascii="Cambria Math" w:hAnsi="Cambria Math" w:cs="Cambria Math"/>
+          <w:b/>
+          <w:bCs/>
+          <w:i/>
+          <w:iCs/>
+          <w:sz w:val="24"/>
+          <w:szCs w:val="24"/>
+          <w:lang w:val="ru-RU"/>
+        </w:rPr>
+        <w:t>η</w:t>
+      </w:r>
+      <w:r>
+        <w:rPr>
+          <w:rFonts w:ascii="Cambria Math" w:hAnsi="Cambria Math" w:cs="Cambria Math"/>
+          <w:b/>
+          <w:bCs/>
+          <w:i/>
+          <w:iCs/>
+          <w:sz w:val="24"/>
+          <w:szCs w:val="24"/>
+          <w:lang w:val="ru-RU"/>
+        </w:rPr>
+        <w:t>)</w:t>
+      </w:r>
+      <w:r>
+        <w:rPr>
+          <w:rFonts w:ascii="Arial" w:hAnsi="Arial" w:cs="Arial"/>
+          <w:b/>
+          <w:bCs/>
+          <w:sz w:val="22"/>
+          <w:szCs w:val="22"/>
+          <w:lang w:val="ru-RU"/>
+        </w:rPr>
+        <w:t xml:space="preserve"> </w:t>
+      </w:r>
+      <w:r>
+        <w:rPr>
+          <w:rFonts w:ascii="Arial" w:hAnsi="Arial" w:cs="Arial"/>
+          <w:b/>
+          <w:bCs/>
+          <w:sz w:val="22"/>
+          <w:szCs w:val="22"/>
+          <w:lang w:val="ru-RU"/>
+        </w:rPr>
+        <w:t>от 1</w:t>
+      </w:r>
+      <w:r>
+        <w:rPr>
+          <w:rFonts w:ascii="Arial" w:hAnsi="Arial" w:cs="Arial"/>
+          <w:b/>
+          <w:bCs/>
+          <w:sz w:val="22"/>
+          <w:szCs w:val="22"/>
+          <w:lang w:val="ru-RU"/>
+        </w:rPr>
+        <w:t>/</w:t>
+      </w:r>
+      <w:r>
+        <w:rPr>
+          <w:rFonts w:ascii="Arial" w:hAnsi="Arial" w:cs="Arial"/>
+          <w:b/>
+          <w:bCs/>
+          <w:sz w:val="22"/>
+          <w:szCs w:val="22"/>
+        </w:rPr>
+        <w:t>T</w:t>
+      </w:r>
+    </w:p>
+    <w:p>
+      <w:pPr>
+        <w:rPr>
+          <w:rFonts w:ascii="Arial" w:hAnsi="Arial" w:cs="Arial"/>
+          <w:b/>
+          <w:bCs/>
+          <w:sz w:val="22"/>
+          <w:szCs w:val="22"/>
+          <w:lang w:val="ru-RU"/>
+        </w:rPr>
+      </w:pPr>
+      <w:r>
+        <w:rPr>
+          <w:rFonts w:ascii="Arial" w:hAnsi="Arial" w:cs="Arial"/>
+          <w:b/>
+          <w:bCs/>
+          <w:sz w:val="22"/>
+          <w:szCs w:val="22"/>
+          <w:lang w:val="ru-RU"/>
+        </w:rPr>
+        <w:t>Определение энергии активации:</w:t>
+      </w:r>
+    </w:p>
+    <w:p>
+      <w:pPr>
+        <w:rPr>
+          <w:rFonts w:ascii="Arial" w:hAnsi="Arial" w:cs="Arial"/>
+          <w:b/>
+          <w:bCs/>
+          <w:sz w:val="22"/>
+          <w:szCs w:val="22"/>
+          <w:lang w:val="ru-RU"/>
+        </w:rPr>
+      </w:pPr>
+    </w:p>
+    <w:p>
+      <w:pPr>
+        <w:ind w:left="708" w:firstLine="708"/>
+        <w:rPr>
+          <w:rFonts w:ascii="Arial" w:hAnsi="Arial" w:cs="Arial"/>
+          <w:sz w:val="22"/>
+          <w:szCs w:val="22"/>
+          <w:lang w:val="ru-RU"/>
+        </w:rPr>
+      </w:pPr>
+      <w:r>
+        <w:rPr>
+          <w:rFonts w:ascii="Arial" w:hAnsi="Arial" w:cs="Arial"/>
+          <w:sz w:val="22"/>
+          <w:szCs w:val="22"/>
+          <w:lang w:val="ru-RU"/>
+        </w:rPr>
+        <w:t>Сталь: k = 5952.7149</w:t>
+      </w:r>
+      <w:r>
+        <w:rPr>
+          <w:rFonts w:ascii="Arial" w:hAnsi="Arial" w:cs="Arial"/>
           <w:noProof/>
           <w:sz w:val="22"/>
           <w:szCs w:val="22"/>
           <w:lang w:val="ru-RU"/>
         </w:rPr>
         <w:drawing>
-          <wp:anchor distT="0" distB="0" distL="114300" distR="114300" simplePos="0" relativeHeight="251692032" behindDoc="0" locked="0" layoutInCell="1" allowOverlap="1" wp14:anchorId="1C006CA4" wp14:editId="737C7F9E">
+          <wp:anchor distT="0" distB="0" distL="114300" distR="114300" simplePos="0" relativeHeight="251692032" behindDoc="0" locked="0" layoutInCell="1" allowOverlap="1" wp14:anchorId="1C006CA4" wp14:editId="21539CE3">
             <wp:simplePos x="0" y="0"/>
             <wp:positionH relativeFrom="column">
-              <wp:posOffset>-142903</wp:posOffset>
+              <wp:posOffset>-142875</wp:posOffset>
             </wp:positionH>
             <wp:positionV relativeFrom="paragraph">
-              <wp:posOffset>404495</wp:posOffset>
+              <wp:posOffset>170361</wp:posOffset>
             </wp:positionV>
             <wp:extent cx="5462270" cy="3963035"/>
             <wp:effectExtent l="0" t="0" r="5080" b="0"/>
@@ -14981,7 +15137,7 @@
                     <pic:cNvPicPr/>
                   </pic:nvPicPr>
                   <pic:blipFill>
-                    <a:blip r:embed="rId26"/>
+                    <a:blip r:embed="rId27"/>
                     <a:stretch>
                       <a:fillRect/>
                     </a:stretch>
@@ -15010,515 +15166,439 @@
       <w:r>
         <w:rPr>
           <w:rFonts w:ascii="Arial" w:hAnsi="Arial" w:cs="Arial"/>
+          <w:sz w:val="22"/>
+          <w:szCs w:val="22"/>
+        </w:rPr>
+        <w:t>;</w:t>
+      </w:r>
+      <w:r>
+        <w:rPr>
+          <w:rFonts w:ascii="Arial" w:hAnsi="Arial" w:cs="Arial"/>
+          <w:sz w:val="22"/>
+          <w:szCs w:val="22"/>
+          <w:lang w:val="ru-RU"/>
+        </w:rPr>
+        <w:t xml:space="preserve"> </w:t>
+      </w:r>
+      <w:r>
+        <w:rPr>
+          <w:rFonts w:ascii="Arial" w:hAnsi="Arial" w:cs="Arial"/>
+          <w:sz w:val="22"/>
+          <w:szCs w:val="22"/>
+          <w:lang w:val="ru-RU"/>
+        </w:rPr>
+        <w:t>b = -20.5407</w:t>
+      </w:r>
+    </w:p>
+    <w:p>
+      <w:pPr>
+        <w:rPr>
+          <w:rFonts w:ascii="Arial" w:hAnsi="Arial" w:cs="Arial"/>
           <w:b/>
           <w:bCs/>
           <w:sz w:val="22"/>
           <w:szCs w:val="22"/>
           <w:lang w:val="ru-RU"/>
         </w:rPr>
-        <w:t xml:space="preserve">4) Графики зависимости </w:t>
-      </w:r>
-      <w:r>
+      </w:pPr>
+    </w:p>
+    <w:p>
+      <w:pPr>
         <w:rPr>
           <w:rFonts w:ascii="Arial" w:hAnsi="Arial" w:cs="Arial"/>
           <w:b/>
           <w:bCs/>
           <w:sz w:val="22"/>
           <w:szCs w:val="22"/>
-        </w:rPr>
-        <w:t>ln</w:t>
-      </w:r>
-      <w:r>
-        <w:rPr>
-          <w:rFonts w:ascii="Cambria Math" w:hAnsi="Cambria Math" w:cs="Cambria Math"/>
+          <w:lang w:val="ru-RU"/>
+        </w:rPr>
+      </w:pPr>
+    </w:p>
+    <w:p>
+      <w:pPr>
+        <w:rPr>
+          <w:rFonts w:ascii="Arial" w:hAnsi="Arial" w:cs="Arial"/>
           <w:b/>
           <w:bCs/>
+          <w:sz w:val="22"/>
+          <w:szCs w:val="22"/>
+          <w:lang w:val="ru-RU"/>
+        </w:rPr>
+      </w:pPr>
+    </w:p>
+    <w:p>
+      <w:pPr>
+        <w:rPr>
+          <w:rFonts w:ascii="Arial" w:hAnsi="Arial" w:cs="Arial"/>
+          <w:b/>
+          <w:bCs/>
+          <w:sz w:val="22"/>
+          <w:szCs w:val="22"/>
+          <w:lang w:val="ru-RU"/>
+        </w:rPr>
+      </w:pPr>
+    </w:p>
+    <w:p>
+      <w:pPr>
+        <w:rPr>
+          <w:rFonts w:ascii="Arial" w:hAnsi="Arial" w:cs="Arial"/>
+          <w:b/>
+          <w:bCs/>
+          <w:sz w:val="22"/>
+          <w:szCs w:val="22"/>
+          <w:lang w:val="ru-RU"/>
+        </w:rPr>
+      </w:pPr>
+    </w:p>
+    <w:p>
+      <w:pPr>
+        <w:rPr>
+          <w:rFonts w:ascii="Arial" w:hAnsi="Arial" w:cs="Arial"/>
+          <w:b/>
+          <w:bCs/>
+          <w:sz w:val="22"/>
+          <w:szCs w:val="22"/>
+          <w:lang w:val="ru-RU"/>
+        </w:rPr>
+      </w:pPr>
+    </w:p>
+    <w:p>
+      <w:pPr>
+        <w:rPr>
+          <w:rFonts w:ascii="Arial" w:hAnsi="Arial" w:cs="Arial"/>
+          <w:b/>
+          <w:bCs/>
+          <w:sz w:val="22"/>
+          <w:szCs w:val="22"/>
+          <w:lang w:val="ru-RU"/>
+        </w:rPr>
+      </w:pPr>
+    </w:p>
+    <w:p>
+      <w:pPr>
+        <w:rPr>
+          <w:rFonts w:ascii="Arial" w:hAnsi="Arial" w:cs="Arial"/>
+          <w:b/>
+          <w:bCs/>
+          <w:sz w:val="22"/>
+          <w:szCs w:val="22"/>
+          <w:lang w:val="ru-RU"/>
+        </w:rPr>
+      </w:pPr>
+    </w:p>
+    <w:p>
+      <w:pPr>
+        <w:rPr>
+          <w:rFonts w:ascii="Arial" w:hAnsi="Arial" w:cs="Arial"/>
+          <w:b/>
+          <w:bCs/>
+          <w:sz w:val="22"/>
+          <w:szCs w:val="22"/>
+          <w:lang w:val="ru-RU"/>
+        </w:rPr>
+      </w:pPr>
+    </w:p>
+    <w:p>
+      <w:pPr>
+        <w:rPr>
+          <w:rFonts w:ascii="Arial" w:hAnsi="Arial" w:cs="Arial"/>
+          <w:b/>
+          <w:bCs/>
+          <w:sz w:val="22"/>
+          <w:szCs w:val="22"/>
+          <w:lang w:val="ru-RU"/>
+        </w:rPr>
+      </w:pPr>
+    </w:p>
+    <w:p>
+      <w:pPr>
+        <w:rPr>
+          <w:rFonts w:ascii="Arial" w:hAnsi="Arial" w:cs="Arial"/>
+          <w:b/>
+          <w:bCs/>
+          <w:sz w:val="22"/>
+          <w:szCs w:val="22"/>
+          <w:lang w:val="ru-RU"/>
+        </w:rPr>
+      </w:pPr>
+    </w:p>
+    <w:p>
+      <w:pPr>
+        <w:rPr>
+          <w:rFonts w:ascii="Arial" w:hAnsi="Arial" w:cs="Arial"/>
+          <w:b/>
+          <w:bCs/>
+          <w:sz w:val="22"/>
+          <w:szCs w:val="22"/>
+          <w:lang w:val="ru-RU"/>
+        </w:rPr>
+      </w:pPr>
+    </w:p>
+    <w:p>
+      <w:pPr>
+        <w:rPr>
+          <w:rFonts w:ascii="Arial" w:hAnsi="Arial" w:cs="Arial"/>
+          <w:b/>
+          <w:bCs/>
+          <w:sz w:val="22"/>
+          <w:szCs w:val="22"/>
+          <w:lang w:val="ru-RU"/>
+        </w:rPr>
+      </w:pPr>
+    </w:p>
+    <w:p>
+      <w:pPr>
+        <w:rPr>
+          <w:rFonts w:ascii="Arial" w:hAnsi="Arial" w:cs="Arial"/>
+          <w:b/>
+          <w:bCs/>
+          <w:sz w:val="22"/>
+          <w:szCs w:val="22"/>
+          <w:lang w:val="ru-RU"/>
+        </w:rPr>
+      </w:pPr>
+    </w:p>
+    <w:p>
+      <w:pPr>
+        <w:rPr>
+          <w:rFonts w:ascii="Arial" w:hAnsi="Arial" w:cs="Arial"/>
+          <w:b/>
+          <w:bCs/>
+          <w:sz w:val="22"/>
+          <w:szCs w:val="22"/>
+          <w:lang w:val="ru-RU"/>
+        </w:rPr>
+      </w:pPr>
+    </w:p>
+    <w:p>
+      <w:pPr>
+        <w:rPr>
+          <w:rFonts w:ascii="Arial" w:hAnsi="Arial" w:cs="Arial"/>
+          <w:b/>
+          <w:bCs/>
+          <w:sz w:val="22"/>
+          <w:szCs w:val="22"/>
+          <w:lang w:val="ru-RU"/>
+        </w:rPr>
+      </w:pPr>
+    </w:p>
+    <w:p>
+      <w:pPr>
+        <w:rPr>
+          <w:rFonts w:ascii="Arial" w:hAnsi="Arial" w:cs="Arial"/>
+          <w:b/>
+          <w:bCs/>
+          <w:sz w:val="22"/>
+          <w:szCs w:val="22"/>
+          <w:lang w:val="ru-RU"/>
+        </w:rPr>
+      </w:pPr>
+    </w:p>
+    <w:p>
+      <w:pPr>
+        <w:rPr>
+          <w:rFonts w:ascii="Arial" w:hAnsi="Arial" w:cs="Arial"/>
+          <w:b/>
+          <w:bCs/>
+          <w:sz w:val="22"/>
+          <w:szCs w:val="22"/>
+          <w:lang w:val="ru-RU"/>
+        </w:rPr>
+      </w:pPr>
+    </w:p>
+    <w:p>
+      <w:pPr>
+        <w:rPr>
+          <w:rFonts w:ascii="Arial" w:hAnsi="Arial" w:cs="Arial"/>
+          <w:b/>
+          <w:bCs/>
+          <w:sz w:val="22"/>
+          <w:szCs w:val="22"/>
+          <w:lang w:val="ru-RU"/>
+        </w:rPr>
+      </w:pPr>
+    </w:p>
+    <w:p>
+      <w:pPr>
+        <w:rPr>
+          <w:rFonts w:ascii="Arial" w:hAnsi="Arial" w:cs="Arial"/>
+          <w:b/>
+          <w:bCs/>
+          <w:sz w:val="22"/>
+          <w:szCs w:val="22"/>
+          <w:lang w:val="ru-RU"/>
+        </w:rPr>
+      </w:pPr>
+    </w:p>
+    <w:p>
+      <w:pPr>
+        <w:rPr>
+          <w:rFonts w:ascii="Arial" w:hAnsi="Arial" w:cs="Arial"/>
+          <w:b/>
+          <w:bCs/>
+          <w:sz w:val="22"/>
+          <w:szCs w:val="22"/>
+          <w:lang w:val="ru-RU"/>
+        </w:rPr>
+      </w:pPr>
+    </w:p>
+    <w:p>
+      <w:pPr>
+        <w:rPr>
+          <w:rFonts w:ascii="Arial" w:hAnsi="Arial" w:cs="Arial"/>
+          <w:b/>
+          <w:bCs/>
+          <w:sz w:val="22"/>
+          <w:szCs w:val="22"/>
+          <w:lang w:val="ru-RU"/>
+        </w:rPr>
+      </w:pPr>
+    </w:p>
+    <w:p>
+      <w:pPr>
+        <w:rPr>
+          <w:rFonts w:ascii="Arial" w:hAnsi="Arial" w:cs="Arial"/>
+          <w:b/>
+          <w:bCs/>
+          <w:sz w:val="22"/>
+          <w:szCs w:val="22"/>
+          <w:lang w:val="ru-RU"/>
+        </w:rPr>
+      </w:pPr>
+    </w:p>
+    <w:p>
+      <w:pPr>
+        <w:rPr>
+          <w:rFonts w:ascii="Arial" w:hAnsi="Arial" w:cs="Arial"/>
+          <w:b/>
+          <w:bCs/>
+          <w:sz w:val="22"/>
+          <w:szCs w:val="22"/>
+          <w:lang w:val="ru-RU"/>
+        </w:rPr>
+      </w:pPr>
+    </w:p>
+    <w:p>
+      <w:pPr>
+        <w:rPr>
+          <w:rFonts w:ascii="Arial" w:hAnsi="Arial" w:cs="Arial"/>
+          <w:b/>
+          <w:bCs/>
+          <w:sz w:val="22"/>
+          <w:szCs w:val="22"/>
+          <w:lang w:val="ru-RU"/>
+        </w:rPr>
+      </w:pPr>
+    </w:p>
+    <w:p>
+      <w:pPr>
+        <w:rPr>
+          <w:rFonts w:ascii="Arial" w:hAnsi="Arial" w:cs="Arial"/>
+          <w:b/>
+          <w:bCs/>
+          <w:sz w:val="22"/>
+          <w:szCs w:val="22"/>
+          <w:lang w:val="ru-RU"/>
+        </w:rPr>
+      </w:pPr>
+    </w:p>
+    <w:p>
+      <w:pPr>
+        <w:rPr>
+          <w:rFonts w:ascii="Arial" w:hAnsi="Arial" w:cs="Arial"/>
+          <w:b/>
+          <w:bCs/>
+          <w:sz w:val="22"/>
+          <w:szCs w:val="22"/>
+          <w:lang w:val="ru-RU"/>
+        </w:rPr>
+      </w:pPr>
+    </w:p>
+    <w:p>
+      <w:pPr>
+        <w:rPr>
+          <w:rFonts w:ascii="Arial" w:hAnsi="Arial" w:cs="Arial"/>
+          <w:sz w:val="22"/>
+          <w:szCs w:val="22"/>
+          <w:lang w:val="ru-RU"/>
+        </w:rPr>
+      </w:pPr>
+      <w:r>
+        <w:rPr>
+          <w:rFonts w:ascii="Arial" w:hAnsi="Arial" w:cs="Arial"/>
+          <w:sz w:val="22"/>
+          <w:szCs w:val="22"/>
+          <w:lang w:val="ru-RU"/>
+        </w:rPr>
+        <w:t xml:space="preserve">Рисунок 2. График </w:t>
+      </w:r>
+      <w:r>
+        <w:rPr>
+          <w:rFonts w:ascii="Arial" w:hAnsi="Arial" w:cs="Arial"/>
+          <w:sz w:val="22"/>
+          <w:szCs w:val="22"/>
+          <w:lang w:val="ru-RU"/>
+        </w:rPr>
+        <w:t xml:space="preserve">зависимости </w:t>
+      </w:r>
+      <w:r>
+        <w:rPr>
+          <w:rFonts w:ascii="Arial" w:hAnsi="Arial" w:cs="Arial"/>
+          <w:sz w:val="22"/>
+          <w:szCs w:val="22"/>
+        </w:rPr>
+        <w:t>ln</w:t>
+      </w:r>
+      <w:r>
+        <w:rPr>
+          <w:rFonts w:ascii="Arial" w:hAnsi="Arial" w:cs="Arial"/>
+          <w:sz w:val="22"/>
+          <w:szCs w:val="22"/>
+          <w:lang w:val="ru-RU"/>
+        </w:rPr>
+        <w:t>(</w:t>
+      </w:r>
+      <w:r>
+        <w:rPr>
+          <w:rFonts w:ascii="Arial" w:hAnsi="Arial" w:cs="Arial"/>
           <w:i/>
           <w:iCs/>
-          <w:sz w:val="24"/>
-          <w:szCs w:val="24"/>
-          <w:lang w:val="ru-RU"/>
-        </w:rPr>
-        <w:t>(</w:t>
-      </w:r>
-      <w:r>
-        <w:rPr>
-          <w:rFonts w:ascii="Cambria Math" w:hAnsi="Cambria Math" w:cs="Cambria Math"/>
-          <w:b/>
-          <w:bCs/>
+          <w:sz w:val="22"/>
+          <w:szCs w:val="22"/>
+          <w:lang w:val="ru-RU"/>
+        </w:rPr>
+        <w:t>η</w:t>
+      </w:r>
+      <w:r>
+        <w:rPr>
+          <w:rFonts w:ascii="Arial" w:hAnsi="Arial" w:cs="Arial"/>
           <w:i/>
           <w:iCs/>
-          <w:sz w:val="24"/>
-          <w:szCs w:val="24"/>
-          <w:lang w:val="ru-RU"/>
-        </w:rPr>
-        <w:t>η</w:t>
-      </w:r>
-      <w:r>
-        <w:rPr>
-          <w:rFonts w:ascii="Cambria Math" w:hAnsi="Cambria Math" w:cs="Cambria Math"/>
-          <w:b/>
-          <w:bCs/>
+          <w:sz w:val="22"/>
+          <w:szCs w:val="22"/>
+          <w:lang w:val="ru-RU"/>
+        </w:rPr>
+        <w:t xml:space="preserve">) от </w:t>
+      </w:r>
+      <w:r>
+        <w:rPr>
+          <w:rFonts w:ascii="Arial" w:hAnsi="Arial" w:cs="Arial"/>
+          <w:sz w:val="22"/>
+          <w:szCs w:val="22"/>
+          <w:lang w:val="ru-RU"/>
+        </w:rPr>
+        <w:t>1/</w:t>
+      </w:r>
+      <w:r>
+        <w:rPr>
+          <w:rFonts w:ascii="Arial" w:hAnsi="Arial" w:cs="Arial"/>
           <w:i/>
           <w:iCs/>
-          <w:sz w:val="24"/>
-          <w:szCs w:val="24"/>
-          <w:lang w:val="ru-RU"/>
-        </w:rPr>
-        <w:t>)</w:t>
-      </w:r>
-      <w:r>
-        <w:rPr>
-          <w:rFonts w:ascii="Arial" w:hAnsi="Arial" w:cs="Arial"/>
-          <w:b/>
-          <w:bCs/>
-          <w:sz w:val="22"/>
-          <w:szCs w:val="22"/>
-          <w:lang w:val="ru-RU"/>
-        </w:rPr>
-        <w:t xml:space="preserve"> </w:t>
-      </w:r>
-      <w:r>
-        <w:rPr>
-          <w:rFonts w:ascii="Arial" w:hAnsi="Arial" w:cs="Arial"/>
-          <w:b/>
-          <w:bCs/>
-          <w:sz w:val="22"/>
-          <w:szCs w:val="22"/>
-          <w:lang w:val="ru-RU"/>
-        </w:rPr>
-        <w:t>от 1</w:t>
-      </w:r>
-      <w:r>
-        <w:rPr>
-          <w:rFonts w:ascii="Arial" w:hAnsi="Arial" w:cs="Arial"/>
-          <w:b/>
-          <w:bCs/>
-          <w:sz w:val="22"/>
-          <w:szCs w:val="22"/>
-          <w:lang w:val="ru-RU"/>
-        </w:rPr>
-        <w:t>/</w:t>
-      </w:r>
-      <w:r>
-        <w:rPr>
-          <w:rFonts w:ascii="Arial" w:hAnsi="Arial" w:cs="Arial"/>
-          <w:b/>
-          <w:bCs/>
           <w:sz w:val="22"/>
           <w:szCs w:val="22"/>
         </w:rPr>
         <w:t>T</w:t>
       </w:r>
-    </w:p>
-    <w:p>
-      <w:pPr>
-        <w:rPr>
-          <w:rFonts w:ascii="Arial" w:hAnsi="Arial" w:cs="Arial"/>
-          <w:b/>
-          <w:bCs/>
-          <w:sz w:val="22"/>
-          <w:szCs w:val="22"/>
-          <w:lang w:val="ru-RU"/>
-        </w:rPr>
-      </w:pPr>
-      <w:r>
-        <w:rPr>
-          <w:rFonts w:ascii="Arial" w:hAnsi="Arial" w:cs="Arial"/>
-          <w:b/>
-          <w:bCs/>
-          <w:sz w:val="22"/>
-          <w:szCs w:val="22"/>
-          <w:lang w:val="ru-RU"/>
-        </w:rPr>
-        <w:t>Определение энергии активации:</w:t>
-      </w:r>
-    </w:p>
-    <w:p>
-      <w:pPr>
-        <w:rPr>
-          <w:rFonts w:ascii="Arial" w:hAnsi="Arial" w:cs="Arial"/>
-          <w:b/>
-          <w:bCs/>
-          <w:sz w:val="22"/>
-          <w:szCs w:val="22"/>
-          <w:lang w:val="ru-RU"/>
-        </w:rPr>
-      </w:pPr>
-    </w:p>
-    <w:p>
-      <w:pPr>
-        <w:rPr>
-          <w:rFonts w:ascii="Arial" w:hAnsi="Arial" w:cs="Arial"/>
-          <w:b/>
-          <w:bCs/>
-          <w:sz w:val="22"/>
-          <w:szCs w:val="22"/>
-          <w:lang w:val="ru-RU"/>
-        </w:rPr>
-      </w:pPr>
-    </w:p>
-    <w:p>
-      <w:pPr>
-        <w:rPr>
-          <w:rFonts w:ascii="Arial" w:hAnsi="Arial" w:cs="Arial"/>
-          <w:b/>
-          <w:bCs/>
-          <w:sz w:val="22"/>
-          <w:szCs w:val="22"/>
-          <w:lang w:val="ru-RU"/>
-        </w:rPr>
-      </w:pPr>
-    </w:p>
-    <w:p>
-      <w:pPr>
-        <w:rPr>
-          <w:rFonts w:ascii="Arial" w:hAnsi="Arial" w:cs="Arial"/>
-          <w:b/>
-          <w:bCs/>
-          <w:sz w:val="22"/>
-          <w:szCs w:val="22"/>
-          <w:lang w:val="ru-RU"/>
-        </w:rPr>
-      </w:pPr>
-    </w:p>
-    <w:p>
-      <w:pPr>
-        <w:rPr>
-          <w:rFonts w:ascii="Arial" w:hAnsi="Arial" w:cs="Arial"/>
-          <w:b/>
-          <w:bCs/>
-          <w:sz w:val="22"/>
-          <w:szCs w:val="22"/>
-          <w:lang w:val="ru-RU"/>
-        </w:rPr>
-      </w:pPr>
-    </w:p>
-    <w:p>
-      <w:pPr>
-        <w:rPr>
-          <w:rFonts w:ascii="Arial" w:hAnsi="Arial" w:cs="Arial"/>
-          <w:b/>
-          <w:bCs/>
-          <w:sz w:val="22"/>
-          <w:szCs w:val="22"/>
-          <w:lang w:val="ru-RU"/>
-        </w:rPr>
-      </w:pPr>
-    </w:p>
-    <w:p>
-      <w:pPr>
-        <w:rPr>
-          <w:rFonts w:ascii="Arial" w:hAnsi="Arial" w:cs="Arial"/>
-          <w:b/>
-          <w:bCs/>
-          <w:sz w:val="22"/>
-          <w:szCs w:val="22"/>
-          <w:lang w:val="ru-RU"/>
-        </w:rPr>
-      </w:pPr>
-    </w:p>
-    <w:p>
-      <w:pPr>
-        <w:rPr>
-          <w:rFonts w:ascii="Arial" w:hAnsi="Arial" w:cs="Arial"/>
-          <w:b/>
-          <w:bCs/>
-          <w:sz w:val="22"/>
-          <w:szCs w:val="22"/>
-          <w:lang w:val="ru-RU"/>
-        </w:rPr>
-      </w:pPr>
-    </w:p>
-    <w:p>
-      <w:pPr>
-        <w:rPr>
-          <w:rFonts w:ascii="Arial" w:hAnsi="Arial" w:cs="Arial"/>
-          <w:b/>
-          <w:bCs/>
-          <w:sz w:val="22"/>
-          <w:szCs w:val="22"/>
-          <w:lang w:val="ru-RU"/>
-        </w:rPr>
-      </w:pPr>
-    </w:p>
-    <w:p>
-      <w:pPr>
-        <w:rPr>
-          <w:rFonts w:ascii="Arial" w:hAnsi="Arial" w:cs="Arial"/>
-          <w:b/>
-          <w:bCs/>
-          <w:sz w:val="22"/>
-          <w:szCs w:val="22"/>
-          <w:lang w:val="ru-RU"/>
-        </w:rPr>
-      </w:pPr>
-    </w:p>
-    <w:p>
-      <w:pPr>
-        <w:rPr>
-          <w:rFonts w:ascii="Arial" w:hAnsi="Arial" w:cs="Arial"/>
-          <w:b/>
-          <w:bCs/>
-          <w:sz w:val="22"/>
-          <w:szCs w:val="22"/>
-          <w:lang w:val="ru-RU"/>
-        </w:rPr>
-      </w:pPr>
-    </w:p>
-    <w:p>
-      <w:pPr>
-        <w:rPr>
-          <w:rFonts w:ascii="Arial" w:hAnsi="Arial" w:cs="Arial"/>
-          <w:b/>
-          <w:bCs/>
-          <w:sz w:val="22"/>
-          <w:szCs w:val="22"/>
-          <w:lang w:val="ru-RU"/>
-        </w:rPr>
-      </w:pPr>
-    </w:p>
-    <w:p>
-      <w:pPr>
-        <w:rPr>
-          <w:rFonts w:ascii="Arial" w:hAnsi="Arial" w:cs="Arial"/>
-          <w:b/>
-          <w:bCs/>
-          <w:sz w:val="22"/>
-          <w:szCs w:val="22"/>
-          <w:lang w:val="ru-RU"/>
-        </w:rPr>
-      </w:pPr>
-    </w:p>
-    <w:p>
-      <w:pPr>
-        <w:rPr>
-          <w:rFonts w:ascii="Arial" w:hAnsi="Arial" w:cs="Arial"/>
-          <w:b/>
-          <w:bCs/>
-          <w:sz w:val="22"/>
-          <w:szCs w:val="22"/>
-          <w:lang w:val="ru-RU"/>
-        </w:rPr>
-      </w:pPr>
-    </w:p>
-    <w:p>
-      <w:pPr>
-        <w:rPr>
-          <w:rFonts w:ascii="Arial" w:hAnsi="Arial" w:cs="Arial"/>
-          <w:b/>
-          <w:bCs/>
-          <w:sz w:val="22"/>
-          <w:szCs w:val="22"/>
-          <w:lang w:val="ru-RU"/>
-        </w:rPr>
-      </w:pPr>
-    </w:p>
-    <w:p>
-      <w:pPr>
-        <w:rPr>
-          <w:rFonts w:ascii="Arial" w:hAnsi="Arial" w:cs="Arial"/>
-          <w:b/>
-          <w:bCs/>
-          <w:sz w:val="22"/>
-          <w:szCs w:val="22"/>
-          <w:lang w:val="ru-RU"/>
-        </w:rPr>
-      </w:pPr>
-    </w:p>
-    <w:p>
-      <w:pPr>
-        <w:rPr>
-          <w:rFonts w:ascii="Arial" w:hAnsi="Arial" w:cs="Arial"/>
-          <w:b/>
-          <w:bCs/>
-          <w:sz w:val="22"/>
-          <w:szCs w:val="22"/>
-          <w:lang w:val="ru-RU"/>
-        </w:rPr>
-      </w:pPr>
-    </w:p>
-    <w:p>
-      <w:pPr>
-        <w:rPr>
-          <w:rFonts w:ascii="Arial" w:hAnsi="Arial" w:cs="Arial"/>
-          <w:b/>
-          <w:bCs/>
-          <w:sz w:val="22"/>
-          <w:szCs w:val="22"/>
-          <w:lang w:val="ru-RU"/>
-        </w:rPr>
-      </w:pPr>
-    </w:p>
-    <w:p>
-      <w:pPr>
-        <w:rPr>
-          <w:rFonts w:ascii="Arial" w:hAnsi="Arial" w:cs="Arial"/>
-          <w:b/>
-          <w:bCs/>
-          <w:sz w:val="22"/>
-          <w:szCs w:val="22"/>
-          <w:lang w:val="ru-RU"/>
-        </w:rPr>
-      </w:pPr>
-    </w:p>
-    <w:p>
-      <w:pPr>
-        <w:rPr>
-          <w:rFonts w:ascii="Arial" w:hAnsi="Arial" w:cs="Arial"/>
-          <w:b/>
-          <w:bCs/>
-          <w:sz w:val="22"/>
-          <w:szCs w:val="22"/>
-          <w:lang w:val="ru-RU"/>
-        </w:rPr>
-      </w:pPr>
-    </w:p>
-    <w:p>
-      <w:pPr>
-        <w:rPr>
-          <w:rFonts w:ascii="Arial" w:hAnsi="Arial" w:cs="Arial"/>
-          <w:b/>
-          <w:bCs/>
-          <w:sz w:val="22"/>
-          <w:szCs w:val="22"/>
-          <w:lang w:val="ru-RU"/>
-        </w:rPr>
-      </w:pPr>
-    </w:p>
-    <w:p>
-      <w:pPr>
-        <w:rPr>
-          <w:rFonts w:ascii="Arial" w:hAnsi="Arial" w:cs="Arial"/>
-          <w:b/>
-          <w:bCs/>
-          <w:sz w:val="22"/>
-          <w:szCs w:val="22"/>
-          <w:lang w:val="ru-RU"/>
-        </w:rPr>
-      </w:pPr>
-    </w:p>
-    <w:p>
-      <w:pPr>
-        <w:rPr>
-          <w:rFonts w:ascii="Arial" w:hAnsi="Arial" w:cs="Arial"/>
-          <w:b/>
-          <w:bCs/>
-          <w:sz w:val="22"/>
-          <w:szCs w:val="22"/>
-          <w:lang w:val="ru-RU"/>
-        </w:rPr>
-      </w:pPr>
-    </w:p>
-    <w:p>
-      <w:pPr>
-        <w:rPr>
-          <w:rFonts w:ascii="Arial" w:hAnsi="Arial" w:cs="Arial"/>
-          <w:b/>
-          <w:bCs/>
-          <w:sz w:val="22"/>
-          <w:szCs w:val="22"/>
-          <w:lang w:val="ru-RU"/>
-        </w:rPr>
-      </w:pPr>
-    </w:p>
-    <w:p>
-      <w:pPr>
-        <w:rPr>
-          <w:rFonts w:ascii="Arial" w:hAnsi="Arial" w:cs="Arial"/>
-          <w:b/>
-          <w:bCs/>
-          <w:sz w:val="22"/>
-          <w:szCs w:val="22"/>
-          <w:lang w:val="ru-RU"/>
-        </w:rPr>
-      </w:pPr>
-    </w:p>
-    <w:p>
-      <w:pPr>
-        <w:rPr>
-          <w:rFonts w:ascii="Arial" w:hAnsi="Arial" w:cs="Arial"/>
-          <w:sz w:val="22"/>
-          <w:szCs w:val="22"/>
-          <w:lang w:val="ru-RU"/>
-        </w:rPr>
-      </w:pPr>
-      <w:r>
-        <w:rPr>
-          <w:rFonts w:ascii="Arial" w:hAnsi="Arial" w:cs="Arial"/>
-          <w:sz w:val="22"/>
-          <w:szCs w:val="22"/>
-          <w:lang w:val="ru-RU"/>
-        </w:rPr>
-        <w:t xml:space="preserve">Рисунок 2. График </w:t>
-      </w:r>
-      <w:r>
-        <w:rPr>
-          <w:rFonts w:ascii="Arial" w:hAnsi="Arial" w:cs="Arial"/>
-          <w:sz w:val="22"/>
-          <w:szCs w:val="22"/>
-          <w:lang w:val="ru-RU"/>
-        </w:rPr>
-        <w:t xml:space="preserve">зависимости </w:t>
-      </w:r>
-      <w:r>
-        <w:rPr>
-          <w:rFonts w:ascii="Arial" w:hAnsi="Arial" w:cs="Arial"/>
-          <w:sz w:val="22"/>
-          <w:szCs w:val="22"/>
-        </w:rPr>
-        <w:t>ln</w:t>
-      </w:r>
-      <w:r>
-        <w:rPr>
-          <w:rFonts w:ascii="Arial" w:hAnsi="Arial" w:cs="Arial"/>
-          <w:sz w:val="22"/>
-          <w:szCs w:val="22"/>
-          <w:lang w:val="ru-RU"/>
-        </w:rPr>
-        <w:t>(</w:t>
-      </w:r>
-      <w:r>
-        <w:rPr>
-          <w:rFonts w:ascii="Arial" w:hAnsi="Arial" w:cs="Arial"/>
-          <w:i/>
-          <w:iCs/>
-          <w:sz w:val="22"/>
-          <w:szCs w:val="22"/>
-          <w:lang w:val="ru-RU"/>
-        </w:rPr>
-        <w:t>η</w:t>
-      </w:r>
-      <w:r>
-        <w:rPr>
-          <w:rFonts w:ascii="Arial" w:hAnsi="Arial" w:cs="Arial"/>
-          <w:i/>
-          <w:iCs/>
-          <w:sz w:val="22"/>
-          <w:szCs w:val="22"/>
-          <w:lang w:val="ru-RU"/>
-        </w:rPr>
-        <w:t xml:space="preserve">) от </w:t>
-      </w:r>
-      <w:r>
-        <w:rPr>
-          <w:rFonts w:ascii="Arial" w:hAnsi="Arial" w:cs="Arial"/>
-          <w:sz w:val="22"/>
-          <w:szCs w:val="22"/>
-          <w:lang w:val="ru-RU"/>
-        </w:rPr>
-        <w:t>1/</w:t>
-      </w:r>
-      <w:r>
-        <w:rPr>
-          <w:rFonts w:ascii="Arial" w:hAnsi="Arial" w:cs="Arial"/>
-          <w:i/>
-          <w:iCs/>
-          <w:sz w:val="22"/>
-          <w:szCs w:val="22"/>
-        </w:rPr>
-        <w:t>T</w:t>
-      </w:r>
       <w:r>
         <w:rPr>
           <w:rFonts w:ascii="Arial" w:hAnsi="Arial" w:cs="Arial"/>
@@ -15661,43 +15741,41 @@
     </w:p>
     <w:p>
       <w:pPr>
-        <w:rPr>
-          <w:rFonts w:ascii="Arial" w:hAnsi="Arial" w:cs="Arial"/>
-          <w:sz w:val="22"/>
-          <w:szCs w:val="22"/>
-          <w:lang w:val="ru-RU"/>
-        </w:rPr>
-      </w:pPr>
-    </w:p>
-    <w:p>
-      <w:pPr>
-        <w:rPr>
-          <w:rFonts w:ascii="Arial" w:hAnsi="Arial" w:cs="Arial"/>
-          <w:sz w:val="22"/>
-          <w:szCs w:val="22"/>
-          <w:lang w:val="ru-RU"/>
-        </w:rPr>
-      </w:pPr>
-    </w:p>
-    <w:p>
-      <w:pPr>
-        <w:rPr>
-          <w:rFonts w:ascii="Arial" w:hAnsi="Arial" w:cs="Arial"/>
-          <w:sz w:val="22"/>
-          <w:szCs w:val="22"/>
-          <w:lang w:val="ru-RU"/>
-        </w:rPr>
-      </w:pPr>
-    </w:p>
-    <w:p>
-      <w:pPr>
-        <w:rPr>
-          <w:rFonts w:ascii="Arial" w:hAnsi="Arial" w:cs="Arial"/>
-          <w:sz w:val="22"/>
-          <w:szCs w:val="22"/>
-          <w:lang w:val="ru-RU"/>
-        </w:rPr>
-      </w:pPr>
+        <w:ind w:left="708" w:firstLine="708"/>
+        <w:rPr>
+          <w:rFonts w:ascii="Arial" w:hAnsi="Arial" w:cs="Arial"/>
+          <w:sz w:val="22"/>
+          <w:szCs w:val="22"/>
+          <w:lang w:val="ru-RU"/>
+        </w:rPr>
+      </w:pPr>
+      <w:r>
+        <w:rPr>
+          <w:rFonts w:ascii="Arial" w:hAnsi="Arial" w:cs="Arial"/>
+          <w:sz w:val="22"/>
+          <w:szCs w:val="22"/>
+          <w:lang w:val="ru-RU"/>
+        </w:rPr>
+        <w:lastRenderedPageBreak/>
+        <w:t>Стекло: k = 6578.6228</w:t>
+      </w:r>
+      <w:r>
+        <w:rPr>
+          <w:rFonts w:ascii="Arial" w:hAnsi="Arial" w:cs="Arial"/>
+          <w:sz w:val="22"/>
+          <w:szCs w:val="22"/>
+        </w:rPr>
+        <w:t>;</w:t>
+      </w:r>
+      <w:r>
+        <w:rPr>
+          <w:rFonts w:ascii="Arial" w:hAnsi="Arial" w:cs="Arial"/>
+          <w:sz w:val="22"/>
+          <w:szCs w:val="22"/>
+          <w:lang w:val="ru-RU"/>
+        </w:rPr>
+        <w:t xml:space="preserve"> b = -22.4574</w:t>
+      </w:r>
     </w:p>
     <w:p>
       <w:pPr>
@@ -15716,7 +15794,6 @@
           <w:szCs w:val="22"/>
           <w:lang w:val="ru-RU"/>
         </w:rPr>
-        <w:lastRenderedPageBreak/>
         <w:drawing>
           <wp:anchor distT="0" distB="0" distL="114300" distR="114300" simplePos="0" relativeHeight="251694080" behindDoc="0" locked="0" layoutInCell="1" allowOverlap="1" wp14:anchorId="67BDBEA1" wp14:editId="7EF7A662">
             <wp:simplePos x="0" y="0"/>
@@ -15749,7 +15826,7 @@
                     <pic:cNvPicPr/>
                   </pic:nvPicPr>
                   <pic:blipFill>
-                    <a:blip r:embed="rId27"/>
+                    <a:blip r:embed="rId28"/>
                     <a:stretch>
                       <a:fillRect/>
                     </a:stretch>
@@ -16287,17 +16364,41 @@
                 <w:rFonts w:ascii="Cambria Math" w:hAnsi="Cambria Math" w:cs="Cambria Math"/>
                 <w:sz w:val="24"/>
                 <w:szCs w:val="24"/>
-                <w:lang w:val="ru-RU"/>
-              </w:rPr>
-            </w:pPr>
-            <w:r>
-              <w:rPr>
-                <w:rFonts w:ascii="Cambria Math" w:hAnsi="Cambria Math" w:cs="Cambria Math"/>
-                <w:sz w:val="24"/>
-                <w:szCs w:val="24"/>
-                <w:lang w:val="ru-RU"/>
-              </w:rPr>
-              <w:t>49,46±2,71</w:t>
+              </w:rPr>
+            </w:pPr>
+            <w:r>
+              <w:rPr>
+                <w:rFonts w:ascii="Cambria Math" w:hAnsi="Cambria Math" w:cs="Cambria Math"/>
+                <w:sz w:val="24"/>
+                <w:szCs w:val="24"/>
+                <w:lang w:val="ru-RU"/>
+              </w:rPr>
+              <w:t>49,4</w:t>
+            </w:r>
+            <w:r>
+              <w:rPr>
+                <w:rFonts w:ascii="Cambria Math" w:hAnsi="Cambria Math" w:cs="Cambria Math"/>
+                <w:sz w:val="24"/>
+                <w:szCs w:val="24"/>
+              </w:rPr>
+              <w:t>9</w:t>
+            </w:r>
+            <w:r>
+              <w:rPr>
+                <w:rFonts w:ascii="Cambria Math" w:hAnsi="Cambria Math" w:cs="Cambria Math"/>
+                <w:sz w:val="24"/>
+                <w:szCs w:val="24"/>
+                <w:lang w:val="ru-RU"/>
+              </w:rPr>
+              <w:t>±2,</w:t>
+            </w:r>
+            <w:r>
+              <w:rPr>
+                <w:rFonts w:ascii="Cambria Math" w:hAnsi="Cambria Math" w:cs="Cambria Math"/>
+                <w:sz w:val="24"/>
+                <w:szCs w:val="24"/>
+              </w:rPr>
+              <w:t>66</w:t>
             </w:r>
           </w:p>
         </w:tc>
@@ -16324,7 +16425,24 @@
                 <w:szCs w:val="24"/>
                 <w:lang w:val="ru-RU"/>
               </w:rPr>
-              <w:t>54,66±0,91</w:t>
+              <w:t>54,6</w:t>
+            </w:r>
+            <w:r>
+              <w:rPr>
+                <w:rFonts w:ascii="Cambria Math" w:hAnsi="Cambria Math" w:cs="Cambria Math"/>
+                <w:sz w:val="24"/>
+                <w:szCs w:val="24"/>
+              </w:rPr>
+              <w:t>9</w:t>
+            </w:r>
+            <w:r>
+              <w:rPr>
+                <w:rFonts w:ascii="Cambria Math" w:hAnsi="Cambria Math" w:cs="Cambria Math"/>
+                <w:sz w:val="24"/>
+                <w:szCs w:val="24"/>
+                <w:lang w:val="ru-RU"/>
+              </w:rPr>
+              <w:t>±0,91</w:t>
             </w:r>
           </w:p>
         </w:tc>
@@ -16537,18 +16655,7 @@
           <w:szCs w:val="22"/>
           <w:bdr w:val="none" w:sz="0" w:space="0" w:color="auto" w:frame="1"/>
         </w:rPr>
-        <w:t>(</w:t>
-      </w:r>
-      <w:r>
-        <w:rPr>
-          <w:rStyle w:val="katex-mathml"/>
-          <w:rFonts w:ascii="Arial" w:eastAsiaTheme="majorEastAsia" w:hAnsi="Arial" w:cs="Arial"/>
-          <w:color w:val="0F1115"/>
-          <w:sz w:val="22"/>
-          <w:szCs w:val="22"/>
-          <w:bdr w:val="none" w:sz="0" w:space="0" w:color="auto" w:frame="1"/>
-        </w:rPr>
-        <w:t>η</w:t>
+        <w:t>(η</w:t>
       </w:r>
       <w:r>
         <w:rPr>
@@ -16614,6 +16721,7 @@
           <w:szCs w:val="22"/>
           <w:lang w:val="ru-RU" w:eastAsia="ru-RU"/>
         </w:rPr>
+        <w:lastRenderedPageBreak/>
         <w:t>для стальных шариков: </w:t>
       </w:r>
       <w:r>
@@ -16654,6 +16762,42 @@
       <w:proofErr w:type="gramEnd"/>
       <w:r>
         <w:rPr>
+          <w:rFonts w:ascii="Cambria Math" w:hAnsi="Cambria Math" w:cs="Cambria Math"/>
+          <w:sz w:val="24"/>
+          <w:szCs w:val="24"/>
+          <w:lang w:val="ru-RU"/>
+        </w:rPr>
+        <w:t>49,4</w:t>
+      </w:r>
+      <w:r>
+        <w:rPr>
+          <w:rFonts w:ascii="Cambria Math" w:hAnsi="Cambria Math" w:cs="Cambria Math"/>
+          <w:sz w:val="24"/>
+          <w:szCs w:val="24"/>
+          <w:lang w:val="ru-RU"/>
+        </w:rPr>
+        <w:t>9</w:t>
+      </w:r>
+      <w:r>
+        <w:rPr>
+          <w:rFonts w:ascii="Cambria Math" w:hAnsi="Cambria Math" w:cs="Cambria Math"/>
+          <w:sz w:val="24"/>
+          <w:szCs w:val="24"/>
+          <w:lang w:val="ru-RU"/>
+        </w:rPr>
+        <w:t>±2,</w:t>
+      </w:r>
+      <w:r>
+        <w:rPr>
+          <w:rFonts w:ascii="Cambria Math" w:hAnsi="Cambria Math" w:cs="Cambria Math"/>
+          <w:sz w:val="24"/>
+          <w:szCs w:val="24"/>
+          <w:lang w:val="ru-RU"/>
+        </w:rPr>
+        <w:t>66</w:t>
+      </w:r>
+      <w:r>
+        <w:rPr>
           <w:rFonts w:ascii="Arial" w:eastAsia="Times New Roman" w:hAnsi="Arial" w:cs="Arial"/>
           <w:color w:val="0F1115"/>
           <w:sz w:val="22"/>
@@ -16661,7 +16805,7 @@
           <w:bdr w:val="none" w:sz="0" w:space="0" w:color="auto" w:frame="1"/>
           <w:lang w:val="ru-RU" w:eastAsia="ru-RU"/>
         </w:rPr>
-        <w:t>49,46±2,71) кДж/моль</w:t>
+        <w:t>) кДж/моль</w:t>
       </w:r>
     </w:p>
     <w:p>
@@ -16688,7 +16832,6 @@
           <w:szCs w:val="22"/>
           <w:lang w:val="ru-RU" w:eastAsia="ru-RU"/>
         </w:rPr>
-        <w:lastRenderedPageBreak/>
         <w:t>для стеклянных шариков: </w:t>
       </w:r>
       <w:r>
@@ -16726,6 +16869,35 @@
         </w:rPr>
         <w:t>=(</w:t>
       </w:r>
+      <w:r>
+        <w:rPr>
+          <w:rFonts w:ascii="Cambria Math" w:hAnsi="Cambria Math" w:cs="Cambria Math"/>
+          <w:sz w:val="24"/>
+          <w:szCs w:val="24"/>
+          <w:lang w:val="ru-RU"/>
+        </w:rPr>
+        <w:t>54,6</w:t>
+      </w:r>
+      <w:proofErr w:type="gramEnd"/>
+      <w:r>
+        <w:rPr>
+          <w:rFonts w:ascii="Cambria Math" w:hAnsi="Cambria Math" w:cs="Cambria Math"/>
+          <w:sz w:val="24"/>
+          <w:szCs w:val="24"/>
+          <w:lang w:val="ru-RU"/>
+        </w:rPr>
+        <w:t>9</w:t>
+      </w:r>
+      <w:proofErr w:type="gramStart"/>
+      <w:r>
+        <w:rPr>
+          <w:rFonts w:ascii="Cambria Math" w:hAnsi="Cambria Math" w:cs="Cambria Math"/>
+          <w:sz w:val="24"/>
+          <w:szCs w:val="24"/>
+          <w:lang w:val="ru-RU"/>
+        </w:rPr>
+        <w:t>±0,91</w:t>
+      </w:r>
       <w:proofErr w:type="gramEnd"/>
       <w:r>
         <w:rPr>
@@ -16736,7 +16908,7 @@
           <w:bdr w:val="none" w:sz="0" w:space="0" w:color="auto" w:frame="1"/>
           <w:lang w:val="ru-RU" w:eastAsia="ru-RU"/>
         </w:rPr>
-        <w:t>54,66±0,91) кДж/моль</w:t>
+        <w:t>) кДж/моль</w:t>
       </w:r>
     </w:p>
     <w:p>
@@ -18990,4 +19162,16 @@
     </a:ext>
   </a:extLst>
 </a:theme>
+</file>
+
+<file path=customXml/item1.xml><?xml version="1.0" encoding="utf-8"?>
+<b:Sources xmlns:b="http://schemas.openxmlformats.org/officeDocument/2006/bibliography" xmlns="http://schemas.openxmlformats.org/officeDocument/2006/bibliography" SelectedStyle="\APASixthEditionOfficeOnline.xsl" StyleName="APA" Version="6"/>
+</file>
+
+<file path=customXml/itemProps1.xml><?xml version="1.0" encoding="utf-8"?>
+<ds:datastoreItem xmlns:ds="http://schemas.openxmlformats.org/officeDocument/2006/customXml" ds:itemID="{4AD965F9-147D-4000-A186-9EC6A0930982}">
+  <ds:schemaRefs>
+    <ds:schemaRef ds:uri="http://schemas.openxmlformats.org/officeDocument/2006/bibliography"/>
+  </ds:schemaRefs>
+</ds:datastoreItem>
 </file>